--- a/static/media/5.qd_ktr_dot_xuat.docx
+++ b/static/media/5.qd_ktr_dot_xuat.docx
@@ -1,6 +1,6 @@
 
 <file path=word/document.xml><?xml version="1.0" encoding="utf-8"?>
-<w:document xmlns:wpc="http://schemas.microsoft.com/office/word/2010/wordprocessingCanvas" xmlns:cx="http://schemas.microsoft.com/office/drawing/2014/chartex" xmlns:cx1="http://schemas.microsoft.com/office/drawing/2015/9/8/chartex" xmlns:cx2="http://schemas.microsoft.com/office/drawing/2015/10/21/chartex" xmlns:cx3="http://schemas.microsoft.com/office/drawing/2016/5/9/chartex" xmlns:cx4="http://schemas.microsoft.com/office/drawing/2016/5/10/chartex" xmlns:cx5="http://schemas.microsoft.com/office/drawing/2016/5/11/chartex" xmlns:cx6="http://schemas.microsoft.com/office/drawing/2016/5/12/chartex" xmlns:cx7="http://schemas.microsoft.com/office/drawing/2016/5/13/chartex" xmlns:cx8="http://schemas.microsoft.com/office/drawing/2016/5/14/chartex" xmlns:mc="http://schemas.openxmlformats.org/markup-compatibility/2006" xmlns:aink="http://schemas.microsoft.com/office/drawing/2016/ink" xmlns:am3d="http://schemas.microsoft.com/office/drawing/2017/model3d" xmlns:o="urn:schemas-microsoft-com:office:office" xmlns:r="http://schemas.openxmlformats.org/officeDocument/2006/relationships" xmlns:m="http://schemas.openxmlformats.org/officeDocument/2006/math" xmlns:v="urn:schemas-microsoft-com:vml" xmlns:wp14="http://schemas.microsoft.com/office/word/2010/wordprocessingDrawing" xmlns:wp="http://schemas.openxmlformats.org/drawingml/2006/wordprocessingDrawing" xmlns:w10="urn:schemas-microsoft-com:office:word" xmlns:w="http://schemas.openxmlformats.org/wordprocessingml/2006/main" xmlns:w14="http://schemas.microsoft.com/office/word/2010/wordml" xmlns:w15="http://schemas.microsoft.com/office/word/2012/wordml" xmlns:w16cex="http://schemas.microsoft.com/office/word/2018/wordml/cex" xmlns:w16cid="http://schemas.microsoft.com/office/word/2016/wordml/cid" xmlns:w16="http://schemas.microsoft.com/office/word/2018/wordml" xmlns:w16sdtdh="http://schemas.microsoft.com/office/word/2020/wordml/sdtdatahash" xmlns:w16se="http://schemas.microsoft.com/office/word/2015/wordml/symex" xmlns:wpg="http://schemas.microsoft.com/office/word/2010/wordprocessingGroup" xmlns:wpi="http://schemas.microsoft.com/office/word/2010/wordprocessingInk" xmlns:wne="http://schemas.microsoft.com/office/word/2006/wordml" xmlns:wps="http://schemas.microsoft.com/office/word/2010/wordprocessingShape" mc:Ignorable="w14 w15 w16se w16cid w16 w16cex w16sdtdh wp14">
+<w:document xmlns:wpc="http://schemas.microsoft.com/office/word/2010/wordprocessingCanvas" xmlns:cx="http://schemas.microsoft.com/office/drawing/2014/chartex" xmlns:cx1="http://schemas.microsoft.com/office/drawing/2015/9/8/chartex" xmlns:cx2="http://schemas.microsoft.com/office/drawing/2015/10/21/chartex" xmlns:cx3="http://schemas.microsoft.com/office/drawing/2016/5/9/chartex" xmlns:cx4="http://schemas.microsoft.com/office/drawing/2016/5/10/chartex" xmlns:cx5="http://schemas.microsoft.com/office/drawing/2016/5/11/chartex" xmlns:cx6="http://schemas.microsoft.com/office/drawing/2016/5/12/chartex" xmlns:cx7="http://schemas.microsoft.com/office/drawing/2016/5/13/chartex" xmlns:cx8="http://schemas.microsoft.com/office/drawing/2016/5/14/chartex" xmlns:mc="http://schemas.openxmlformats.org/markup-compatibility/2006" xmlns:aink="http://schemas.microsoft.com/office/drawing/2016/ink" xmlns:am3d="http://schemas.microsoft.com/office/drawing/2017/model3d" xmlns:o="urn:schemas-microsoft-com:office:office" xmlns:oel="http://schemas.microsoft.com/office/2019/extlst" xmlns:r="http://schemas.openxmlformats.org/officeDocument/2006/relationships" xmlns:m="http://schemas.openxmlformats.org/officeDocument/2006/math" xmlns:v="urn:schemas-microsoft-com:vml" xmlns:wp14="http://schemas.microsoft.com/office/word/2010/wordprocessingDrawing" xmlns:wp="http://schemas.openxmlformats.org/drawingml/2006/wordprocessingDrawing" xmlns:w10="urn:schemas-microsoft-com:office:word" xmlns:w="http://schemas.openxmlformats.org/wordprocessingml/2006/main" xmlns:w14="http://schemas.microsoft.com/office/word/2010/wordml" xmlns:w15="http://schemas.microsoft.com/office/word/2012/wordml" xmlns:w16cex="http://schemas.microsoft.com/office/word/2018/wordml/cex" xmlns:w16cid="http://schemas.microsoft.com/office/word/2016/wordml/cid" xmlns:w16="http://schemas.microsoft.com/office/word/2018/wordml" xmlns:w16du="http://schemas.microsoft.com/office/word/2023/wordml/word16du" xmlns:w16sdtdh="http://schemas.microsoft.com/office/word/2020/wordml/sdtdatahash" xmlns:w16sdtfl="http://schemas.microsoft.com/office/word/2024/wordml/sdtformatlock" xmlns:w16se="http://schemas.microsoft.com/office/word/2015/wordml/symex" xmlns:wpg="http://schemas.microsoft.com/office/word/2010/wordprocessingGroup" xmlns:wpi="http://schemas.microsoft.com/office/word/2010/wordprocessingInk" xmlns:wne="http://schemas.microsoft.com/office/word/2006/wordml" xmlns:wps="http://schemas.microsoft.com/office/word/2010/wordprocessingShape" mc:Ignorable="w14 w15 w16se w16cid w16 w16cex w16sdtdh w16sdtfl w16du wp14">
   <w:body>
     <w:p>
       <w:pPr>
@@ -16,7 +16,7 @@
     <w:p>
       <w:pPr>
         <w:tabs>
-          <w:tab w:val="center" w:pos="1276"/>
+          <w:tab w:val="center" w:pos="1701"/>
           <w:tab w:val="center" w:pos="6804"/>
         </w:tabs>
         <w:spacing w:after="0" w:line="260" w:lineRule="exact"/>
@@ -36,7 +36,7 @@
           <w:szCs w:val="24"/>
         </w:rPr>
         <w:tab/>
-        <w:t>TỔNG CỤC THUẾ</w:t>
+        <w:t>CỤC THUẾ</w:t>
       </w:r>
       <w:r>
         <w:rPr>
@@ -52,11 +52,11 @@
     <w:p>
       <w:pPr>
         <w:tabs>
-          <w:tab w:val="center" w:pos="1276"/>
+          <w:tab w:val="center" w:pos="1701"/>
           <w:tab w:val="center" w:pos="6804"/>
         </w:tabs>
         <w:spacing w:after="120" w:line="260" w:lineRule="exact"/>
-        <w:ind w:left="-567" w:right="-567"/>
+        <w:ind w:right="-567"/>
         <w:jc w:val="both"/>
         <w:rPr>
           <w:b/>
@@ -73,16 +73,16 @@
         <mc:AlternateContent>
           <mc:Choice Requires="wps">
             <w:drawing>
-              <wp:anchor distT="0" distB="0" distL="114300" distR="114300" simplePos="0" relativeHeight="251655680" behindDoc="0" locked="0" layoutInCell="1" allowOverlap="1" wp14:anchorId="01F5A0BB" wp14:editId="53778926">
+              <wp:anchor distT="0" distB="0" distL="114300" distR="114300" simplePos="0" relativeHeight="251655680" behindDoc="0" locked="0" layoutInCell="1" allowOverlap="1" wp14:anchorId="01F5A0BB" wp14:editId="18959998">
                 <wp:simplePos x="0" y="0"/>
                 <wp:positionH relativeFrom="column">
-                  <wp:posOffset>306705</wp:posOffset>
+                  <wp:posOffset>649605</wp:posOffset>
                 </wp:positionH>
                 <wp:positionV relativeFrom="paragraph">
                   <wp:posOffset>184785</wp:posOffset>
                 </wp:positionV>
                 <wp:extent cx="990600" cy="0"/>
-                <wp:effectExtent l="0" t="0" r="19050" b="19050"/>
+                <wp:effectExtent l="0" t="0" r="0" b="0"/>
                 <wp:wrapNone/>
                 <wp:docPr id="3" name="AutoShape 5"/>
                 <wp:cNvGraphicFramePr>
@@ -134,11 +134,11 @@
           </mc:Choice>
           <mc:Fallback>
             <w:pict>
-              <v:shapetype w14:anchorId="2A014F9C" id="_x0000_t32" coordsize="21600,21600" o:spt="32" o:oned="t" path="m,l21600,21600e" filled="f">
+              <v:shapetype w14:anchorId="76386EA0" id="_x0000_t32" coordsize="21600,21600" o:spt="32" o:oned="t" path="m,l21600,21600e" filled="f">
                 <v:path arrowok="t" fillok="f" o:connecttype="none"/>
                 <o:lock v:ext="edit" shapetype="t"/>
               </v:shapetype>
-              <v:shape id="AutoShape 5" o:spid="_x0000_s1026" type="#_x0000_t32" style="position:absolute;margin-left:24.15pt;margin-top:14.55pt;width:78pt;height:0;z-index:251655680;visibility:visible;mso-wrap-style:square;mso-width-percent:0;mso-height-percent:0;mso-wrap-distance-left:9pt;mso-wrap-distance-top:0;mso-wrap-distance-right:9pt;mso-wrap-distance-bottom:0;mso-position-horizontal:absolute;mso-position-horizontal-relative:text;mso-position-vertical:absolute;mso-position-vertical-relative:text;mso-width-percent:0;mso-height-percent:0;mso-width-relative:page;mso-height-relative:page" o:gfxdata="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"/>
+              <v:shape id="AutoShape 5" o:spid="_x0000_s1026" type="#_x0000_t32" style="position:absolute;margin-left:51.15pt;margin-top:14.55pt;width:78pt;height:0;z-index:251655680;visibility:visible;mso-wrap-style:square;mso-width-percent:0;mso-height-percent:0;mso-wrap-distance-left:9pt;mso-wrap-distance-top:0;mso-wrap-distance-right:9pt;mso-wrap-distance-bottom:0;mso-position-horizontal:absolute;mso-position-horizontal-relative:text;mso-position-vertical:absolute;mso-position-vertical-relative:text;mso-width-percent:0;mso-height-percent:0;mso-width-relative:page;mso-height-relative:page" o:gfxdata="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"/>
             </w:pict>
           </mc:Fallback>
         </mc:AlternateContent>
@@ -213,7 +213,7 @@
           </mc:Choice>
           <mc:Fallback>
             <w:pict>
-              <v:shape w14:anchorId="1429AB26" id="AutoShape 6" o:spid="_x0000_s1026" type="#_x0000_t32" style="position:absolute;margin-left:254.9pt;margin-top:14.7pt;width:170.25pt;height:0;z-index:251656704;visibility:visible;mso-wrap-style:square;mso-width-percent:0;mso-height-percent:0;mso-wrap-distance-left:9pt;mso-wrap-distance-top:0;mso-wrap-distance-right:9pt;mso-wrap-distance-bottom:0;mso-position-horizontal:absolute;mso-position-horizontal-relative:text;mso-position-vertical:absolute;mso-position-vertical-relative:text;mso-width-percent:0;mso-height-percent:0;mso-width-relative:page;mso-height-relative:page" o:gfxdata="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"/>
+              <v:shape w14:anchorId="2C361178" id="AutoShape 6" o:spid="_x0000_s1026" type="#_x0000_t32" style="position:absolute;margin-left:254.9pt;margin-top:14.7pt;width:170.25pt;height:0;z-index:251656704;visibility:visible;mso-wrap-style:square;mso-width-percent:0;mso-height-percent:0;mso-wrap-distance-left:9pt;mso-wrap-distance-top:0;mso-wrap-distance-right:9pt;mso-wrap-distance-bottom:0;mso-position-horizontal:absolute;mso-position-horizontal-relative:text;mso-position-vertical:absolute;mso-position-vertical-relative:text;mso-width-percent:0;mso-height-percent:0;mso-width-relative:page;mso-height-relative:page" o:gfxdata="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"/>
             </w:pict>
           </mc:Fallback>
         </mc:AlternateContent>
@@ -225,7 +225,7 @@
           <w:sz w:val="26"/>
           <w:szCs w:val="26"/>
         </w:rPr>
-        <w:t>CỤC THUẾ TỈNH QUẢNG TRỊ</w:t>
+        <w:t xml:space="preserve">CHI </w:t>
       </w:r>
       <w:r>
         <w:rPr>
@@ -234,6 +234,24 @@
           <w:sz w:val="26"/>
           <w:szCs w:val="26"/>
         </w:rPr>
+        <w:t xml:space="preserve">CỤC THUẾ </w:t>
+      </w:r>
+      <w:r>
+        <w:rPr>
+          <w:b/>
+          <w:color w:val="000000" w:themeColor="text1"/>
+          <w:sz w:val="26"/>
+          <w:szCs w:val="26"/>
+        </w:rPr>
+        <w:t>KHU VỰC XI</w:t>
+      </w:r>
+      <w:r>
+        <w:rPr>
+          <w:b/>
+          <w:color w:val="000000" w:themeColor="text1"/>
+          <w:sz w:val="26"/>
+          <w:szCs w:val="26"/>
+        </w:rPr>
         <w:tab/>
       </w:r>
       <w:r>
@@ -248,8 +266,8 @@
     <w:p>
       <w:pPr>
         <w:tabs>
-          <w:tab w:val="center" w:pos="1276"/>
-          <w:tab w:val="right" w:pos="9072"/>
+          <w:tab w:val="center" w:pos="1701"/>
+          <w:tab w:val="right" w:pos="9355"/>
         </w:tabs>
         <w:spacing w:before="120" w:after="0" w:line="240" w:lineRule="auto"/>
         <w:ind w:left="-567"/>
@@ -268,7 +286,7 @@
           <w:szCs w:val="26"/>
         </w:rPr>
         <w:tab/>
-        <w:t>Số:           /QĐ-CTQTR</w:t>
+        <w:t>Số:           /QĐ-C</w:t>
       </w:r>
       <w:r>
         <w:rPr>
@@ -276,6 +294,30 @@
           <w:sz w:val="26"/>
           <w:szCs w:val="26"/>
         </w:rPr>
+        <w:t>C</w:t>
+      </w:r>
+      <w:r>
+        <w:rPr>
+          <w:color w:val="000000" w:themeColor="text1"/>
+          <w:sz w:val="26"/>
+          <w:szCs w:val="26"/>
+        </w:rPr>
+        <w:t>T</w:t>
+      </w:r>
+      <w:r>
+        <w:rPr>
+          <w:color w:val="000000" w:themeColor="text1"/>
+          <w:sz w:val="26"/>
+          <w:szCs w:val="26"/>
+        </w:rPr>
+        <w:t>KV.XI</w:t>
+      </w:r>
+      <w:r>
+        <w:rPr>
+          <w:color w:val="000000" w:themeColor="text1"/>
+          <w:sz w:val="26"/>
+          <w:szCs w:val="26"/>
+        </w:rPr>
         <w:tab/>
       </w:r>
       <w:r>
@@ -337,7 +379,7 @@
     </w:p>
     <w:p>
       <w:pPr>
-        <w:spacing w:before="120" w:after="0" w:line="240" w:lineRule="auto"/>
+        <w:spacing w:before="240" w:after="0" w:line="240" w:lineRule="auto"/>
         <w:jc w:val="center"/>
         <w:rPr>
           <w:b/>
@@ -394,7 +436,7 @@
     </w:p>
     <w:p>
       <w:pPr>
-        <w:spacing w:before="120" w:after="0" w:line="240" w:lineRule="auto"/>
+        <w:spacing w:before="240" w:after="120" w:line="240" w:lineRule="auto"/>
         <w:ind w:firstLine="425"/>
         <w:jc w:val="center"/>
         <w:rPr>
@@ -475,7 +517,7 @@
           </mc:Choice>
           <mc:Fallback>
             <w:pict>
-              <v:shape w14:anchorId="1D6278A9" id="AutoShape 7" o:spid="_x0000_s1026" type="#_x0000_t32" style="position:absolute;margin-left:160.1pt;margin-top:1.7pt;width:146.7pt;height:0;z-index:251660800;visibility:visible;mso-wrap-style:square;mso-width-percent:0;mso-height-percent:0;mso-wrap-distance-left:9pt;mso-wrap-distance-top:0;mso-wrap-distance-right:9pt;mso-wrap-distance-bottom:0;mso-position-horizontal:absolute;mso-position-horizontal-relative:text;mso-position-vertical:absolute;mso-position-vertical-relative:text;mso-width-percent:0;mso-height-percent:0;mso-width-relative:page;mso-height-relative:page" o:gfxdata="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"/>
+              <v:shape w14:anchorId="38C6B775" id="AutoShape 7" o:spid="_x0000_s1026" type="#_x0000_t32" style="position:absolute;margin-left:160.1pt;margin-top:1.7pt;width:146.7pt;height:0;z-index:251660800;visibility:visible;mso-wrap-style:square;mso-width-percent:0;mso-height-percent:0;mso-wrap-distance-left:9pt;mso-wrap-distance-top:0;mso-wrap-distance-right:9pt;mso-wrap-distance-bottom:0;mso-position-horizontal:absolute;mso-position-horizontal-relative:text;mso-position-vertical:absolute;mso-position-vertical-relative:text;mso-width-percent:0;mso-height-percent:0;mso-width-relative:page;mso-height-relative:page" o:gfxdata="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"/>
             </w:pict>
           </mc:Fallback>
         </mc:AlternateContent>
@@ -488,12 +530,42 @@
           <w:color w:val="000000" w:themeColor="text1"/>
           <w:szCs w:val="28"/>
         </w:rPr>
-        <w:t>CỤC TRƯỞNG CỤC THUẾ TỈNH QUẢNG TRỊ</w:t>
+        <w:t xml:space="preserve">CHI </w:t>
+      </w:r>
+      <w:r>
+        <w:rPr>
+          <w:b/>
+          <w:bCs/>
+          <w:iCs/>
+          <w:color w:val="000000" w:themeColor="text1"/>
+          <w:szCs w:val="28"/>
+        </w:rPr>
+        <w:t>CỤC TRƯỞNG</w:t>
+      </w:r>
+      <w:r>
+        <w:rPr>
+          <w:b/>
+          <w:bCs/>
+          <w:iCs/>
+          <w:color w:val="000000" w:themeColor="text1"/>
+          <w:szCs w:val="28"/>
+        </w:rPr>
+        <w:t xml:space="preserve"> CHI</w:t>
+      </w:r>
+      <w:r>
+        <w:rPr>
+          <w:b/>
+          <w:bCs/>
+          <w:iCs/>
+          <w:color w:val="000000" w:themeColor="text1"/>
+          <w:szCs w:val="28"/>
+        </w:rPr>
+        <w:t xml:space="preserve"> CỤC THUẾ</w:t>
       </w:r>
     </w:p>
     <w:p>
       <w:pPr>
-        <w:spacing w:after="0" w:line="240" w:lineRule="auto"/>
+        <w:spacing w:before="60" w:after="0" w:line="240" w:lineRule="auto"/>
         <w:ind w:firstLine="425"/>
         <w:jc w:val="both"/>
         <w:rPr>
@@ -537,7 +609,7 @@
     </w:p>
     <w:p>
       <w:pPr>
-        <w:spacing w:after="0" w:line="240" w:lineRule="auto"/>
+        <w:spacing w:before="60" w:after="0" w:line="240" w:lineRule="auto"/>
         <w:ind w:firstLine="425"/>
         <w:jc w:val="both"/>
         <w:rPr>
@@ -557,7 +629,7 @@
     </w:p>
     <w:p>
       <w:pPr>
-        <w:spacing w:after="0" w:line="240" w:lineRule="auto"/>
+        <w:spacing w:before="60" w:after="0" w:line="240" w:lineRule="auto"/>
         <w:ind w:firstLine="425"/>
         <w:jc w:val="both"/>
         <w:rPr>
@@ -568,16 +640,79 @@
       </w:pPr>
       <w:r>
         <w:rPr>
-          <w:i/>
-          <w:color w:val="000000" w:themeColor="text1"/>
-          <w:szCs w:val="28"/>
-        </w:rPr>
-        <w:t>Căn cứ Quyết định số 1836/QĐ-BTC ngày 08 tháng 10 năm 2018 của Bộ Tài Chính quy định chức năng, nhiệm vụ, quyền hạn và cơ cấu tổ chức của Cục Thuế thuộc Tổng cục Thuế;</w:t>
+          <w:bCs/>
+          <w:i/>
+        </w:rPr>
+        <w:t xml:space="preserve">Căn cứ Quyết định số </w:t>
+      </w:r>
+      <w:r>
+        <w:rPr>
+          <w:bCs/>
+          <w:i/>
+        </w:rPr>
+        <w:t>904</w:t>
+      </w:r>
+      <w:r>
+        <w:rPr>
+          <w:bCs/>
+          <w:i/>
+        </w:rPr>
+        <w:t xml:space="preserve">/QĐ-BTC ngày </w:t>
+      </w:r>
+      <w:r>
+        <w:rPr>
+          <w:bCs/>
+          <w:i/>
+        </w:rPr>
+        <w:t>03/03/2025</w:t>
+      </w:r>
+      <w:r>
+        <w:rPr>
+          <w:bCs/>
+          <w:i/>
+        </w:rPr>
+        <w:t xml:space="preserve"> của Bộ Tài chính quy định chức năng, nhiệm vụ, quyền hạn và cơ cấu tổ chức của C</w:t>
+      </w:r>
+      <w:r>
+        <w:rPr>
+          <w:bCs/>
+          <w:i/>
+        </w:rPr>
+        <w:t>hi c</w:t>
+      </w:r>
+      <w:r>
+        <w:rPr>
+          <w:bCs/>
+          <w:i/>
+        </w:rPr>
+        <w:t xml:space="preserve">ục Thuế </w:t>
+      </w:r>
+      <w:r>
+        <w:rPr>
+          <w:bCs/>
+          <w:i/>
+        </w:rPr>
+        <w:t xml:space="preserve">khu vực </w:t>
+      </w:r>
+      <w:r>
+        <w:rPr>
+          <w:bCs/>
+          <w:i/>
+        </w:rPr>
+        <w:t>thuộc Cục Thuế</w:t>
+      </w:r>
+      <w:r>
+        <w:rPr>
+          <w:i/>
+          <w:color w:val="000000" w:themeColor="text1"/>
+          <w:szCs w:val="28"/>
+        </w:rPr>
+        <w:t>;</w:t>
       </w:r>
     </w:p>
     <w:p>
       <w:pPr>
-        <w:spacing w:after="0" w:line="240" w:lineRule="auto"/>
+        <w:spacing w:before="60" w:after="0" w:line="240" w:lineRule="auto"/>
         <w:ind w:firstLine="425"/>
         <w:jc w:val="both"/>
         <w:rPr>
@@ -629,7 +764,7 @@
     </w:p>
     <w:p>
       <w:pPr>
-        <w:spacing w:after="0" w:line="240" w:lineRule="auto"/>
+        <w:spacing w:before="60" w:after="0" w:line="240" w:lineRule="auto"/>
         <w:ind w:firstLine="425"/>
         <w:jc w:val="both"/>
         <w:rPr>
@@ -660,12 +795,41 @@
           <w:color w:val="000000" w:themeColor="text1"/>
           <w:szCs w:val="28"/>
         </w:rPr>
+        <w:t xml:space="preserve"> </w:t>
+      </w:r>
+      <w:r>
+        <w:rPr>
+          <w:i/>
+          <w:color w:val="000000" w:themeColor="text1"/>
+        </w:rPr>
+        <w:t xml:space="preserve">của </w:t>
+      </w:r>
+      <w:r>
+        <w:rPr>
+          <w:i/>
+          <w:color w:val="000000" w:themeColor="text1"/>
+        </w:rPr>
+        <w:t>&lt;ten_dv&gt;</w:t>
+      </w:r>
+      <w:r>
+        <w:rPr>
+          <w:i/>
+          <w:color w:val="000000" w:themeColor="text1"/>
+        </w:rPr>
+        <w:t xml:space="preserve"> về việc xin kiểm tra quyết toán thuế</w:t>
+      </w:r>
+      <w:r>
+        <w:rPr>
+          <w:i/>
+          <w:color w:val="000000" w:themeColor="text1"/>
+          <w:szCs w:val="28"/>
+        </w:rPr>
         <w:t>;</w:t>
       </w:r>
     </w:p>
     <w:p>
       <w:pPr>
-        <w:spacing w:after="0" w:line="240" w:lineRule="auto"/>
+        <w:spacing w:before="60" w:after="0" w:line="240" w:lineRule="auto"/>
         <w:ind w:firstLine="425"/>
         <w:jc w:val="both"/>
         <w:rPr>
@@ -733,7 +897,7 @@
     </w:p>
     <w:p>
       <w:pPr>
-        <w:spacing w:after="0" w:line="240" w:lineRule="auto"/>
+        <w:spacing w:before="60" w:after="0" w:line="240" w:lineRule="auto"/>
         <w:ind w:firstLine="425"/>
         <w:jc w:val="both"/>
         <w:rPr>
@@ -753,7 +917,7 @@
     </w:p>
     <w:p>
       <w:pPr>
-        <w:spacing w:after="0" w:line="240" w:lineRule="auto"/>
+        <w:spacing w:before="60" w:after="0" w:line="240" w:lineRule="auto"/>
         <w:ind w:firstLine="425"/>
         <w:jc w:val="both"/>
         <w:rPr>
@@ -792,7 +956,23 @@
           <w:color w:val="000000" w:themeColor="text1"/>
           <w:szCs w:val="28"/>
         </w:rPr>
-        <w:t>Thanh tra - Kiểm tra.</w:t>
+        <w:t>Thanh tra - Kiểm tra</w:t>
+      </w:r>
+      <w:r>
+        <w:rPr>
+          <w:i/>
+          <w:color w:val="000000" w:themeColor="text1"/>
+          <w:szCs w:val="28"/>
+        </w:rPr>
+        <w:t xml:space="preserve"> số 4</w:t>
+      </w:r>
+      <w:r>
+        <w:rPr>
+          <w:i/>
+          <w:color w:val="000000" w:themeColor="text1"/>
+          <w:szCs w:val="28"/>
+        </w:rPr>
+        <w:t>.</w:t>
       </w:r>
     </w:p>
     <w:p>
@@ -817,7 +997,7 @@
     </w:p>
     <w:p>
       <w:pPr>
-        <w:spacing w:after="0" w:line="240" w:lineRule="auto"/>
+        <w:spacing w:before="60" w:after="0" w:line="240" w:lineRule="auto"/>
         <w:ind w:firstLine="425"/>
         <w:jc w:val="both"/>
         <w:rPr>
@@ -850,7 +1030,14 @@
           <w:color w:val="000000" w:themeColor="text1"/>
           <w:szCs w:val="28"/>
         </w:rPr>
-        <w:t xml:space="preserve"> thuế tại:</w:t>
+        <w:t xml:space="preserve"> chấp hành pháp luật</w:t>
+      </w:r>
+      <w:r>
+        <w:rPr>
+          <w:color w:val="000000" w:themeColor="text1"/>
+          <w:szCs w:val="28"/>
+        </w:rPr>
+        <w:t xml:space="preserve"> thuế tại</w:t>
       </w:r>
       <w:r>
         <w:rPr>
@@ -939,7 +1126,7 @@
     </w:p>
     <w:p>
       <w:pPr>
-        <w:spacing w:after="0" w:line="240" w:lineRule="auto"/>
+        <w:spacing w:before="60" w:after="0" w:line="240" w:lineRule="auto"/>
         <w:ind w:firstLine="425"/>
         <w:jc w:val="both"/>
         <w:rPr>
@@ -985,7 +1172,7 @@
     </w:p>
     <w:p>
       <w:pPr>
-        <w:spacing w:after="0" w:line="240" w:lineRule="auto"/>
+        <w:spacing w:before="60" w:after="0" w:line="240" w:lineRule="auto"/>
         <w:ind w:firstLine="425"/>
         <w:jc w:val="both"/>
         <w:rPr>
@@ -1005,21 +1192,7 @@
           <w:color w:val="000000" w:themeColor="text1"/>
           <w:szCs w:val="28"/>
         </w:rPr>
-        <w:t xml:space="preserve">Tình hình </w:t>
-      </w:r>
-      <w:r>
-        <w:rPr>
-          <w:color w:val="000000" w:themeColor="text1"/>
-          <w:szCs w:val="28"/>
-        </w:rPr>
-        <w:t xml:space="preserve">in, phát hành, </w:t>
-      </w:r>
-      <w:r>
-        <w:rPr>
-          <w:color w:val="000000" w:themeColor="text1"/>
-          <w:szCs w:val="28"/>
-        </w:rPr>
-        <w:t>quản lý</w:t>
+        <w:t>Tình hình quản lý</w:t>
       </w:r>
       <w:r>
         <w:rPr>
@@ -1045,7 +1218,7 @@
     </w:p>
     <w:p>
       <w:pPr>
-        <w:spacing w:after="0" w:line="240" w:lineRule="auto"/>
+        <w:spacing w:before="60" w:after="0" w:line="240" w:lineRule="auto"/>
         <w:ind w:firstLine="425"/>
         <w:jc w:val="both"/>
         <w:rPr>
@@ -1077,7 +1250,7 @@
     </w:p>
     <w:p>
       <w:pPr>
-        <w:spacing w:after="0" w:line="240" w:lineRule="auto"/>
+        <w:spacing w:before="60" w:after="0" w:line="240" w:lineRule="auto"/>
         <w:ind w:firstLine="425"/>
         <w:jc w:val="both"/>
         <w:rPr>
@@ -1158,7 +1331,7 @@
     </w:p>
     <w:p>
       <w:pPr>
-        <w:spacing w:after="0" w:line="240" w:lineRule="auto"/>
+        <w:spacing w:before="60" w:after="0" w:line="240" w:lineRule="auto"/>
         <w:ind w:firstLine="425"/>
         <w:jc w:val="both"/>
         <w:rPr>
@@ -1219,7 +1392,7 @@
       </w:tblGrid>
       <w:tr>
         <w:trPr>
-          <w:trHeight w:val="223"/>
+          <w:trHeight w:val="340"/>
         </w:trPr>
         <w:tc>
           <w:tcPr>
@@ -1320,7 +1493,7 @@
       </w:tr>
       <w:tr>
         <w:trPr>
-          <w:trHeight w:val="341"/>
+          <w:trHeight w:val="340"/>
         </w:trPr>
         <w:tc>
           <w:tcPr>
@@ -1421,7 +1594,7 @@
       </w:tr>
       <w:tr>
         <w:trPr>
-          <w:trHeight w:val="275"/>
+          <w:trHeight w:val="340"/>
         </w:trPr>
         <w:tc>
           <w:tcPr>
@@ -1522,7 +1695,7 @@
       </w:tr>
       <w:tr>
         <w:trPr>
-          <w:trHeight w:val="275"/>
+          <w:trHeight w:val="340"/>
         </w:trPr>
         <w:tc>
           <w:tcPr>
@@ -1624,7 +1797,7 @@
       </w:tr>
       <w:tr>
         <w:trPr>
-          <w:trHeight w:val="275"/>
+          <w:trHeight w:val="340"/>
         </w:trPr>
         <w:tc>
           <w:tcPr>
@@ -1725,7 +1898,7 @@
       </w:tr>
       <w:tr>
         <w:trPr>
-          <w:trHeight w:val="275"/>
+          <w:trHeight w:val="340"/>
         </w:trPr>
         <w:tc>
           <w:tcPr>
@@ -1826,7 +1999,7 @@
       </w:tr>
       <w:tr>
         <w:trPr>
-          <w:trHeight w:val="275"/>
+          <w:trHeight w:val="340"/>
         </w:trPr>
         <w:tc>
           <w:tcPr>
@@ -1927,7 +2100,7 @@
       </w:tr>
       <w:tr>
         <w:trPr>
-          <w:trHeight w:val="275"/>
+          <w:trHeight w:val="340"/>
         </w:trPr>
         <w:tc>
           <w:tcPr>
@@ -2028,7 +2201,7 @@
       </w:tr>
       <w:tr>
         <w:trPr>
-          <w:trHeight w:val="275"/>
+          <w:trHeight w:val="340"/>
         </w:trPr>
         <w:tc>
           <w:tcPr>
@@ -2048,6 +2221,7 @@
               <w:rPr>
                 <w:szCs w:val="28"/>
               </w:rPr>
+              <w:lastRenderedPageBreak/>
               <w:t>9.</w:t>
             </w:r>
           </w:p>
@@ -2130,7 +2304,7 @@
     </w:tbl>
     <w:p>
       <w:pPr>
-        <w:spacing w:after="0" w:line="240" w:lineRule="auto"/>
+        <w:spacing w:before="60" w:after="0" w:line="240" w:lineRule="auto"/>
         <w:ind w:firstLine="425"/>
         <w:jc w:val="both"/>
         <w:rPr>
@@ -2260,7 +2434,7 @@
     </w:p>
     <w:p>
       <w:pPr>
-        <w:spacing w:after="0" w:line="240" w:lineRule="auto"/>
+        <w:spacing w:before="60" w:after="0" w:line="240" w:lineRule="auto"/>
         <w:ind w:firstLine="425"/>
         <w:jc w:val="both"/>
         <w:rPr>
@@ -2341,7 +2515,7 @@
     </w:p>
     <w:p>
       <w:pPr>
-        <w:spacing w:after="0" w:line="240" w:lineRule="auto"/>
+        <w:spacing w:before="60" w:after="0" w:line="240" w:lineRule="auto"/>
         <w:ind w:firstLine="425"/>
         <w:jc w:val="both"/>
         <w:rPr>
@@ -2355,7 +2529,6 @@
           <w:color w:val="000000" w:themeColor="text1"/>
           <w:szCs w:val="28"/>
         </w:rPr>
-        <w:lastRenderedPageBreak/>
         <w:t>Điều 3.</w:t>
       </w:r>
       <w:r>
@@ -2496,7 +2669,21 @@
           <w:color w:val="000000" w:themeColor="text1"/>
           <w:sz w:val="22"/>
         </w:rPr>
-        <w:t>Phòng KK&amp;KTT;</w:t>
+        <w:t xml:space="preserve">Phòng </w:t>
+      </w:r>
+      <w:r>
+        <w:rPr>
+          <w:bCs/>
+          <w:sz w:val="22"/>
+        </w:rPr>
+        <w:t>QLHTDN số 3</w:t>
+      </w:r>
+      <w:r>
+        <w:rPr>
+          <w:color w:val="000000" w:themeColor="text1"/>
+          <w:sz w:val="22"/>
+        </w:rPr>
+        <w:t>;</w:t>
       </w:r>
     </w:p>
     <w:p>
@@ -2512,7 +2699,21 @@
           <w:color w:val="000000" w:themeColor="text1"/>
           <w:sz w:val="22"/>
         </w:rPr>
-        <w:t>- Lưu: VT, TTKT (04b).</w:t>
+        <w:t>- Lưu: VT, TTKT</w:t>
+      </w:r>
+      <w:r>
+        <w:rPr>
+          <w:color w:val="000000" w:themeColor="text1"/>
+          <w:sz w:val="22"/>
+        </w:rPr>
+        <w:t>4</w:t>
+      </w:r>
+      <w:r>
+        <w:rPr>
+          <w:color w:val="000000" w:themeColor="text1"/>
+          <w:sz w:val="22"/>
+        </w:rPr>
+        <w:t xml:space="preserve"> (04b).</w:t>
       </w:r>
     </w:p>
     <w:p>
@@ -2627,7 +2828,7 @@
     </w:p>
     <w:sectPr>
       <w:pgSz w:w="11907" w:h="16840" w:code="9"/>
-      <w:pgMar w:top="851" w:right="992" w:bottom="709" w:left="1418" w:header="720" w:footer="720" w:gutter="0"/>
+      <w:pgMar w:top="1134" w:right="1134" w:bottom="1134" w:left="1418" w:header="720" w:footer="720" w:gutter="0"/>
       <w:cols w:space="720"/>
       <w:docGrid w:linePitch="381"/>
     </w:sectPr>
@@ -2636,7 +2837,7 @@
 </file>
 
 <file path=word/numbering.xml><?xml version="1.0" encoding="utf-8"?>
-<w:numbering xmlns:wpc="http://schemas.microsoft.com/office/word/2010/wordprocessingCanvas" xmlns:cx="http://schemas.microsoft.com/office/drawing/2014/chartex" xmlns:cx1="http://schemas.microsoft.com/office/drawing/2015/9/8/chartex" xmlns:cx2="http://schemas.microsoft.com/office/drawing/2015/10/21/chartex" xmlns:cx3="http://schemas.microsoft.com/office/drawing/2016/5/9/chartex" xmlns:cx4="http://schemas.microsoft.com/office/drawing/2016/5/10/chartex" xmlns:cx5="http://schemas.microsoft.com/office/drawing/2016/5/11/chartex" xmlns:cx6="http://schemas.microsoft.com/office/drawing/2016/5/12/chartex" xmlns:cx7="http://schemas.microsoft.com/office/drawing/2016/5/13/chartex" xmlns:cx8="http://schemas.microsoft.com/office/drawing/2016/5/14/chartex" xmlns:mc="http://schemas.openxmlformats.org/markup-compatibility/2006" xmlns:aink="http://schemas.microsoft.com/office/drawing/2016/ink" xmlns:am3d="http://schemas.microsoft.com/office/drawing/2017/model3d" xmlns:o="urn:schemas-microsoft-com:office:office" xmlns:r="http://schemas.openxmlformats.org/officeDocument/2006/relationships" xmlns:m="http://schemas.openxmlformats.org/officeDocument/2006/math" xmlns:v="urn:schemas-microsoft-com:vml" xmlns:wp14="http://schemas.microsoft.com/office/word/2010/wordprocessingDrawing" xmlns:wp="http://schemas.openxmlformats.org/drawingml/2006/wordprocessingDrawing" xmlns:w10="urn:schemas-microsoft-com:office:word" xmlns:w="http://schemas.openxmlformats.org/wordprocessingml/2006/main" xmlns:w14="http://schemas.microsoft.com/office/word/2010/wordml" xmlns:w15="http://schemas.microsoft.com/office/word/2012/wordml" xmlns:w16cex="http://schemas.microsoft.com/office/word/2018/wordml/cex" xmlns:w16cid="http://schemas.microsoft.com/office/word/2016/wordml/cid" xmlns:w16="http://schemas.microsoft.com/office/word/2018/wordml" xmlns:w16sdtdh="http://schemas.microsoft.com/office/word/2020/wordml/sdtdatahash" xmlns:w16se="http://schemas.microsoft.com/office/word/2015/wordml/symex" xmlns:wpg="http://schemas.microsoft.com/office/word/2010/wordprocessingGroup" xmlns:wpi="http://schemas.microsoft.com/office/word/2010/wordprocessingInk" xmlns:wne="http://schemas.microsoft.com/office/word/2006/wordml" xmlns:wps="http://schemas.microsoft.com/office/word/2010/wordprocessingShape" mc:Ignorable="w14 w15 w16se w16cid w16 w16cex w16sdtdh wp14">
+<w:numbering xmlns:wpc="http://schemas.microsoft.com/office/word/2010/wordprocessingCanvas" xmlns:cx="http://schemas.microsoft.com/office/drawing/2014/chartex" xmlns:cx1="http://schemas.microsoft.com/office/drawing/2015/9/8/chartex" xmlns:cx2="http://schemas.microsoft.com/office/drawing/2015/10/21/chartex" xmlns:cx3="http://schemas.microsoft.com/office/drawing/2016/5/9/chartex" xmlns:cx4="http://schemas.microsoft.com/office/drawing/2016/5/10/chartex" xmlns:cx5="http://schemas.microsoft.com/office/drawing/2016/5/11/chartex" xmlns:cx6="http://schemas.microsoft.com/office/drawing/2016/5/12/chartex" xmlns:cx7="http://schemas.microsoft.com/office/drawing/2016/5/13/chartex" xmlns:cx8="http://schemas.microsoft.com/office/drawing/2016/5/14/chartex" xmlns:mc="http://schemas.openxmlformats.org/markup-compatibility/2006" xmlns:aink="http://schemas.microsoft.com/office/drawing/2016/ink" xmlns:am3d="http://schemas.microsoft.com/office/drawing/2017/model3d" xmlns:o="urn:schemas-microsoft-com:office:office" xmlns:oel="http://schemas.microsoft.com/office/2019/extlst" xmlns:r="http://schemas.openxmlformats.org/officeDocument/2006/relationships" xmlns:m="http://schemas.openxmlformats.org/officeDocument/2006/math" xmlns:v="urn:schemas-microsoft-com:vml" xmlns:wp14="http://schemas.microsoft.com/office/word/2010/wordprocessingDrawing" xmlns:wp="http://schemas.openxmlformats.org/drawingml/2006/wordprocessingDrawing" xmlns:w10="urn:schemas-microsoft-com:office:word" xmlns:w="http://schemas.openxmlformats.org/wordprocessingml/2006/main" xmlns:w14="http://schemas.microsoft.com/office/word/2010/wordml" xmlns:w15="http://schemas.microsoft.com/office/word/2012/wordml" xmlns:w16cex="http://schemas.microsoft.com/office/word/2018/wordml/cex" xmlns:w16cid="http://schemas.microsoft.com/office/word/2016/wordml/cid" xmlns:w16="http://schemas.microsoft.com/office/word/2018/wordml" xmlns:w16du="http://schemas.microsoft.com/office/word/2023/wordml/word16du" xmlns:w16sdtdh="http://schemas.microsoft.com/office/word/2020/wordml/sdtdatahash" xmlns:w16sdtfl="http://schemas.microsoft.com/office/word/2024/wordml/sdtformatlock" xmlns:w16se="http://schemas.microsoft.com/office/word/2015/wordml/symex" xmlns:wpg="http://schemas.microsoft.com/office/word/2010/wordprocessingGroup" xmlns:wpi="http://schemas.microsoft.com/office/word/2010/wordprocessingInk" xmlns:wne="http://schemas.microsoft.com/office/word/2006/wordml" xmlns:wps="http://schemas.microsoft.com/office/word/2010/wordprocessingShape" mc:Ignorable="w14 w15 w16se w16cid w16 w16cex w16sdtdh w16sdtfl w16du wp14">
   <w:abstractNum w:abstractNumId="0" w15:restartNumberingAfterBreak="0">
     <w:nsid w:val="2E076CC2"/>
     <w:multiLevelType w:val="hybridMultilevel"/>
@@ -3177,26 +3378,26 @@
       </w:pPr>
     </w:lvl>
   </w:abstractNum>
-  <w:num w:numId="1">
+  <w:num w:numId="1" w16cid:durableId="1856068036">
     <w:abstractNumId w:val="2"/>
   </w:num>
-  <w:num w:numId="2">
+  <w:num w:numId="2" w16cid:durableId="830490656">
     <w:abstractNumId w:val="4"/>
   </w:num>
-  <w:num w:numId="3">
+  <w:num w:numId="3" w16cid:durableId="255358920">
     <w:abstractNumId w:val="3"/>
   </w:num>
-  <w:num w:numId="4">
+  <w:num w:numId="4" w16cid:durableId="1805847119">
     <w:abstractNumId w:val="1"/>
   </w:num>
-  <w:num w:numId="5">
+  <w:num w:numId="5" w16cid:durableId="645090909">
     <w:abstractNumId w:val="0"/>
   </w:num>
 </w:numbering>
 </file>
 
 <file path=word/styles.xml><?xml version="1.0" encoding="utf-8"?>
-<w:styles xmlns:mc="http://schemas.openxmlformats.org/markup-compatibility/2006" xmlns:r="http://schemas.openxmlformats.org/officeDocument/2006/relationships" xmlns:w="http://schemas.openxmlformats.org/wordprocessingml/2006/main" xmlns:w14="http://schemas.microsoft.com/office/word/2010/wordml" xmlns:w15="http://schemas.microsoft.com/office/word/2012/wordml" xmlns:w16cex="http://schemas.microsoft.com/office/word/2018/wordml/cex" xmlns:w16cid="http://schemas.microsoft.com/office/word/2016/wordml/cid" xmlns:w16="http://schemas.microsoft.com/office/word/2018/wordml" xmlns:w16sdtdh="http://schemas.microsoft.com/office/word/2020/wordml/sdtdatahash" xmlns:w16se="http://schemas.microsoft.com/office/word/2015/wordml/symex" mc:Ignorable="w14 w15 w16se w16cid w16 w16cex w16sdtdh">
+<w:styles xmlns:mc="http://schemas.openxmlformats.org/markup-compatibility/2006" xmlns:r="http://schemas.openxmlformats.org/officeDocument/2006/relationships" xmlns:w="http://schemas.openxmlformats.org/wordprocessingml/2006/main" xmlns:w14="http://schemas.microsoft.com/office/word/2010/wordml" xmlns:w15="http://schemas.microsoft.com/office/word/2012/wordml" xmlns:w16cex="http://schemas.microsoft.com/office/word/2018/wordml/cex" xmlns:w16cid="http://schemas.microsoft.com/office/word/2016/wordml/cid" xmlns:w16="http://schemas.microsoft.com/office/word/2018/wordml" xmlns:w16du="http://schemas.microsoft.com/office/word/2023/wordml/word16du" xmlns:w16sdtdh="http://schemas.microsoft.com/office/word/2020/wordml/sdtdatahash" xmlns:w16sdtfl="http://schemas.microsoft.com/office/word/2024/wordml/sdtformatlock" xmlns:w16se="http://schemas.microsoft.com/office/word/2015/wordml/symex" mc:Ignorable="w14 w15 w16se w16cid w16 w16cex w16sdtdh w16sdtfl w16du">
   <w:docDefaults>
     <w:rPrDefault>
       <w:rPr>

--- a/static/media/5.qd_ktr_dot_xuat.docx
+++ b/static/media/5.qd_ktr_dot_xuat.docx
@@ -134,7 +134,7 @@
           </mc:Choice>
           <mc:Fallback>
             <w:pict>
-              <v:shapetype w14:anchorId="76386EA0" id="_x0000_t32" coordsize="21600,21600" o:spt="32" o:oned="t" path="m,l21600,21600e" filled="f">
+              <v:shapetype w14:anchorId="36C55ECC" id="_x0000_t32" coordsize="21600,21600" o:spt="32" o:oned="t" path="m,l21600,21600e" filled="f">
                 <v:path arrowok="t" fillok="f" o:connecttype="none"/>
                 <o:lock v:ext="edit" shapetype="t"/>
               </v:shapetype>
@@ -213,7 +213,7 @@
           </mc:Choice>
           <mc:Fallback>
             <w:pict>
-              <v:shape w14:anchorId="2C361178" id="AutoShape 6" o:spid="_x0000_s1026" type="#_x0000_t32" style="position:absolute;margin-left:254.9pt;margin-top:14.7pt;width:170.25pt;height:0;z-index:251656704;visibility:visible;mso-wrap-style:square;mso-width-percent:0;mso-height-percent:0;mso-wrap-distance-left:9pt;mso-wrap-distance-top:0;mso-wrap-distance-right:9pt;mso-wrap-distance-bottom:0;mso-position-horizontal:absolute;mso-position-horizontal-relative:text;mso-position-vertical:absolute;mso-position-vertical-relative:text;mso-width-percent:0;mso-height-percent:0;mso-width-relative:page;mso-height-relative:page" o:gfxdata="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"/>
+              <v:shape w14:anchorId="177AEF77" id="AutoShape 6" o:spid="_x0000_s1026" type="#_x0000_t32" style="position:absolute;margin-left:254.9pt;margin-top:14.7pt;width:170.25pt;height:0;z-index:251656704;visibility:visible;mso-wrap-style:square;mso-width-percent:0;mso-height-percent:0;mso-wrap-distance-left:9pt;mso-wrap-distance-top:0;mso-wrap-distance-right:9pt;mso-wrap-distance-bottom:0;mso-position-horizontal:absolute;mso-position-horizontal-relative:text;mso-position-vertical:absolute;mso-position-vertical-relative:text;mso-width-percent:0;mso-height-percent:0;mso-width-relative:page;mso-height-relative:page" o:gfxdata="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"/>
             </w:pict>
           </mc:Fallback>
         </mc:AlternateContent>
@@ -517,7 +517,7 @@
           </mc:Choice>
           <mc:Fallback>
             <w:pict>
-              <v:shape w14:anchorId="38C6B775" id="AutoShape 7" o:spid="_x0000_s1026" type="#_x0000_t32" style="position:absolute;margin-left:160.1pt;margin-top:1.7pt;width:146.7pt;height:0;z-index:251660800;visibility:visible;mso-wrap-style:square;mso-width-percent:0;mso-height-percent:0;mso-wrap-distance-left:9pt;mso-wrap-distance-top:0;mso-wrap-distance-right:9pt;mso-wrap-distance-bottom:0;mso-position-horizontal:absolute;mso-position-horizontal-relative:text;mso-position-vertical:absolute;mso-position-vertical-relative:text;mso-width-percent:0;mso-height-percent:0;mso-width-relative:page;mso-height-relative:page" o:gfxdata="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"/>
+              <v:shape w14:anchorId="76703806" id="AutoShape 7" o:spid="_x0000_s1026" type="#_x0000_t32" style="position:absolute;margin-left:160.1pt;margin-top:1.7pt;width:146.7pt;height:0;z-index:251660800;visibility:visible;mso-wrap-style:square;mso-width-percent:0;mso-height-percent:0;mso-wrap-distance-left:9pt;mso-wrap-distance-top:0;mso-wrap-distance-right:9pt;mso-wrap-distance-bottom:0;mso-position-horizontal:absolute;mso-position-horizontal-relative:text;mso-position-vertical:absolute;mso-position-vertical-relative:text;mso-width-percent:0;mso-height-percent:0;mso-width-relative:page;mso-height-relative:page" o:gfxdata="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"/>
             </w:pict>
           </mc:Fallback>
         </mc:AlternateContent>
@@ -712,54 +712,107 @@
     </w:p>
     <w:p>
       <w:pPr>
+        <w:spacing w:before="120" w:after="120" w:line="240" w:lineRule="auto"/>
+        <w:ind w:firstLine="425"/>
+        <w:jc w:val="both"/>
+        <w:rPr>
+          <w:i/>
+          <w:color w:val="000000" w:themeColor="text1"/>
+          <w:szCs w:val="28"/>
+        </w:rPr>
+      </w:pPr>
+      <w:r>
+        <w:rPr>
+          <w:i/>
+          <w:color w:val="000000" w:themeColor="text1"/>
+          <w:szCs w:val="28"/>
+        </w:rPr>
+        <w:t>Căn cứ Quyết định số 02/QĐ-CT ngày 03/03/2025 của Cục trưởng Cục Thuế về việc ban hành quy định chức năng, nhiệm vụ, quyền hạn của Văn phòng, các Phòng thuộc Chi cục Thuế khu vực;</w:t>
+      </w:r>
+    </w:p>
+    <w:p>
+      <w:pPr>
+        <w:spacing w:before="120" w:after="120" w:line="240" w:lineRule="auto"/>
+        <w:ind w:firstLine="425"/>
+        <w:jc w:val="both"/>
+        <w:rPr>
+          <w:i/>
+          <w:color w:val="000000" w:themeColor="text1"/>
+          <w:szCs w:val="28"/>
+        </w:rPr>
+      </w:pPr>
+      <w:r>
+        <w:rPr>
+          <w:i/>
+          <w:color w:val="000000" w:themeColor="text1"/>
+          <w:szCs w:val="28"/>
+        </w:rPr>
+        <w:t>Căn cứ &lt;tham_quyen_ky&gt; của Chi cục Thuế khu vực XI về việc giao cho Phó Chi cục trưởng Chi cục Thuế được ký thay một số văn bản thuộc thẩm quyền của Chi cục trưởng Chi cục Thuế;</w:t>
+      </w:r>
+    </w:p>
+    <w:p>
+      <w:pPr>
         <w:spacing w:before="60" w:after="0" w:line="240" w:lineRule="auto"/>
         <w:ind w:firstLine="425"/>
         <w:jc w:val="both"/>
         <w:rPr>
           <w:i/>
           <w:color w:val="000000" w:themeColor="text1"/>
-          <w:szCs w:val="28"/>
-        </w:rPr>
-      </w:pPr>
-      <w:r>
-        <w:rPr>
-          <w:bCs/>
-          <w:i/>
-          <w:color w:val="000000" w:themeColor="text1"/>
-        </w:rPr>
-        <w:t xml:space="preserve">Căn cứ </w:t>
-      </w:r>
-      <w:r>
-        <w:rPr>
-          <w:bCs/>
-          <w:i/>
-          <w:color w:val="000000" w:themeColor="text1"/>
-        </w:rPr>
-        <w:t xml:space="preserve">&lt;quy_trinh_ktra&gt; </w:t>
-      </w:r>
-      <w:r>
-        <w:rPr>
-          <w:bCs/>
-          <w:i/>
-          <w:color w:val="000000" w:themeColor="text1"/>
-        </w:rPr>
-        <w:t xml:space="preserve">của Tổng cục Thuế về việc </w:t>
-      </w:r>
-      <w:r>
-        <w:rPr>
-          <w:bCs/>
-          <w:i/>
-          <w:color w:val="000000" w:themeColor="text1"/>
-        </w:rPr>
-        <w:t>ban hành</w:t>
-      </w:r>
-      <w:r>
-        <w:rPr>
-          <w:bCs/>
-          <w:i/>
-          <w:color w:val="000000" w:themeColor="text1"/>
-        </w:rPr>
-        <w:t xml:space="preserve"> quy trình kiểm tra thuế;</w:t>
+          <w:lang w:val="nl-NL"/>
+        </w:rPr>
+      </w:pPr>
+      <w:r>
+        <w:rPr>
+          <w:i/>
+          <w:szCs w:val="28"/>
+          <w:lang w:val="nl-NL"/>
+        </w:rPr>
+        <w:t xml:space="preserve">Căn cứ &lt;qd_tkt_tct&gt; của Tổng cục Thuế </w:t>
+      </w:r>
+      <w:r>
+        <w:rPr>
+          <w:i/>
+          <w:iCs/>
+          <w:szCs w:val="28"/>
+          <w:lang w:val="nl-NL"/>
+        </w:rPr>
+        <w:t xml:space="preserve">về việc </w:t>
+      </w:r>
+      <w:r>
+        <w:rPr>
+          <w:i/>
+          <w:iCs/>
+          <w:szCs w:val="28"/>
+          <w:lang w:val="nl-NL"/>
+        </w:rPr>
+        <w:t>giao chỉ tiêu nhiệm vụ thanh tra thuế và kiểm tra thuế</w:t>
+      </w:r>
+      <w:r>
+        <w:rPr>
+          <w:i/>
+          <w:iCs/>
+          <w:szCs w:val="28"/>
+          <w:lang w:val="nl-NL"/>
+        </w:rPr>
+        <w:t xml:space="preserve"> tại trụ sở người nộp thuế năm </w:t>
+      </w:r>
+      <w:r>
+        <w:rPr>
+          <w:i/>
+          <w:iCs/>
+          <w:szCs w:val="28"/>
+          <w:lang w:val="nl-NL"/>
+        </w:rPr>
+        <w:t>&lt;nam_kh_tkt&gt;</w:t>
+      </w:r>
+      <w:r>
+        <w:rPr>
+          <w:i/>
+          <w:iCs/>
+          <w:szCs w:val="28"/>
+          <w:lang w:val="nl-NL"/>
+        </w:rPr>
+        <w:t>;</w:t>
       </w:r>
     </w:p>
     <w:p>
@@ -779,159 +832,6 @@
           <w:color w:val="000000" w:themeColor="text1"/>
           <w:szCs w:val="28"/>
         </w:rPr>
-        <w:t xml:space="preserve">Căn cứ </w:t>
-      </w:r>
-      <w:r>
-        <w:rPr>
-          <w:i/>
-          <w:color w:val="000000" w:themeColor="text1"/>
-          <w:szCs w:val="28"/>
-        </w:rPr>
-        <w:t>&lt;can_cu&gt;</w:t>
-      </w:r>
-      <w:r>
-        <w:rPr>
-          <w:i/>
-          <w:color w:val="000000" w:themeColor="text1"/>
-          <w:szCs w:val="28"/>
-        </w:rPr>
-        <w:t xml:space="preserve"> </w:t>
-      </w:r>
-      <w:r>
-        <w:rPr>
-          <w:i/>
-          <w:color w:val="000000" w:themeColor="text1"/>
-        </w:rPr>
-        <w:t xml:space="preserve">của </w:t>
-      </w:r>
-      <w:r>
-        <w:rPr>
-          <w:i/>
-          <w:color w:val="000000" w:themeColor="text1"/>
-        </w:rPr>
-        <w:t>&lt;ten_dv&gt;</w:t>
-      </w:r>
-      <w:r>
-        <w:rPr>
-          <w:i/>
-          <w:color w:val="000000" w:themeColor="text1"/>
-        </w:rPr>
-        <w:t xml:space="preserve"> về việc xin kiểm tra quyết toán thuế</w:t>
-      </w:r>
-      <w:r>
-        <w:rPr>
-          <w:i/>
-          <w:color w:val="000000" w:themeColor="text1"/>
-          <w:szCs w:val="28"/>
-        </w:rPr>
-        <w:t>;</w:t>
-      </w:r>
-    </w:p>
-    <w:p>
-      <w:pPr>
-        <w:spacing w:before="60" w:after="0" w:line="240" w:lineRule="auto"/>
-        <w:ind w:firstLine="425"/>
-        <w:jc w:val="both"/>
-        <w:rPr>
-          <w:i/>
-          <w:color w:val="000000" w:themeColor="text1"/>
-          <w:lang w:val="nl-NL"/>
-        </w:rPr>
-      </w:pPr>
-      <w:r>
-        <w:rPr>
-          <w:i/>
-          <w:color w:val="000000" w:themeColor="text1"/>
-          <w:lang w:val="nl-NL"/>
-        </w:rPr>
-        <w:t>Căn cứ Quy chế chia sẻ dữ liệu và phối hợp công tác</w:t>
-      </w:r>
-      <w:r>
-        <w:rPr>
-          <w:i/>
-          <w:color w:val="000000" w:themeColor="text1"/>
-          <w:lang w:val="vi-VN"/>
-        </w:rPr>
-        <w:t xml:space="preserve"> </w:t>
-      </w:r>
-      <w:r>
-        <w:rPr>
-          <w:i/>
-          <w:color w:val="000000" w:themeColor="text1"/>
-          <w:lang w:val="nl-NL"/>
-        </w:rPr>
-        <w:t xml:space="preserve">số </w:t>
-      </w:r>
-      <w:r>
-        <w:rPr>
-          <w:i/>
-          <w:color w:val="000000" w:themeColor="text1"/>
-          <w:lang w:val="vi-VN"/>
-        </w:rPr>
-        <w:t>1999</w:t>
-      </w:r>
-      <w:r>
-        <w:rPr>
-          <w:i/>
-          <w:color w:val="000000" w:themeColor="text1"/>
-          <w:lang w:val="nl-NL"/>
-        </w:rPr>
-        <w:t xml:space="preserve">/QCPH-BHXH-TCT ngày </w:t>
-      </w:r>
-      <w:r>
-        <w:rPr>
-          <w:i/>
-          <w:color w:val="000000" w:themeColor="text1"/>
-          <w:lang w:val="vi-VN"/>
-        </w:rPr>
-        <w:t>09/07/2021</w:t>
-      </w:r>
-      <w:r>
-        <w:rPr>
-          <w:i/>
-          <w:color w:val="000000" w:themeColor="text1"/>
-          <w:lang w:val="nl-NL"/>
-        </w:rPr>
-        <w:t xml:space="preserve"> giữa Bảo hiểm xã hội Việt Nam và Tổng cục Thuế;</w:t>
-      </w:r>
-    </w:p>
-    <w:p>
-      <w:pPr>
-        <w:spacing w:before="60" w:after="0" w:line="240" w:lineRule="auto"/>
-        <w:ind w:firstLine="425"/>
-        <w:jc w:val="both"/>
-        <w:rPr>
-          <w:i/>
-          <w:color w:val="000000" w:themeColor="text1"/>
-          <w:lang w:val="nl-NL"/>
-        </w:rPr>
-      </w:pPr>
-      <w:r>
-        <w:rPr>
-          <w:i/>
-          <w:color w:val="000000" w:themeColor="text1"/>
-          <w:lang w:val="nl-NL"/>
-        </w:rPr>
-        <w:t>Căn cứ Quy chế phối hợp số 1822/QCPH/BTC-TLĐ ngày 08/12/2014 giữa Bộ Tài chính và Tổng liên đoàn Lao động Việt Nam và Quy chế phối hợp số 52/QCPH/CT-LĐLĐ ngày 10/04/2015 giữa Cục Thuế và Liên đoàn Lao động tỉnh Quảng Trị;</w:t>
-      </w:r>
-    </w:p>
-    <w:p>
-      <w:pPr>
-        <w:spacing w:before="60" w:after="0" w:line="240" w:lineRule="auto"/>
-        <w:ind w:firstLine="425"/>
-        <w:jc w:val="both"/>
-        <w:rPr>
-          <w:i/>
-          <w:color w:val="000000" w:themeColor="text1"/>
-          <w:szCs w:val="28"/>
-        </w:rPr>
-      </w:pPr>
-      <w:r>
-        <w:rPr>
-          <w:i/>
-          <w:color w:val="000000" w:themeColor="text1"/>
-          <w:szCs w:val="28"/>
-        </w:rPr>
         <w:t xml:space="preserve">Theo đề nghị của </w:t>
       </w:r>
       <w:r>
@@ -997,7 +897,7 @@
     </w:p>
     <w:p>
       <w:pPr>
-        <w:spacing w:before="60" w:after="0" w:line="240" w:lineRule="auto"/>
+        <w:spacing w:after="0" w:line="240" w:lineRule="auto"/>
         <w:ind w:firstLine="425"/>
         <w:jc w:val="both"/>
         <w:rPr>
@@ -1019,114 +919,19 @@
         <w:t xml:space="preserve"> </w:t>
       </w:r>
       <w:r>
-        <w:rPr>
-          <w:color w:val="000000" w:themeColor="text1"/>
-          <w:szCs w:val="28"/>
-        </w:rPr>
-        <w:t>Kiểm tra</w:t>
-      </w:r>
-      <w:r>
-        <w:rPr>
-          <w:color w:val="000000" w:themeColor="text1"/>
-          <w:szCs w:val="28"/>
-        </w:rPr>
-        <w:t xml:space="preserve"> chấp hành pháp luật</w:t>
-      </w:r>
-      <w:r>
-        <w:rPr>
-          <w:color w:val="000000" w:themeColor="text1"/>
-          <w:szCs w:val="28"/>
-        </w:rPr>
-        <w:t xml:space="preserve"> thuế tại</w:t>
-      </w:r>
-      <w:r>
-        <w:rPr>
-          <w:color w:val="000000" w:themeColor="text1"/>
-          <w:szCs w:val="28"/>
-        </w:rPr>
-        <w:t xml:space="preserve"> </w:t>
-      </w:r>
-      <w:r>
-        <w:rPr>
-          <w:color w:val="000000" w:themeColor="text1"/>
-          <w:szCs w:val="28"/>
-        </w:rPr>
-        <w:t xml:space="preserve">&lt;ten_dv&gt;; </w:t>
-      </w:r>
-      <w:r>
-        <w:rPr>
-          <w:color w:val="000000" w:themeColor="text1"/>
-          <w:szCs w:val="28"/>
-        </w:rPr>
-        <w:t>Mã số thuế:</w:t>
-      </w:r>
-      <w:r>
-        <w:rPr>
-          <w:color w:val="000000" w:themeColor="text1"/>
-          <w:szCs w:val="28"/>
-        </w:rPr>
-        <w:t xml:space="preserve"> </w:t>
-      </w:r>
-      <w:r>
-        <w:rPr>
-          <w:color w:val="000000" w:themeColor="text1"/>
-          <w:szCs w:val="28"/>
-        </w:rPr>
-        <w:t xml:space="preserve">&lt;mst&gt;; </w:t>
-      </w:r>
-      <w:r>
-        <w:rPr>
-          <w:color w:val="000000" w:themeColor="text1"/>
-          <w:szCs w:val="28"/>
-        </w:rPr>
-        <w:t>Địa chỉ</w:t>
-      </w:r>
-      <w:r>
-        <w:rPr>
-          <w:color w:val="000000" w:themeColor="text1"/>
-          <w:szCs w:val="28"/>
-        </w:rPr>
-        <w:t>:</w:t>
-      </w:r>
-      <w:r>
-        <w:rPr>
-          <w:color w:val="000000" w:themeColor="text1"/>
-          <w:szCs w:val="28"/>
-        </w:rPr>
-        <w:t xml:space="preserve"> </w:t>
-      </w:r>
-      <w:r>
-        <w:rPr>
-          <w:color w:val="000000" w:themeColor="text1"/>
-          <w:szCs w:val="28"/>
-        </w:rPr>
-        <w:t>&lt;dia_chi&gt;</w:t>
-      </w:r>
-      <w:r>
-        <w:rPr>
-          <w:color w:val="000000" w:themeColor="text1"/>
-          <w:szCs w:val="28"/>
-        </w:rPr>
-        <w:t>, v</w:t>
-      </w:r>
-      <w:r>
-        <w:rPr>
-          <w:color w:val="000000" w:themeColor="text1"/>
-          <w:szCs w:val="28"/>
-        </w:rPr>
-        <w:t>ề</w:t>
-      </w:r>
-      <w:r>
-        <w:rPr>
-          <w:color w:val="000000" w:themeColor="text1"/>
-          <w:szCs w:val="28"/>
-        </w:rPr>
-        <w:t xml:space="preserve"> các nội dung sau: </w:t>
+        <w:t>Kiểm tra thuế tại</w:t>
+      </w:r>
+      <w:r>
+        <w:rPr>
+          <w:color w:val="000000" w:themeColor="text1"/>
+          <w:szCs w:val="28"/>
+        </w:rPr>
+        <w:t xml:space="preserve"> &lt;ten_dv&gt;; </w:t>
       </w:r>
     </w:p>
     <w:p>
       <w:pPr>
-        <w:spacing w:before="60" w:after="0" w:line="240" w:lineRule="auto"/>
+        <w:spacing w:after="0" w:line="240" w:lineRule="auto"/>
         <w:ind w:firstLine="425"/>
         <w:jc w:val="both"/>
         <w:rPr>
@@ -1139,40 +944,12 @@
           <w:color w:val="000000" w:themeColor="text1"/>
           <w:szCs w:val="28"/>
         </w:rPr>
-        <w:t>- Tình hình chấp hành pháp luật v</w:t>
-      </w:r>
-      <w:r>
-        <w:rPr>
-          <w:color w:val="000000" w:themeColor="text1"/>
-          <w:szCs w:val="28"/>
-        </w:rPr>
-        <w:t>ề</w:t>
-      </w:r>
-      <w:r>
-        <w:rPr>
-          <w:color w:val="000000" w:themeColor="text1"/>
-          <w:szCs w:val="28"/>
-        </w:rPr>
-        <w:t xml:space="preserve"> thu</w:t>
-      </w:r>
-      <w:r>
-        <w:rPr>
-          <w:color w:val="000000" w:themeColor="text1"/>
-          <w:szCs w:val="28"/>
-        </w:rPr>
-        <w:t>ế</w:t>
-      </w:r>
-      <w:r>
-        <w:rPr>
-          <w:color w:val="000000" w:themeColor="text1"/>
-          <w:szCs w:val="28"/>
-        </w:rPr>
-        <w:t>.</w:t>
+        <w:t xml:space="preserve">Mã số thuế: &lt;mst&gt;; </w:t>
       </w:r>
     </w:p>
     <w:p>
       <w:pPr>
-        <w:spacing w:before="60" w:after="0" w:line="240" w:lineRule="auto"/>
+        <w:spacing w:after="0" w:line="240" w:lineRule="auto"/>
         <w:ind w:firstLine="425"/>
         <w:jc w:val="both"/>
         <w:rPr>
@@ -1185,40 +962,12 @@
           <w:color w:val="000000" w:themeColor="text1"/>
           <w:szCs w:val="28"/>
         </w:rPr>
-        <w:t xml:space="preserve">- </w:t>
-      </w:r>
-      <w:r>
-        <w:rPr>
-          <w:color w:val="000000" w:themeColor="text1"/>
-          <w:szCs w:val="28"/>
-        </w:rPr>
-        <w:t>Tình hình quản lý</w:t>
-      </w:r>
-      <w:r>
-        <w:rPr>
-          <w:color w:val="000000" w:themeColor="text1"/>
-          <w:szCs w:val="28"/>
-        </w:rPr>
-        <w:t xml:space="preserve"> và </w:t>
-      </w:r>
-      <w:r>
-        <w:rPr>
-          <w:color w:val="000000" w:themeColor="text1"/>
-          <w:szCs w:val="28"/>
-        </w:rPr>
-        <w:t>sử dụng hóa đơn</w:t>
-      </w:r>
-      <w:r>
-        <w:rPr>
-          <w:color w:val="000000" w:themeColor="text1"/>
-          <w:szCs w:val="28"/>
-        </w:rPr>
-        <w:t>.</w:t>
+        <w:t xml:space="preserve">Địa chỉ: &lt;dia_chi&gt;, về các nội dung sau: </w:t>
       </w:r>
     </w:p>
     <w:p>
       <w:pPr>
-        <w:spacing w:before="60" w:after="0" w:line="240" w:lineRule="auto"/>
+        <w:spacing w:after="0" w:line="240" w:lineRule="auto"/>
         <w:ind w:firstLine="425"/>
         <w:jc w:val="both"/>
         <w:rPr>
@@ -1231,26 +980,12 @@
           <w:color w:val="000000" w:themeColor="text1"/>
           <w:szCs w:val="28"/>
         </w:rPr>
-        <w:t xml:space="preserve">- </w:t>
-      </w:r>
-      <w:r>
-        <w:rPr>
-          <w:color w:val="000000" w:themeColor="text1"/>
-          <w:szCs w:val="28"/>
-        </w:rPr>
-        <w:t xml:space="preserve">Tình </w:t>
-      </w:r>
-      <w:r>
-        <w:rPr>
-          <w:color w:val="000000" w:themeColor="text1"/>
-          <w:szCs w:val="28"/>
-        </w:rPr>
-        <w:t>hình trích nộp Bảo hiểm xã hội và Kinh phí công đoàn.</w:t>
+        <w:t>Nội dung kiểm tra: Kiểm tra việc chấp hành pháp luật thuế.</w:t>
       </w:r>
     </w:p>
     <w:p>
       <w:pPr>
-        <w:spacing w:before="60" w:after="0" w:line="240" w:lineRule="auto"/>
+        <w:spacing w:after="0" w:line="240" w:lineRule="auto"/>
         <w:ind w:firstLine="425"/>
         <w:jc w:val="both"/>
         <w:rPr>
@@ -1263,35 +998,7 @@
           <w:color w:val="000000" w:themeColor="text1"/>
           <w:szCs w:val="28"/>
         </w:rPr>
-        <w:t xml:space="preserve">- </w:t>
-      </w:r>
-      <w:r>
-        <w:rPr>
-          <w:color w:val="000000" w:themeColor="text1"/>
-          <w:szCs w:val="28"/>
-        </w:rPr>
-        <w:t>Thời kỳ</w:t>
-      </w:r>
-      <w:r>
-        <w:rPr>
-          <w:color w:val="000000" w:themeColor="text1"/>
-          <w:szCs w:val="28"/>
-        </w:rPr>
-        <w:t xml:space="preserve"> </w:t>
-      </w:r>
-      <w:r>
-        <w:rPr>
-          <w:color w:val="000000" w:themeColor="text1"/>
-          <w:szCs w:val="28"/>
-        </w:rPr>
-        <w:t>kiểm tra</w:t>
-      </w:r>
-      <w:r>
-        <w:rPr>
-          <w:color w:val="000000" w:themeColor="text1"/>
-          <w:szCs w:val="28"/>
-        </w:rPr>
-        <w:t xml:space="preserve"> </w:t>
+        <w:t xml:space="preserve">Thời kỳ kiểm tra </w:t>
       </w:r>
       <w:r>
         <w:rPr>
@@ -1305,37 +1012,17 @@
           <w:color w:val="000000" w:themeColor="text1"/>
           <w:szCs w:val="28"/>
         </w:rPr>
-        <w:t xml:space="preserve"> </w:t>
-      </w:r>
-      <w:r>
-        <w:rPr>
-          <w:color w:val="000000" w:themeColor="text1"/>
-          <w:szCs w:val="28"/>
-        </w:rPr>
-        <w:t xml:space="preserve">năm: năm </w:t>
-      </w:r>
-      <w:r>
-        <w:rPr>
-          <w:color w:val="000000" w:themeColor="text1"/>
-          <w:szCs w:val="28"/>
-        </w:rPr>
-        <w:t>&lt;nam_ktra&gt;</w:t>
-      </w:r>
-      <w:r>
-        <w:rPr>
-          <w:color w:val="000000" w:themeColor="text1"/>
-          <w:szCs w:val="28"/>
-        </w:rPr>
-        <w:t>.</w:t>
+        <w:t xml:space="preserve"> năm: &lt;nam_ktra&gt;.</w:t>
       </w:r>
     </w:p>
     <w:p>
       <w:pPr>
-        <w:spacing w:before="60" w:after="0" w:line="240" w:lineRule="auto"/>
+        <w:spacing w:after="0" w:line="240" w:lineRule="auto"/>
         <w:ind w:firstLine="425"/>
         <w:jc w:val="both"/>
         <w:rPr>
           <w:color w:val="000000" w:themeColor="text1"/>
+          <w:spacing w:val="-6"/>
           <w:szCs w:val="28"/>
         </w:rPr>
       </w:pPr>
@@ -1352,21 +1039,24 @@
           <w:color w:val="000000" w:themeColor="text1"/>
           <w:szCs w:val="28"/>
         </w:rPr>
-        <w:t xml:space="preserve"> Thành lập Đoàn </w:t>
-      </w:r>
-      <w:r>
-        <w:rPr>
-          <w:color w:val="000000" w:themeColor="text1"/>
-          <w:szCs w:val="28"/>
-        </w:rPr>
-        <w:t>kiểm tra</w:t>
-      </w:r>
-      <w:r>
-        <w:rPr>
-          <w:color w:val="000000" w:themeColor="text1"/>
-          <w:szCs w:val="28"/>
-        </w:rPr>
-        <w:t xml:space="preserve"> để thực hiện nhiệm vụ ghi tại Điều 1 gồm có:</w:t>
+        <w:t xml:space="preserve"> </w:t>
+      </w:r>
+      <w:r>
+        <w:rPr>
+          <w:color w:val="000000" w:themeColor="text1"/>
+          <w:spacing w:val="-6"/>
+          <w:szCs w:val="28"/>
+        </w:rPr>
+        <w:t>Thành lập Đoàn kiểm tra để thực hiện nhiệm vụ ghi tại Điều 1 gồm có:</w:t>
+      </w:r>
+      <w:r>
+        <w:rPr>
+          <w:color w:val="000000" w:themeColor="text1"/>
+          <w:spacing w:val="-6"/>
+          <w:sz w:val="16"/>
+          <w:szCs w:val="28"/>
+        </w:rPr>
+        <w:t xml:space="preserve"> </w:t>
       </w:r>
     </w:p>
     <w:tbl>
@@ -2221,7 +1911,6 @@
               <w:rPr>
                 <w:szCs w:val="28"/>
               </w:rPr>
-              <w:lastRenderedPageBreak/>
               <w:t>9.</w:t>
             </w:r>
           </w:p>
@@ -2304,7 +1993,7 @@
     </w:tbl>
     <w:p>
       <w:pPr>
-        <w:spacing w:before="60" w:after="0" w:line="240" w:lineRule="auto"/>
+        <w:spacing w:after="0" w:line="240" w:lineRule="auto"/>
         <w:ind w:firstLine="425"/>
         <w:jc w:val="both"/>
         <w:rPr>
@@ -2312,129 +2001,10 @@
           <w:szCs w:val="28"/>
         </w:rPr>
       </w:pPr>
-      <w:r>
-        <w:rPr>
-          <w:color w:val="000000" w:themeColor="text1"/>
-          <w:szCs w:val="28"/>
-        </w:rPr>
-        <w:t xml:space="preserve">Thời </w:t>
-      </w:r>
-      <w:r>
-        <w:rPr>
-          <w:color w:val="000000" w:themeColor="text1"/>
-          <w:szCs w:val="28"/>
-        </w:rPr>
-        <w:t>hạn</w:t>
-      </w:r>
-      <w:r>
-        <w:rPr>
-          <w:color w:val="000000" w:themeColor="text1"/>
-          <w:szCs w:val="28"/>
-        </w:rPr>
-        <w:t xml:space="preserve"> </w:t>
-      </w:r>
-      <w:r>
-        <w:rPr>
-          <w:color w:val="000000" w:themeColor="text1"/>
-          <w:szCs w:val="28"/>
-        </w:rPr>
-        <w:t>kiểm tra</w:t>
-      </w:r>
-      <w:r>
-        <w:rPr>
-          <w:color w:val="000000" w:themeColor="text1"/>
-          <w:szCs w:val="28"/>
-        </w:rPr>
-        <w:t xml:space="preserve"> là</w:t>
-      </w:r>
-      <w:r>
-        <w:rPr>
-          <w:color w:val="000000" w:themeColor="text1"/>
-          <w:szCs w:val="28"/>
-        </w:rPr>
-        <w:t xml:space="preserve"> </w:t>
-      </w:r>
-      <w:r>
-        <w:rPr>
-          <w:color w:val="000000" w:themeColor="text1"/>
-          <w:szCs w:val="28"/>
-        </w:rPr>
-        <w:t xml:space="preserve">&lt;so_ngay_ktra&gt; </w:t>
-      </w:r>
-      <w:r>
-        <w:rPr>
-          <w:color w:val="000000" w:themeColor="text1"/>
-          <w:szCs w:val="28"/>
-        </w:rPr>
-        <w:t xml:space="preserve">ngày </w:t>
-      </w:r>
-      <w:r>
-        <w:rPr>
-          <w:color w:val="000000" w:themeColor="text1"/>
-          <w:szCs w:val="28"/>
-        </w:rPr>
-        <w:t xml:space="preserve">làm việc, kể từ ngày công bố Quyết định </w:t>
-      </w:r>
-      <w:r>
-        <w:rPr>
-          <w:color w:val="000000" w:themeColor="text1"/>
-          <w:szCs w:val="28"/>
-        </w:rPr>
-        <w:t>kiểm tra</w:t>
-      </w:r>
-      <w:r>
-        <w:rPr>
-          <w:color w:val="000000" w:themeColor="text1"/>
-          <w:szCs w:val="28"/>
-        </w:rPr>
-        <w:t xml:space="preserve"> (</w:t>
-      </w:r>
-      <w:r>
-        <w:rPr>
-          <w:color w:val="000000" w:themeColor="text1"/>
-          <w:szCs w:val="28"/>
-        </w:rPr>
-        <w:t>v</w:t>
-      </w:r>
-      <w:r>
-        <w:rPr>
-          <w:color w:val="000000" w:themeColor="text1"/>
-          <w:szCs w:val="28"/>
-        </w:rPr>
-        <w:t>ào lúc 08h</w:t>
-      </w:r>
-      <w:r>
-        <w:rPr>
-          <w:color w:val="000000" w:themeColor="text1"/>
-          <w:szCs w:val="28"/>
-        </w:rPr>
-        <w:t xml:space="preserve"> </w:t>
-      </w:r>
-      <w:r>
-        <w:rPr>
-          <w:color w:val="000000" w:themeColor="text1"/>
-          <w:szCs w:val="28"/>
-        </w:rPr>
-        <w:t>&lt;ngay_ktra&gt;</w:t>
-      </w:r>
-      <w:r>
-        <w:rPr>
-          <w:color w:val="000000" w:themeColor="text1"/>
-          <w:szCs w:val="28"/>
-        </w:rPr>
-        <w:t>)</w:t>
-      </w:r>
-      <w:r>
-        <w:rPr>
-          <w:color w:val="000000" w:themeColor="text1"/>
-          <w:szCs w:val="28"/>
-        </w:rPr>
-        <w:t>.</w:t>
-      </w:r>
     </w:p>
     <w:p>
       <w:pPr>
-        <w:spacing w:before="60" w:after="0" w:line="240" w:lineRule="auto"/>
+        <w:spacing w:after="0" w:line="240" w:lineRule="auto"/>
         <w:ind w:firstLine="425"/>
         <w:jc w:val="both"/>
         <w:rPr>
@@ -2447,21 +2017,36 @@
           <w:color w:val="000000" w:themeColor="text1"/>
           <w:szCs w:val="28"/>
         </w:rPr>
-        <w:t xml:space="preserve">Đoàn </w:t>
-      </w:r>
-      <w:r>
-        <w:rPr>
-          <w:color w:val="000000" w:themeColor="text1"/>
-          <w:szCs w:val="28"/>
-        </w:rPr>
-        <w:t>kiểm tra</w:t>
-      </w:r>
-      <w:r>
-        <w:rPr>
-          <w:color w:val="000000" w:themeColor="text1"/>
-          <w:szCs w:val="28"/>
-        </w:rPr>
-        <w:t xml:space="preserve"> có nhiệm vụ, quyền hạn quy định tạ</w:t>
+        <w:lastRenderedPageBreak/>
+        <w:t xml:space="preserve">Thời </w:t>
+      </w:r>
+      <w:r>
+        <w:rPr>
+          <w:color w:val="000000" w:themeColor="text1"/>
+          <w:szCs w:val="28"/>
+        </w:rPr>
+        <w:t>hạn</w:t>
+      </w:r>
+      <w:r>
+        <w:rPr>
+          <w:color w:val="000000" w:themeColor="text1"/>
+          <w:szCs w:val="28"/>
+        </w:rPr>
+        <w:t xml:space="preserve"> kiểm tra là &lt;so_ngay_ktra&gt; ngày làm việc, kể từ ngày công bố Quyết định kiểm tra</w:t>
+      </w:r>
+      <w:r>
+        <w:rPr>
+          <w:color w:val="000000" w:themeColor="text1"/>
+          <w:szCs w:val="28"/>
+        </w:rPr>
+        <w:t xml:space="preserve">. </w:t>
+      </w:r>
+      <w:r>
+        <w:rPr>
+          <w:color w:val="000000" w:themeColor="text1"/>
+          <w:szCs w:val="28"/>
+        </w:rPr>
+        <w:t>Đoàn kiểm tra có nhiệm vụ, quyền hạn quy định tạ</w:t>
       </w:r>
       <w:r>
         <w:rPr>
@@ -2475,28 +2060,7 @@
           <w:color w:val="000000" w:themeColor="text1"/>
           <w:szCs w:val="28"/>
         </w:rPr>
-        <w:t xml:space="preserve">iều </w:t>
-      </w:r>
-      <w:r>
-        <w:rPr>
-          <w:color w:val="000000" w:themeColor="text1"/>
-          <w:szCs w:val="28"/>
-        </w:rPr>
-        <w:t>112</w:t>
-      </w:r>
-      <w:r>
-        <w:rPr>
-          <w:color w:val="000000" w:themeColor="text1"/>
-          <w:szCs w:val="28"/>
-        </w:rPr>
-        <w:t xml:space="preserve"> của </w:t>
-      </w:r>
-      <w:r>
-        <w:rPr>
-          <w:color w:val="000000" w:themeColor="text1"/>
-          <w:szCs w:val="28"/>
-        </w:rPr>
-        <w:t xml:space="preserve">Luật </w:t>
+        <w:t xml:space="preserve">iều 112 của Luật </w:t>
       </w:r>
       <w:r>
         <w:rPr>
@@ -2515,7 +2079,7 @@
     </w:p>
     <w:p>
       <w:pPr>
-        <w:spacing w:before="60" w:after="0" w:line="240" w:lineRule="auto"/>
+        <w:spacing w:after="0" w:line="240" w:lineRule="auto"/>
         <w:ind w:firstLine="425"/>
         <w:jc w:val="both"/>
         <w:rPr>
@@ -2536,35 +2100,7 @@
           <w:color w:val="000000" w:themeColor="text1"/>
           <w:szCs w:val="28"/>
         </w:rPr>
-        <w:t xml:space="preserve"> Quyết định này có hiệu lực kể từ ngày ký. </w:t>
-      </w:r>
-      <w:r>
-        <w:rPr>
-          <w:color w:val="000000" w:themeColor="text1"/>
-          <w:szCs w:val="28"/>
-        </w:rPr>
-        <w:t xml:space="preserve">&lt;ten_dv&gt; </w:t>
-      </w:r>
-      <w:r>
-        <w:rPr>
-          <w:color w:val="000000" w:themeColor="text1"/>
-          <w:szCs w:val="28"/>
-        </w:rPr>
-        <w:t xml:space="preserve">và Đoàn </w:t>
-      </w:r>
-      <w:r>
-        <w:rPr>
-          <w:color w:val="000000" w:themeColor="text1"/>
-          <w:szCs w:val="28"/>
-        </w:rPr>
-        <w:t>kiểm tra</w:t>
-      </w:r>
-      <w:r>
-        <w:rPr>
-          <w:color w:val="000000" w:themeColor="text1"/>
-          <w:szCs w:val="28"/>
-        </w:rPr>
-        <w:t xml:space="preserve"> chịu trách nhiệm thi hành Quyết định này./.</w:t>
+        <w:t xml:space="preserve"> Quyết định này có hiệu lực kể từ ngày ký. &lt;ten_dv&gt; và Đoàn kiểm tra chịu trách nhiệm thi hành Quyết định này./.</w:t>
       </w:r>
     </w:p>
     <w:p>

--- a/static/media/5.qd_ktr_dot_xuat.docx
+++ b/static/media/5.qd_ktr_dot_xuat.docx
@@ -20,7 +20,6 @@
           <w:tab w:val="center" w:pos="6804"/>
         </w:tabs>
         <w:spacing w:after="0" w:line="260" w:lineRule="exact"/>
-        <w:ind w:left="-567"/>
         <w:jc w:val="both"/>
         <w:rPr>
           <w:b/>
@@ -36,6 +35,13 @@
           <w:szCs w:val="24"/>
         </w:rPr>
         <w:tab/>
+      </w:r>
+      <w:r>
+        <w:rPr>
+          <w:color w:val="000000" w:themeColor="text1"/>
+          <w:sz w:val="26"/>
+          <w:szCs w:val="26"/>
+        </w:rPr>
         <w:t>CỤC THUẾ</w:t>
       </w:r>
       <w:r>
@@ -134,7 +140,7 @@
           </mc:Choice>
           <mc:Fallback>
             <w:pict>
-              <v:shapetype w14:anchorId="36C55ECC" id="_x0000_t32" coordsize="21600,21600" o:spt="32" o:oned="t" path="m,l21600,21600e" filled="f">
+              <v:shapetype w14:anchorId="1749082C" id="_x0000_t32" coordsize="21600,21600" o:spt="32" o:oned="t" path="m,l21600,21600e" filled="f">
                 <v:path arrowok="t" fillok="f" o:connecttype="none"/>
                 <o:lock v:ext="edit" shapetype="t"/>
               </v:shapetype>
@@ -213,7 +219,7 @@
           </mc:Choice>
           <mc:Fallback>
             <w:pict>
-              <v:shape w14:anchorId="177AEF77" id="AutoShape 6" o:spid="_x0000_s1026" type="#_x0000_t32" style="position:absolute;margin-left:254.9pt;margin-top:14.7pt;width:170.25pt;height:0;z-index:251656704;visibility:visible;mso-wrap-style:square;mso-width-percent:0;mso-height-percent:0;mso-wrap-distance-left:9pt;mso-wrap-distance-top:0;mso-wrap-distance-right:9pt;mso-wrap-distance-bottom:0;mso-position-horizontal:absolute;mso-position-horizontal-relative:text;mso-position-vertical:absolute;mso-position-vertical-relative:text;mso-width-percent:0;mso-height-percent:0;mso-width-relative:page;mso-height-relative:page" o:gfxdata="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"/>
+              <v:shape w14:anchorId="20312FB0" id="AutoShape 6" o:spid="_x0000_s1026" type="#_x0000_t32" style="position:absolute;margin-left:254.9pt;margin-top:14.7pt;width:170.25pt;height:0;z-index:251656704;visibility:visible;mso-wrap-style:square;mso-width-percent:0;mso-height-percent:0;mso-wrap-distance-left:9pt;mso-wrap-distance-top:0;mso-wrap-distance-right:9pt;mso-wrap-distance-bottom:0;mso-position-horizontal:absolute;mso-position-horizontal-relative:text;mso-position-vertical:absolute;mso-position-vertical-relative:text;mso-width-percent:0;mso-height-percent:0;mso-width-relative:page;mso-height-relative:page" o:gfxdata="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"/>
             </w:pict>
           </mc:Fallback>
         </mc:AlternateContent>
@@ -225,7 +231,7 @@
           <w:sz w:val="26"/>
           <w:szCs w:val="26"/>
         </w:rPr>
-        <w:t xml:space="preserve">CHI </w:t>
+        <w:tab/>
       </w:r>
       <w:r>
         <w:rPr>
@@ -234,7 +240,7 @@
           <w:sz w:val="26"/>
           <w:szCs w:val="26"/>
         </w:rPr>
-        <w:t xml:space="preserve">CỤC THUẾ </w:t>
+        <w:t xml:space="preserve">THUẾ </w:t>
       </w:r>
       <w:r>
         <w:rPr>
@@ -243,7 +249,7 @@
           <w:sz w:val="26"/>
           <w:szCs w:val="26"/>
         </w:rPr>
-        <w:t>KHU VỰC XI</w:t>
+        <w:t>TỈNH QUẢNG TRỊ</w:t>
       </w:r>
       <w:r>
         <w:rPr>
@@ -286,7 +292,7 @@
           <w:szCs w:val="26"/>
         </w:rPr>
         <w:tab/>
-        <w:t>Số:           /QĐ-C</w:t>
+        <w:t>Số:           /QĐ-</w:t>
       </w:r>
       <w:r>
         <w:rPr>
@@ -294,23 +300,7 @@
           <w:sz w:val="26"/>
           <w:szCs w:val="26"/>
         </w:rPr>
-        <w:t>C</w:t>
-      </w:r>
-      <w:r>
-        <w:rPr>
-          <w:color w:val="000000" w:themeColor="text1"/>
-          <w:sz w:val="26"/>
-          <w:szCs w:val="26"/>
-        </w:rPr>
-        <w:t>T</w:t>
-      </w:r>
-      <w:r>
-        <w:rPr>
-          <w:color w:val="000000" w:themeColor="text1"/>
-          <w:sz w:val="26"/>
-          <w:szCs w:val="26"/>
-        </w:rPr>
-        <w:t>KV.XI</w:t>
+        <w:t>QTR</w:t>
       </w:r>
       <w:r>
         <w:rPr>
@@ -517,7 +507,7 @@
           </mc:Choice>
           <mc:Fallback>
             <w:pict>
-              <v:shape w14:anchorId="76703806" id="AutoShape 7" o:spid="_x0000_s1026" type="#_x0000_t32" style="position:absolute;margin-left:160.1pt;margin-top:1.7pt;width:146.7pt;height:0;z-index:251660800;visibility:visible;mso-wrap-style:square;mso-width-percent:0;mso-height-percent:0;mso-wrap-distance-left:9pt;mso-wrap-distance-top:0;mso-wrap-distance-right:9pt;mso-wrap-distance-bottom:0;mso-position-horizontal:absolute;mso-position-horizontal-relative:text;mso-position-vertical:absolute;mso-position-vertical-relative:text;mso-width-percent:0;mso-height-percent:0;mso-width-relative:page;mso-height-relative:page" o:gfxdata="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"/>
+              <v:shape w14:anchorId="559DA177" id="AutoShape 7" o:spid="_x0000_s1026" type="#_x0000_t32" style="position:absolute;margin-left:160.1pt;margin-top:1.7pt;width:146.7pt;height:0;z-index:251660800;visibility:visible;mso-wrap-style:square;mso-width-percent:0;mso-height-percent:0;mso-wrap-distance-left:9pt;mso-wrap-distance-top:0;mso-wrap-distance-right:9pt;mso-wrap-distance-bottom:0;mso-position-horizontal:absolute;mso-position-horizontal-relative:text;mso-position-vertical:absolute;mso-position-vertical-relative:text;mso-width-percent:0;mso-height-percent:0;mso-width-relative:page;mso-height-relative:page" o:gfxdata="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"/>
             </w:pict>
           </mc:Fallback>
         </mc:AlternateContent>
@@ -530,7 +520,7 @@
           <w:color w:val="000000" w:themeColor="text1"/>
           <w:szCs w:val="28"/>
         </w:rPr>
-        <w:t xml:space="preserve">CHI </w:t>
+        <w:t>TRƯỞNG</w:t>
       </w:r>
       <w:r>
         <w:rPr>
@@ -540,7 +530,7 @@
           <w:color w:val="000000" w:themeColor="text1"/>
           <w:szCs w:val="28"/>
         </w:rPr>
-        <w:t>CỤC TRƯỞNG</w:t>
+        <w:t xml:space="preserve"> </w:t>
       </w:r>
       <w:r>
         <w:rPr>
@@ -550,7 +540,7 @@
           <w:color w:val="000000" w:themeColor="text1"/>
           <w:szCs w:val="28"/>
         </w:rPr>
-        <w:t xml:space="preserve"> CHI</w:t>
+        <w:t>THUẾ</w:t>
       </w:r>
       <w:r>
         <w:rPr>
@@ -560,7 +550,7 @@
           <w:color w:val="000000" w:themeColor="text1"/>
           <w:szCs w:val="28"/>
         </w:rPr>
-        <w:t xml:space="preserve"> CỤC THUẾ</w:t>
+        <w:t xml:space="preserve"> TỈNH QUẢNG TRỊ</w:t>
       </w:r>
     </w:p>
     <w:p>
@@ -629,125 +619,335 @@
     </w:p>
     <w:p>
       <w:pPr>
+        <w:pStyle w:val="BodyTextIndentTimesNewRoman"/>
+        <w:spacing w:before="60" w:line="264" w:lineRule="auto"/>
+        <w:ind w:firstLine="567"/>
+        <w:rPr>
+          <w:i/>
+          <w:color w:val="auto"/>
+        </w:rPr>
+      </w:pPr>
+      <w:r>
+        <w:rPr>
+          <w:i/>
+          <w:color w:val="auto"/>
+        </w:rPr>
+        <w:t>C</w:t>
+      </w:r>
+      <w:r>
+        <w:rPr>
+          <w:rFonts w:hint="eastAsia"/>
+          <w:i/>
+          <w:color w:val="auto"/>
+        </w:rPr>
+        <w:t>ă</w:t>
+      </w:r>
+      <w:r>
+        <w:rPr>
+          <w:i/>
+          <w:color w:val="auto"/>
+        </w:rPr>
+        <w:t xml:space="preserve">n cứ Quyết </w:t>
+      </w:r>
+      <w:r>
+        <w:rPr>
+          <w:rFonts w:hint="eastAsia"/>
+          <w:i/>
+          <w:color w:val="auto"/>
+        </w:rPr>
+        <w:t>đ</w:t>
+      </w:r>
+      <w:r>
+        <w:rPr>
+          <w:i/>
+          <w:color w:val="auto"/>
+        </w:rPr>
+        <w:t>ịnh số 1376/Q</w:t>
+      </w:r>
+      <w:r>
+        <w:rPr>
+          <w:rFonts w:hint="eastAsia"/>
+          <w:i/>
+          <w:color w:val="auto"/>
+        </w:rPr>
+        <w:t>Đ</w:t>
+      </w:r>
+      <w:r>
+        <w:rPr>
+          <w:i/>
+          <w:color w:val="auto"/>
+        </w:rPr>
+        <w:t>-CT ngày 30/6/2025 của Cục tr</w:t>
+      </w:r>
+      <w:r>
+        <w:rPr>
+          <w:rFonts w:hint="eastAsia"/>
+          <w:i/>
+          <w:color w:val="auto"/>
+        </w:rPr>
+        <w:t>ư</w:t>
+      </w:r>
+      <w:r>
+        <w:rPr>
+          <w:i/>
+          <w:color w:val="auto"/>
+        </w:rPr>
+        <w:t xml:space="preserve">ởng Cục Thuế về việc ban hành quy </w:t>
+      </w:r>
+      <w:r>
+        <w:rPr>
+          <w:rFonts w:hint="eastAsia"/>
+          <w:i/>
+          <w:color w:val="auto"/>
+        </w:rPr>
+        <w:t>đ</w:t>
+      </w:r>
+      <w:r>
+        <w:rPr>
+          <w:i/>
+          <w:color w:val="auto"/>
+        </w:rPr>
+        <w:t>ịnh chức n</w:t>
+      </w:r>
+      <w:r>
+        <w:rPr>
+          <w:rFonts w:hint="eastAsia"/>
+          <w:i/>
+          <w:color w:val="auto"/>
+        </w:rPr>
+        <w:t>ă</w:t>
+      </w:r>
+      <w:r>
+        <w:rPr>
+          <w:i/>
+          <w:color w:val="auto"/>
+        </w:rPr>
+        <w:t>ng, nhiệm vụ, quyền hạn và c</w:t>
+      </w:r>
+      <w:r>
+        <w:rPr>
+          <w:rFonts w:hint="eastAsia"/>
+          <w:i/>
+          <w:color w:val="auto"/>
+        </w:rPr>
+        <w:t>ơ</w:t>
+      </w:r>
+      <w:r>
+        <w:rPr>
+          <w:i/>
+          <w:color w:val="auto"/>
+        </w:rPr>
+        <w:t xml:space="preserve"> cấu tổ chức của Thuế tỉnh, thành phố thuộc Cục Thuế</w:t>
+      </w:r>
+      <w:r>
+        <w:rPr>
+          <w:i/>
+          <w:color w:val="auto"/>
+        </w:rPr>
+        <w:t>;</w:t>
+      </w:r>
+    </w:p>
+    <w:p>
+      <w:pPr>
+        <w:spacing w:before="120" w:after="120" w:line="240" w:lineRule="auto"/>
+        <w:ind w:firstLine="425"/>
+        <w:jc w:val="both"/>
+        <w:rPr>
+          <w:i/>
+          <w:color w:val="000000" w:themeColor="text1"/>
+          <w:szCs w:val="28"/>
+        </w:rPr>
+      </w:pPr>
+      <w:r>
+        <w:rPr>
+          <w:i/>
+        </w:rPr>
+        <w:t>C</w:t>
+      </w:r>
+      <w:r>
+        <w:rPr>
+          <w:rFonts w:hint="eastAsia"/>
+          <w:i/>
+        </w:rPr>
+        <w:t>ă</w:t>
+      </w:r>
+      <w:r>
+        <w:rPr>
+          <w:i/>
+        </w:rPr>
+        <w:t xml:space="preserve">n cứ Quyết </w:t>
+      </w:r>
+      <w:r>
+        <w:rPr>
+          <w:rFonts w:hint="eastAsia"/>
+          <w:i/>
+        </w:rPr>
+        <w:t>đ</w:t>
+      </w:r>
+      <w:r>
+        <w:rPr>
+          <w:i/>
+        </w:rPr>
+        <w:t>ịnh số 1383/Q</w:t>
+      </w:r>
+      <w:r>
+        <w:rPr>
+          <w:rFonts w:hint="eastAsia"/>
+          <w:i/>
+        </w:rPr>
+        <w:t>Đ</w:t>
+      </w:r>
+      <w:r>
+        <w:rPr>
+          <w:i/>
+        </w:rPr>
+        <w:t>-CT ngày 30/06/2025 của Cục tr</w:t>
+      </w:r>
+      <w:r>
+        <w:rPr>
+          <w:rFonts w:hint="eastAsia"/>
+          <w:i/>
+        </w:rPr>
+        <w:t>ư</w:t>
+      </w:r>
+      <w:r>
+        <w:rPr>
+          <w:i/>
+        </w:rPr>
+        <w:t xml:space="preserve">ởng Cục Thuế về việc ban hành quy </w:t>
+      </w:r>
+      <w:r>
+        <w:rPr>
+          <w:rFonts w:hint="eastAsia"/>
+          <w:i/>
+        </w:rPr>
+        <w:t>đ</w:t>
+      </w:r>
+      <w:r>
+        <w:rPr>
+          <w:i/>
+        </w:rPr>
+        <w:t>ịnh chức n</w:t>
+      </w:r>
+      <w:r>
+        <w:rPr>
+          <w:rFonts w:hint="eastAsia"/>
+          <w:i/>
+        </w:rPr>
+        <w:t>ă</w:t>
+      </w:r>
+      <w:r>
+        <w:rPr>
+          <w:i/>
+        </w:rPr>
+        <w:t>ng, nhiệm vụ, quyền hạn của V</w:t>
+      </w:r>
+      <w:r>
+        <w:rPr>
+          <w:rFonts w:hint="eastAsia"/>
+          <w:i/>
+        </w:rPr>
+        <w:t>ă</w:t>
+      </w:r>
+      <w:r>
+        <w:rPr>
+          <w:i/>
+        </w:rPr>
+        <w:t>n phòng, các Phòng thuộc Thuế tỉnh, thành phố</w:t>
+      </w:r>
+      <w:r>
+        <w:rPr>
+          <w:i/>
+          <w:color w:val="000000" w:themeColor="text1"/>
+          <w:szCs w:val="28"/>
+        </w:rPr>
+        <w:t>;</w:t>
+      </w:r>
+    </w:p>
+    <w:p>
+      <w:pPr>
+        <w:spacing w:before="120" w:after="120" w:line="240" w:lineRule="auto"/>
+        <w:ind w:firstLine="425"/>
+        <w:jc w:val="both"/>
+        <w:rPr>
+          <w:i/>
+          <w:color w:val="000000" w:themeColor="text1"/>
+          <w:szCs w:val="28"/>
+        </w:rPr>
+      </w:pPr>
+      <w:r>
+        <w:rPr>
+          <w:i/>
+          <w:color w:val="000000" w:themeColor="text1"/>
+          <w:szCs w:val="28"/>
+        </w:rPr>
+        <w:t>Căn cứ &lt;tham_quyen_ky&gt; của Chi cục Thuế khu vực XI về việc giao cho Phó Chi cục trưởng Chi cục Thuế được ký thay một số văn bản thuộc thẩm quyền của Chi cục trưởng Chi cục Thuế;</w:t>
+      </w:r>
+    </w:p>
+    <w:p>
+      <w:pPr>
         <w:spacing w:before="60" w:after="0" w:line="240" w:lineRule="auto"/>
         <w:ind w:firstLine="425"/>
         <w:jc w:val="both"/>
         <w:rPr>
           <w:i/>
-          <w:color w:val="000000" w:themeColor="text1"/>
-          <w:szCs w:val="28"/>
-        </w:rPr>
-      </w:pPr>
-      <w:r>
-        <w:rPr>
-          <w:bCs/>
-          <w:i/>
-        </w:rPr>
-        <w:t xml:space="preserve">Căn cứ Quyết định số </w:t>
-      </w:r>
-      <w:r>
-        <w:rPr>
-          <w:bCs/>
-          <w:i/>
-        </w:rPr>
-        <w:t>904</w:t>
-      </w:r>
-      <w:r>
-        <w:rPr>
-          <w:bCs/>
-          <w:i/>
-        </w:rPr>
-        <w:t xml:space="preserve">/QĐ-BTC ngày </w:t>
-      </w:r>
-      <w:r>
-        <w:rPr>
-          <w:bCs/>
-          <w:i/>
-        </w:rPr>
-        <w:t>03/03/2025</w:t>
-      </w:r>
-      <w:r>
-        <w:rPr>
-          <w:bCs/>
-          <w:i/>
-        </w:rPr>
-        <w:t xml:space="preserve"> của Bộ Tài chính quy định chức năng, nhiệm vụ, quyền hạn và cơ cấu tổ chức của C</w:t>
-      </w:r>
-      <w:r>
-        <w:rPr>
-          <w:bCs/>
-          <w:i/>
-        </w:rPr>
-        <w:t>hi c</w:t>
-      </w:r>
-      <w:r>
-        <w:rPr>
-          <w:bCs/>
-          <w:i/>
-        </w:rPr>
-        <w:t xml:space="preserve">ục Thuế </w:t>
-      </w:r>
-      <w:r>
-        <w:rPr>
-          <w:bCs/>
-          <w:i/>
-        </w:rPr>
-        <w:t xml:space="preserve">khu vực </w:t>
-      </w:r>
-      <w:r>
-        <w:rPr>
-          <w:bCs/>
-          <w:i/>
-        </w:rPr>
-        <w:t>thuộc Cục Thuế</w:t>
-      </w:r>
-      <w:r>
-        <w:rPr>
-          <w:i/>
-          <w:color w:val="000000" w:themeColor="text1"/>
-          <w:szCs w:val="28"/>
+          <w:iCs/>
+          <w:szCs w:val="28"/>
+          <w:lang w:val="nl-NL"/>
+        </w:rPr>
+      </w:pPr>
+      <w:r>
+        <w:rPr>
+          <w:i/>
+          <w:szCs w:val="28"/>
+          <w:lang w:val="nl-NL"/>
+        </w:rPr>
+        <w:t xml:space="preserve">Căn cứ &lt;qd_tkt_tct&gt; của Tổng cục Thuế </w:t>
+      </w:r>
+      <w:r>
+        <w:rPr>
+          <w:i/>
+          <w:iCs/>
+          <w:szCs w:val="28"/>
+          <w:lang w:val="nl-NL"/>
+        </w:rPr>
+        <w:t xml:space="preserve">về việc </w:t>
+      </w:r>
+      <w:r>
+        <w:rPr>
+          <w:i/>
+          <w:iCs/>
+          <w:szCs w:val="28"/>
+          <w:lang w:val="nl-NL"/>
+        </w:rPr>
+        <w:t>giao chỉ tiêu nhiệm vụ thanh tra thuế và kiểm tra thuế</w:t>
+      </w:r>
+      <w:r>
+        <w:rPr>
+          <w:i/>
+          <w:iCs/>
+          <w:szCs w:val="28"/>
+          <w:lang w:val="nl-NL"/>
+        </w:rPr>
+        <w:t xml:space="preserve"> tại trụ sở người nộp thuế năm </w:t>
+      </w:r>
+      <w:r>
+        <w:rPr>
+          <w:i/>
+          <w:iCs/>
+          <w:szCs w:val="28"/>
+          <w:lang w:val="nl-NL"/>
+        </w:rPr>
+        <w:t>&lt;nam_kh_tkt&gt;</w:t>
+      </w:r>
+      <w:r>
+        <w:rPr>
+          <w:i/>
+          <w:iCs/>
+          <w:szCs w:val="28"/>
+          <w:lang w:val="nl-NL"/>
         </w:rPr>
         <w:t>;</w:t>
-      </w:r>
-    </w:p>
-    <w:p>
-      <w:pPr>
-        <w:spacing w:before="120" w:after="120" w:line="240" w:lineRule="auto"/>
-        <w:ind w:firstLine="425"/>
-        <w:jc w:val="both"/>
-        <w:rPr>
-          <w:i/>
-          <w:color w:val="000000" w:themeColor="text1"/>
-          <w:szCs w:val="28"/>
-        </w:rPr>
-      </w:pPr>
-      <w:r>
-        <w:rPr>
-          <w:i/>
-          <w:color w:val="000000" w:themeColor="text1"/>
-          <w:szCs w:val="28"/>
-        </w:rPr>
-        <w:t>Căn cứ Quyết định số 02/QĐ-CT ngày 03/03/2025 của Cục trưởng Cục Thuế về việc ban hành quy định chức năng, nhiệm vụ, quyền hạn của Văn phòng, các Phòng thuộc Chi cục Thuế khu vực;</w:t>
-      </w:r>
-    </w:p>
-    <w:p>
-      <w:pPr>
-        <w:spacing w:before="120" w:after="120" w:line="240" w:lineRule="auto"/>
-        <w:ind w:firstLine="425"/>
-        <w:jc w:val="both"/>
-        <w:rPr>
-          <w:i/>
-          <w:color w:val="000000" w:themeColor="text1"/>
-          <w:szCs w:val="28"/>
-        </w:rPr>
-      </w:pPr>
-      <w:r>
-        <w:rPr>
-          <w:i/>
-          <w:color w:val="000000" w:themeColor="text1"/>
-          <w:szCs w:val="28"/>
-        </w:rPr>
-        <w:t>Căn cứ &lt;tham_quyen_ky&gt; của Chi cục Thuế khu vực XI về việc giao cho Phó Chi cục trưởng Chi cục Thuế được ký thay một số văn bản thuộc thẩm quyền của Chi cục trưởng Chi cục Thuế;</w:t>
       </w:r>
     </w:p>
     <w:p>
@@ -764,55 +964,10 @@
       <w:r>
         <w:rPr>
           <w:i/>
-          <w:szCs w:val="28"/>
+          <w:color w:val="000000" w:themeColor="text1"/>
           <w:lang w:val="nl-NL"/>
         </w:rPr>
-        <w:t xml:space="preserve">Căn cứ &lt;qd_tkt_tct&gt; của Tổng cục Thuế </w:t>
-      </w:r>
-      <w:r>
-        <w:rPr>
-          <w:i/>
-          <w:iCs/>
-          <w:szCs w:val="28"/>
-          <w:lang w:val="nl-NL"/>
-        </w:rPr>
-        <w:t xml:space="preserve">về việc </w:t>
-      </w:r>
-      <w:r>
-        <w:rPr>
-          <w:i/>
-          <w:iCs/>
-          <w:szCs w:val="28"/>
-          <w:lang w:val="nl-NL"/>
-        </w:rPr>
-        <w:t>giao chỉ tiêu nhiệm vụ thanh tra thuế và kiểm tra thuế</w:t>
-      </w:r>
-      <w:r>
-        <w:rPr>
-          <w:i/>
-          <w:iCs/>
-          <w:szCs w:val="28"/>
-          <w:lang w:val="nl-NL"/>
-        </w:rPr>
-        <w:t xml:space="preserve"> tại trụ sở người nộp thuế năm </w:t>
-      </w:r>
-      <w:r>
-        <w:rPr>
-          <w:i/>
-          <w:iCs/>
-          <w:szCs w:val="28"/>
-          <w:lang w:val="nl-NL"/>
-        </w:rPr>
-        <w:t>&lt;nam_kh_tkt&gt;</w:t>
-      </w:r>
-      <w:r>
-        <w:rPr>
-          <w:i/>
-          <w:iCs/>
-          <w:szCs w:val="28"/>
-          <w:lang w:val="nl-NL"/>
-        </w:rPr>
-        <w:t>;</w:t>
+        <w:t>Căn cứ &lt;qd_tkt_cct&gt; của Cục Thuế tỉnh Quảng Trị về việc giao chỉ tiêu nhiệm vụ thanh tra thuế và kiểm tra thuế tại trụ sở người nộp thuế năm &lt;nam_kh_tkt&gt;;</w:t>
       </w:r>
     </w:p>
     <w:p>
@@ -856,15 +1011,31 @@
           <w:color w:val="000000" w:themeColor="text1"/>
           <w:szCs w:val="28"/>
         </w:rPr>
-        <w:t>Thanh tra - Kiểm tra</w:t>
-      </w:r>
-      <w:r>
-        <w:rPr>
-          <w:i/>
-          <w:color w:val="000000" w:themeColor="text1"/>
-          <w:szCs w:val="28"/>
-        </w:rPr>
-        <w:t xml:space="preserve"> số 4</w:t>
+        <w:t xml:space="preserve">Phòng </w:t>
+      </w:r>
+      <w:r>
+        <w:rPr>
+          <w:i/>
+          <w:color w:val="000000" w:themeColor="text1"/>
+          <w:szCs w:val="28"/>
+        </w:rPr>
+        <w:t>Kiểm tra</w:t>
+      </w:r>
+      <w:r>
+        <w:rPr>
+          <w:i/>
+          <w:color w:val="000000" w:themeColor="text1"/>
+          <w:szCs w:val="28"/>
+        </w:rPr>
+        <w:t xml:space="preserve"> số </w:t>
+      </w:r>
+      <w:r>
+        <w:rPr>
+          <w:i/>
+          <w:color w:val="000000" w:themeColor="text1"/>
+          <w:szCs w:val="28"/>
+        </w:rPr>
+        <w:t>2</w:t>
       </w:r>
       <w:r>
         <w:rPr>
@@ -1911,6 +2082,7 @@
               <w:rPr>
                 <w:szCs w:val="28"/>
               </w:rPr>
+              <w:lastRenderedPageBreak/>
               <w:t>9.</w:t>
             </w:r>
           </w:p>
@@ -2017,7 +2189,6 @@
           <w:color w:val="000000" w:themeColor="text1"/>
           <w:szCs w:val="28"/>
         </w:rPr>
-        <w:lastRenderedPageBreak/>
         <w:t xml:space="preserve">Thời </w:t>
       </w:r>
       <w:r>
@@ -2212,7 +2383,14 @@
           <w:bCs/>
           <w:sz w:val="22"/>
         </w:rPr>
-        <w:t>QLHTDN số 3</w:t>
+        <w:t>QLDN</w:t>
+      </w:r>
+      <w:r>
+        <w:rPr>
+          <w:bCs/>
+          <w:sz w:val="22"/>
+        </w:rPr>
+        <w:t>2</w:t>
       </w:r>
       <w:r>
         <w:rPr>
@@ -2235,14 +2413,14 @@
           <w:color w:val="000000" w:themeColor="text1"/>
           <w:sz w:val="22"/>
         </w:rPr>
-        <w:t>- Lưu: VT, TTKT</w:t>
+        <w:t>- Lưu: VT, KT</w:t>
       </w:r>
       <w:r>
         <w:rPr>
           <w:color w:val="000000" w:themeColor="text1"/>
           <w:sz w:val="22"/>
         </w:rPr>
-        <w:t>4</w:t>
+        <w:t>2</w:t>
       </w:r>
       <w:r>
         <w:rPr>
@@ -3538,6 +3716,48 @@
       <w:szCs w:val="16"/>
     </w:rPr>
   </w:style>
+  <w:style w:type="paragraph" w:customStyle="1" w:styleId="BodyTextIndentTimesNewRoman">
+    <w:name w:val="Body Text Indent + Times New Roman"/>
+    <w:aliases w:val="14 pt,Blue,First line:  0,79 cm,Line s"/>
+    <w:basedOn w:val="BodyTextIndent"/>
+    <w:rsid w:val="00C91255"/>
+    <w:pPr>
+      <w:spacing w:after="0" w:line="312" w:lineRule="auto"/>
+      <w:ind w:left="0" w:firstLine="448"/>
+      <w:jc w:val="both"/>
+    </w:pPr>
+    <w:rPr>
+      <w:rFonts w:eastAsia="Times New Roman"/>
+      <w:color w:val="0000FF"/>
+      <w:szCs w:val="28"/>
+    </w:rPr>
+  </w:style>
+  <w:style w:type="paragraph" w:styleId="BodyTextIndent">
+    <w:name w:val="Body Text Indent"/>
+    <w:basedOn w:val="Normal"/>
+    <w:link w:val="BodyTextIndentChar"/>
+    <w:uiPriority w:val="99"/>
+    <w:semiHidden/>
+    <w:unhideWhenUsed/>
+    <w:rsid w:val="00C91255"/>
+    <w:pPr>
+      <w:spacing w:after="120"/>
+      <w:ind w:left="283"/>
+    </w:pPr>
+  </w:style>
+  <w:style w:type="character" w:customStyle="1" w:styleId="BodyTextIndentChar">
+    <w:name w:val="Body Text Indent Char"/>
+    <w:basedOn w:val="DefaultParagraphFont"/>
+    <w:link w:val="BodyTextIndent"/>
+    <w:uiPriority w:val="99"/>
+    <w:semiHidden/>
+    <w:rsid w:val="00C91255"/>
+    <w:rPr>
+      <w:sz w:val="28"/>
+      <w:szCs w:val="22"/>
+      <w:lang w:val="en-US" w:eastAsia="en-US"/>
+    </w:rPr>
+  </w:style>
 </w:styles>
 </file>
 

--- a/static/media/5.qd_ktr_dot_xuat.docx
+++ b/static/media/5.qd_ktr_dot_xuat.docx
@@ -140,7 +140,7 @@
           </mc:Choice>
           <mc:Fallback>
             <w:pict>
-              <v:shapetype w14:anchorId="1749082C" id="_x0000_t32" coordsize="21600,21600" o:spt="32" o:oned="t" path="m,l21600,21600e" filled="f">
+              <v:shapetype w14:anchorId="2636F276" id="_x0000_t32" coordsize="21600,21600" o:spt="32" o:oned="t" path="m,l21600,21600e" filled="f">
                 <v:path arrowok="t" fillok="f" o:connecttype="none"/>
                 <o:lock v:ext="edit" shapetype="t"/>
               </v:shapetype>
@@ -219,7 +219,7 @@
           </mc:Choice>
           <mc:Fallback>
             <w:pict>
-              <v:shape w14:anchorId="20312FB0" id="AutoShape 6" o:spid="_x0000_s1026" type="#_x0000_t32" style="position:absolute;margin-left:254.9pt;margin-top:14.7pt;width:170.25pt;height:0;z-index:251656704;visibility:visible;mso-wrap-style:square;mso-width-percent:0;mso-height-percent:0;mso-wrap-distance-left:9pt;mso-wrap-distance-top:0;mso-wrap-distance-right:9pt;mso-wrap-distance-bottom:0;mso-position-horizontal:absolute;mso-position-horizontal-relative:text;mso-position-vertical:absolute;mso-position-vertical-relative:text;mso-width-percent:0;mso-height-percent:0;mso-width-relative:page;mso-height-relative:page" o:gfxdata="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"/>
+              <v:shape w14:anchorId="519B99E4" id="AutoShape 6" o:spid="_x0000_s1026" type="#_x0000_t32" style="position:absolute;margin-left:254.9pt;margin-top:14.7pt;width:170.25pt;height:0;z-index:251656704;visibility:visible;mso-wrap-style:square;mso-width-percent:0;mso-height-percent:0;mso-wrap-distance-left:9pt;mso-wrap-distance-top:0;mso-wrap-distance-right:9pt;mso-wrap-distance-bottom:0;mso-position-horizontal:absolute;mso-position-horizontal-relative:text;mso-position-vertical:absolute;mso-position-vertical-relative:text;mso-width-percent:0;mso-height-percent:0;mso-width-relative:page;mso-height-relative:page" o:gfxdata="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"/>
             </w:pict>
           </mc:Fallback>
         </mc:AlternateContent>
@@ -356,15 +356,25 @@
           <w:color w:val="000000" w:themeColor="text1"/>
           <w:szCs w:val="28"/>
         </w:rPr>
-        <w:t xml:space="preserve">năm </w:t>
-      </w:r>
-      <w:r>
-        <w:rPr>
-          <w:i/>
-          <w:color w:val="FFFFFF" w:themeColor="background1"/>
-          <w:szCs w:val="28"/>
-        </w:rPr>
-        <w:t>9999</w:t>
+        <w:t>năm</w:t>
+      </w:r>
+      <w:r>
+        <w:rPr>
+          <w:i/>
+          <w:color w:val="000000" w:themeColor="text1"/>
+          <w:szCs w:val="28"/>
+        </w:rPr>
+        <w:t xml:space="preserve"> </w:t>
+      </w:r>
+      <w:r>
+        <w:rPr>
+          <w:i/>
+          <w:iCs/>
+          <w:color w:val="000000" w:themeColor="text1"/>
+          <w:szCs w:val="28"/>
+          <w:lang w:val="nl-NL"/>
+        </w:rPr>
+        <w:t>&lt;nam_kh_tkt&gt;</w:t>
       </w:r>
     </w:p>
     <w:p>
@@ -507,7 +517,7 @@
           </mc:Choice>
           <mc:Fallback>
             <w:pict>
-              <v:shape w14:anchorId="559DA177" id="AutoShape 7" o:spid="_x0000_s1026" type="#_x0000_t32" style="position:absolute;margin-left:160.1pt;margin-top:1.7pt;width:146.7pt;height:0;z-index:251660800;visibility:visible;mso-wrap-style:square;mso-width-percent:0;mso-height-percent:0;mso-wrap-distance-left:9pt;mso-wrap-distance-top:0;mso-wrap-distance-right:9pt;mso-wrap-distance-bottom:0;mso-position-horizontal:absolute;mso-position-horizontal-relative:text;mso-position-vertical:absolute;mso-position-vertical-relative:text;mso-width-percent:0;mso-height-percent:0;mso-width-relative:page;mso-height-relative:page" o:gfxdata="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"/>
+              <v:shape w14:anchorId="1D19658E" id="AutoShape 7" o:spid="_x0000_s1026" type="#_x0000_t32" style="position:absolute;margin-left:160.1pt;margin-top:1.7pt;width:146.7pt;height:0;z-index:251660800;visibility:visible;mso-wrap-style:square;mso-width-percent:0;mso-height-percent:0;mso-wrap-distance-left:9pt;mso-wrap-distance-top:0;mso-wrap-distance-right:9pt;mso-wrap-distance-bottom:0;mso-position-horizontal:absolute;mso-position-horizontal-relative:text;mso-position-vertical:absolute;mso-position-vertical-relative:text;mso-width-percent:0;mso-height-percent:0;mso-width-relative:page;mso-height-relative:page" o:gfxdata="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"/>
             </w:pict>
           </mc:Fallback>
         </mc:AlternateContent>
@@ -3537,7 +3547,6 @@
   <w:style w:type="character" w:default="1" w:styleId="DefaultParagraphFont">
     <w:name w:val="Default Paragraph Font"/>
     <w:uiPriority w:val="1"/>
-    <w:semiHidden/>
     <w:unhideWhenUsed/>
   </w:style>
   <w:style w:type="table" w:default="1" w:styleId="TableNormal">

--- a/static/media/5.qd_ktr_dot_xuat.docx
+++ b/static/media/5.qd_ktr_dot_xuat.docx
@@ -140,7 +140,7 @@
           </mc:Choice>
           <mc:Fallback>
             <w:pict>
-              <v:shapetype w14:anchorId="2636F276" id="_x0000_t32" coordsize="21600,21600" o:spt="32" o:oned="t" path="m,l21600,21600e" filled="f">
+              <v:shapetype w14:anchorId="6D34F886" id="_x0000_t32" coordsize="21600,21600" o:spt="32" o:oned="t" path="m,l21600,21600e" filled="f">
                 <v:path arrowok="t" fillok="f" o:connecttype="none"/>
                 <o:lock v:ext="edit" shapetype="t"/>
               </v:shapetype>
@@ -219,7 +219,7 @@
           </mc:Choice>
           <mc:Fallback>
             <w:pict>
-              <v:shape w14:anchorId="519B99E4" id="AutoShape 6" o:spid="_x0000_s1026" type="#_x0000_t32" style="position:absolute;margin-left:254.9pt;margin-top:14.7pt;width:170.25pt;height:0;z-index:251656704;visibility:visible;mso-wrap-style:square;mso-width-percent:0;mso-height-percent:0;mso-wrap-distance-left:9pt;mso-wrap-distance-top:0;mso-wrap-distance-right:9pt;mso-wrap-distance-bottom:0;mso-position-horizontal:absolute;mso-position-horizontal-relative:text;mso-position-vertical:absolute;mso-position-vertical-relative:text;mso-width-percent:0;mso-height-percent:0;mso-width-relative:page;mso-height-relative:page" o:gfxdata="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"/>
+              <v:shape w14:anchorId="0DA7DF8A" id="AutoShape 6" o:spid="_x0000_s1026" type="#_x0000_t32" style="position:absolute;margin-left:254.9pt;margin-top:14.7pt;width:170.25pt;height:0;z-index:251656704;visibility:visible;mso-wrap-style:square;mso-width-percent:0;mso-height-percent:0;mso-wrap-distance-left:9pt;mso-wrap-distance-top:0;mso-wrap-distance-right:9pt;mso-wrap-distance-bottom:0;mso-position-horizontal:absolute;mso-position-horizontal-relative:text;mso-position-vertical:absolute;mso-position-vertical-relative:text;mso-width-percent:0;mso-height-percent:0;mso-width-relative:page;mso-height-relative:page" o:gfxdata="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"/>
             </w:pict>
           </mc:Fallback>
         </mc:AlternateContent>
@@ -517,7 +517,7 @@
           </mc:Choice>
           <mc:Fallback>
             <w:pict>
-              <v:shape w14:anchorId="1D19658E" id="AutoShape 7" o:spid="_x0000_s1026" type="#_x0000_t32" style="position:absolute;margin-left:160.1pt;margin-top:1.7pt;width:146.7pt;height:0;z-index:251660800;visibility:visible;mso-wrap-style:square;mso-width-percent:0;mso-height-percent:0;mso-wrap-distance-left:9pt;mso-wrap-distance-top:0;mso-wrap-distance-right:9pt;mso-wrap-distance-bottom:0;mso-position-horizontal:absolute;mso-position-horizontal-relative:text;mso-position-vertical:absolute;mso-position-vertical-relative:text;mso-width-percent:0;mso-height-percent:0;mso-width-relative:page;mso-height-relative:page" o:gfxdata="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"/>
+              <v:shape w14:anchorId="69D68077" id="AutoShape 7" o:spid="_x0000_s1026" type="#_x0000_t32" style="position:absolute;margin-left:160.1pt;margin-top:1.7pt;width:146.7pt;height:0;z-index:251660800;visibility:visible;mso-wrap-style:square;mso-width-percent:0;mso-height-percent:0;mso-wrap-distance-left:9pt;mso-wrap-distance-top:0;mso-wrap-distance-right:9pt;mso-wrap-distance-bottom:0;mso-position-horizontal:absolute;mso-position-horizontal-relative:text;mso-position-vertical:absolute;mso-position-vertical-relative:text;mso-width-percent:0;mso-height-percent:0;mso-width-relative:page;mso-height-relative:page" o:gfxdata="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"/>
             </w:pict>
           </mc:Fallback>
         </mc:AlternateContent>
@@ -891,7 +891,24 @@
           <w:color w:val="000000" w:themeColor="text1"/>
           <w:szCs w:val="28"/>
         </w:rPr>
-        <w:t>Căn cứ &lt;tham_quyen_ky&gt; của Chi cục Thuế khu vực XI về việc giao cho Phó Chi cục trưởng Chi cục Thuế được ký thay một số văn bản thuộc thẩm quyền của Chi cục trưởng Chi cục Thuế;</w:t>
+        <w:t xml:space="preserve">Căn cứ &lt;tham_quyen_ky&gt; </w:t>
+      </w:r>
+      <w:r>
+        <w:rPr>
+          <w:bCs/>
+          <w:i/>
+          <w:color w:val="000000" w:themeColor="text1"/>
+          <w:szCs w:val="28"/>
+        </w:rPr>
+        <w:t>của Thuế tỉnh Quảng Trị về việc phân công lĩnh vực phụ trách và ủy quyền ký văn bản của các đồng chí Lãnh đạo Thuế tỉnh</w:t>
+      </w:r>
+      <w:r>
+        <w:rPr>
+          <w:i/>
+          <w:color w:val="000000" w:themeColor="text1"/>
+          <w:szCs w:val="28"/>
+        </w:rPr>
+        <w:t>;</w:t>
       </w:r>
     </w:p>
     <w:p>
@@ -2092,7 +2109,6 @@
               <w:rPr>
                 <w:szCs w:val="28"/>
               </w:rPr>
-              <w:lastRenderedPageBreak/>
               <w:t>9.</w:t>
             </w:r>
           </w:p>

--- a/static/media/5.qd_ktr_dot_xuat.docx
+++ b/static/media/5.qd_ktr_dot_xuat.docx
@@ -140,7 +140,7 @@
           </mc:Choice>
           <mc:Fallback>
             <w:pict>
-              <v:shapetype w14:anchorId="6D34F886" id="_x0000_t32" coordsize="21600,21600" o:spt="32" o:oned="t" path="m,l21600,21600e" filled="f">
+              <v:shapetype w14:anchorId="29BE7002" id="_x0000_t32" coordsize="21600,21600" o:spt="32" o:oned="t" path="m,l21600,21600e" filled="f">
                 <v:path arrowok="t" fillok="f" o:connecttype="none"/>
                 <o:lock v:ext="edit" shapetype="t"/>
               </v:shapetype>
@@ -219,7 +219,7 @@
           </mc:Choice>
           <mc:Fallback>
             <w:pict>
-              <v:shape w14:anchorId="0DA7DF8A" id="AutoShape 6" o:spid="_x0000_s1026" type="#_x0000_t32" style="position:absolute;margin-left:254.9pt;margin-top:14.7pt;width:170.25pt;height:0;z-index:251656704;visibility:visible;mso-wrap-style:square;mso-width-percent:0;mso-height-percent:0;mso-wrap-distance-left:9pt;mso-wrap-distance-top:0;mso-wrap-distance-right:9pt;mso-wrap-distance-bottom:0;mso-position-horizontal:absolute;mso-position-horizontal-relative:text;mso-position-vertical:absolute;mso-position-vertical-relative:text;mso-width-percent:0;mso-height-percent:0;mso-width-relative:page;mso-height-relative:page" o:gfxdata="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"/>
+              <v:shape w14:anchorId="5486D457" id="AutoShape 6" o:spid="_x0000_s1026" type="#_x0000_t32" style="position:absolute;margin-left:254.9pt;margin-top:14.7pt;width:170.25pt;height:0;z-index:251656704;visibility:visible;mso-wrap-style:square;mso-width-percent:0;mso-height-percent:0;mso-wrap-distance-left:9pt;mso-wrap-distance-top:0;mso-wrap-distance-right:9pt;mso-wrap-distance-bottom:0;mso-position-horizontal:absolute;mso-position-horizontal-relative:text;mso-position-vertical:absolute;mso-position-vertical-relative:text;mso-width-percent:0;mso-height-percent:0;mso-width-relative:page;mso-height-relative:page" o:gfxdata="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"/>
             </w:pict>
           </mc:Fallback>
         </mc:AlternateContent>
@@ -517,7 +517,7 @@
           </mc:Choice>
           <mc:Fallback>
             <w:pict>
-              <v:shape w14:anchorId="69D68077" id="AutoShape 7" o:spid="_x0000_s1026" type="#_x0000_t32" style="position:absolute;margin-left:160.1pt;margin-top:1.7pt;width:146.7pt;height:0;z-index:251660800;visibility:visible;mso-wrap-style:square;mso-width-percent:0;mso-height-percent:0;mso-wrap-distance-left:9pt;mso-wrap-distance-top:0;mso-wrap-distance-right:9pt;mso-wrap-distance-bottom:0;mso-position-horizontal:absolute;mso-position-horizontal-relative:text;mso-position-vertical:absolute;mso-position-vertical-relative:text;mso-width-percent:0;mso-height-percent:0;mso-width-relative:page;mso-height-relative:page" o:gfxdata="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"/>
+              <v:shape w14:anchorId="4F22FAAC" id="AutoShape 7" o:spid="_x0000_s1026" type="#_x0000_t32" style="position:absolute;margin-left:160.1pt;margin-top:1.7pt;width:146.7pt;height:0;z-index:251660800;visibility:visible;mso-wrap-style:square;mso-width-percent:0;mso-height-percent:0;mso-wrap-distance-left:9pt;mso-wrap-distance-top:0;mso-wrap-distance-right:9pt;mso-wrap-distance-bottom:0;mso-position-horizontal:absolute;mso-position-horizontal-relative:text;mso-position-vertical:absolute;mso-position-vertical-relative:text;mso-width-percent:0;mso-height-percent:0;mso-width-relative:page;mso-height-relative:page" o:gfxdata="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"/>
             </w:pict>
           </mc:Fallback>
         </mc:AlternateContent>
@@ -909,6 +909,26 @@
           <w:szCs w:val="28"/>
         </w:rPr>
         <w:t>;</w:t>
+      </w:r>
+    </w:p>
+    <w:p>
+      <w:pPr>
+        <w:spacing w:before="120" w:after="120" w:line="240" w:lineRule="auto"/>
+        <w:ind w:firstLine="425"/>
+        <w:jc w:val="both"/>
+        <w:rPr>
+          <w:i/>
+          <w:color w:val="000000" w:themeColor="text1"/>
+          <w:szCs w:val="28"/>
+        </w:rPr>
+      </w:pPr>
+      <w:r>
+        <w:rPr>
+          <w:i/>
+          <w:color w:val="000000" w:themeColor="text1"/>
+          <w:szCs w:val="28"/>
+        </w:rPr>
+        <w:t>Căn cứ Quyết định số 193/QĐ-QTR ngày 29/07/2025 của Thuế tỉnh Quảng Trị về việc ủy quyền ký văn bản của các đồng chí Phó Trưởng Thuế tỉnh;</w:t>
       </w:r>
     </w:p>
     <w:p>
@@ -2008,6 +2028,7 @@
               <w:rPr>
                 <w:szCs w:val="28"/>
               </w:rPr>
+              <w:lastRenderedPageBreak/>
               <w:t>8.</w:t>
             </w:r>
           </w:p>

--- a/static/media/5.qd_ktr_dot_xuat.docx
+++ b/static/media/5.qd_ktr_dot_xuat.docx
@@ -140,7 +140,7 @@
           </mc:Choice>
           <mc:Fallback>
             <w:pict>
-              <v:shapetype w14:anchorId="29BE7002" id="_x0000_t32" coordsize="21600,21600" o:spt="32" o:oned="t" path="m,l21600,21600e" filled="f">
+              <v:shapetype w14:anchorId="13F9978A" id="_x0000_t32" coordsize="21600,21600" o:spt="32" o:oned="t" path="m,l21600,21600e" filled="f">
                 <v:path arrowok="t" fillok="f" o:connecttype="none"/>
                 <o:lock v:ext="edit" shapetype="t"/>
               </v:shapetype>
@@ -219,7 +219,7 @@
           </mc:Choice>
           <mc:Fallback>
             <w:pict>
-              <v:shape w14:anchorId="5486D457" id="AutoShape 6" o:spid="_x0000_s1026" type="#_x0000_t32" style="position:absolute;margin-left:254.9pt;margin-top:14.7pt;width:170.25pt;height:0;z-index:251656704;visibility:visible;mso-wrap-style:square;mso-width-percent:0;mso-height-percent:0;mso-wrap-distance-left:9pt;mso-wrap-distance-top:0;mso-wrap-distance-right:9pt;mso-wrap-distance-bottom:0;mso-position-horizontal:absolute;mso-position-horizontal-relative:text;mso-position-vertical:absolute;mso-position-vertical-relative:text;mso-width-percent:0;mso-height-percent:0;mso-width-relative:page;mso-height-relative:page" o:gfxdata="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"/>
+              <v:shape w14:anchorId="3460AEB2" id="AutoShape 6" o:spid="_x0000_s1026" type="#_x0000_t32" style="position:absolute;margin-left:254.9pt;margin-top:14.7pt;width:170.25pt;height:0;z-index:251656704;visibility:visible;mso-wrap-style:square;mso-width-percent:0;mso-height-percent:0;mso-wrap-distance-left:9pt;mso-wrap-distance-top:0;mso-wrap-distance-right:9pt;mso-wrap-distance-bottom:0;mso-position-horizontal:absolute;mso-position-horizontal-relative:text;mso-position-vertical:absolute;mso-position-vertical-relative:text;mso-width-percent:0;mso-height-percent:0;mso-width-relative:page;mso-height-relative:page" o:gfxdata="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"/>
             </w:pict>
           </mc:Fallback>
         </mc:AlternateContent>
@@ -517,7 +517,7 @@
           </mc:Choice>
           <mc:Fallback>
             <w:pict>
-              <v:shape w14:anchorId="4F22FAAC" id="AutoShape 7" o:spid="_x0000_s1026" type="#_x0000_t32" style="position:absolute;margin-left:160.1pt;margin-top:1.7pt;width:146.7pt;height:0;z-index:251660800;visibility:visible;mso-wrap-style:square;mso-width-percent:0;mso-height-percent:0;mso-wrap-distance-left:9pt;mso-wrap-distance-top:0;mso-wrap-distance-right:9pt;mso-wrap-distance-bottom:0;mso-position-horizontal:absolute;mso-position-horizontal-relative:text;mso-position-vertical:absolute;mso-position-vertical-relative:text;mso-width-percent:0;mso-height-percent:0;mso-width-relative:page;mso-height-relative:page" o:gfxdata="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"/>
+              <v:shape w14:anchorId="164A208C" id="AutoShape 7" o:spid="_x0000_s1026" type="#_x0000_t32" style="position:absolute;margin-left:160.1pt;margin-top:1.7pt;width:146.7pt;height:0;z-index:251660800;visibility:visible;mso-wrap-style:square;mso-width-percent:0;mso-height-percent:0;mso-wrap-distance-left:9pt;mso-wrap-distance-top:0;mso-wrap-distance-right:9pt;mso-wrap-distance-bottom:0;mso-position-horizontal:absolute;mso-position-horizontal-relative:text;mso-position-vertical:absolute;mso-position-vertical-relative:text;mso-width-percent:0;mso-height-percent:0;mso-width-relative:page;mso-height-relative:page" o:gfxdata="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"/>
             </w:pict>
           </mc:Fallback>
         </mc:AlternateContent>
@@ -565,6 +565,313 @@
     </w:p>
     <w:p>
       <w:pPr>
+        <w:spacing w:after="0" w:line="240" w:lineRule="auto"/>
+        <w:ind w:firstLine="567"/>
+        <w:jc w:val="both"/>
+        <w:rPr>
+          <w:i/>
+          <w:color w:val="000000" w:themeColor="text1"/>
+          <w:lang w:val="nl-NL"/>
+        </w:rPr>
+      </w:pPr>
+      <w:bookmarkStart w:id="0" w:name="_Hlk205235959"/>
+      <w:r>
+        <w:rPr>
+          <w:i/>
+          <w:color w:val="000000" w:themeColor="text1"/>
+          <w:szCs w:val="28"/>
+        </w:rPr>
+        <w:t xml:space="preserve">Căn cứ Luật Quản lý thuế </w:t>
+      </w:r>
+      <w:r>
+        <w:rPr>
+          <w:i/>
+          <w:color w:val="000000" w:themeColor="text1"/>
+          <w:szCs w:val="28"/>
+        </w:rPr>
+        <w:t>&lt;luat_qlt_ngay&gt;</w:t>
+      </w:r>
+      <w:r>
+        <w:rPr>
+          <w:i/>
+          <w:color w:val="000000" w:themeColor="text1"/>
+          <w:szCs w:val="28"/>
+        </w:rPr>
+        <w:t xml:space="preserve"> </w:t>
+      </w:r>
+      <w:r>
+        <w:rPr>
+          <w:i/>
+          <w:color w:val="000000" w:themeColor="text1"/>
+          <w:lang w:val="nl-NL"/>
+        </w:rPr>
+        <w:t>và các văn bản hướng dẫn thi hành</w:t>
+      </w:r>
+      <w:r>
+        <w:rPr>
+          <w:i/>
+          <w:color w:val="000000" w:themeColor="text1"/>
+          <w:lang w:val="nl-NL"/>
+        </w:rPr>
+        <w:t>;</w:t>
+      </w:r>
+    </w:p>
+    <w:p>
+      <w:pPr>
+        <w:spacing w:after="0" w:line="240" w:lineRule="auto"/>
+        <w:ind w:firstLine="567"/>
+        <w:jc w:val="both"/>
+        <w:rPr>
+          <w:i/>
+          <w:color w:val="000000" w:themeColor="text1"/>
+          <w:szCs w:val="28"/>
+          <w:lang w:val="nl-NL"/>
+        </w:rPr>
+      </w:pPr>
+      <w:r>
+        <w:rPr>
+          <w:i/>
+          <w:color w:val="000000" w:themeColor="text1"/>
+          <w:szCs w:val="28"/>
+          <w:lang w:val="nl-NL"/>
+        </w:rPr>
+        <w:t xml:space="preserve">Căn cứ các Luật </w:t>
+      </w:r>
+      <w:r>
+        <w:rPr>
+          <w:i/>
+          <w:color w:val="000000" w:themeColor="text1"/>
+          <w:szCs w:val="28"/>
+          <w:lang w:val="nl-NL"/>
+        </w:rPr>
+        <w:t>T</w:t>
+      </w:r>
+      <w:r>
+        <w:rPr>
+          <w:i/>
+          <w:color w:val="000000" w:themeColor="text1"/>
+          <w:szCs w:val="28"/>
+          <w:lang w:val="nl-NL"/>
+        </w:rPr>
+        <w:t>huế, phí, lệ phí và các văn bản hướng dẫn thi hành;</w:t>
+      </w:r>
+    </w:p>
+    <w:p>
+      <w:pPr>
+        <w:spacing w:after="0" w:line="240" w:lineRule="auto"/>
+        <w:ind w:firstLine="567"/>
+        <w:jc w:val="both"/>
+        <w:rPr>
+          <w:i/>
+          <w:color w:val="000000" w:themeColor="text1"/>
+          <w:szCs w:val="28"/>
+        </w:rPr>
+      </w:pPr>
+      <w:r>
+        <w:rPr>
+          <w:i/>
+          <w:szCs w:val="28"/>
+          <w:lang w:val="nl-NL"/>
+        </w:rPr>
+        <w:t xml:space="preserve">Căn cứ </w:t>
+      </w:r>
+      <w:r>
+        <w:rPr>
+          <w:i/>
+          <w:szCs w:val="28"/>
+          <w:lang w:val="nl-NL"/>
+        </w:rPr>
+        <w:t>&lt;quy_trinh_ktra&gt;</w:t>
+      </w:r>
+      <w:r>
+        <w:rPr>
+          <w:i/>
+          <w:szCs w:val="28"/>
+          <w:lang w:val="nl-NL"/>
+        </w:rPr>
+        <w:t xml:space="preserve"> của Tổng cục trưởng Tổng cục Thuế về việc ban hành Quy trình kiểm tra thuế;</w:t>
+      </w:r>
+    </w:p>
+    <w:p>
+      <w:pPr>
+        <w:pStyle w:val="BodyTextIndentTimesNewRoman"/>
+        <w:spacing w:line="240" w:lineRule="auto"/>
+        <w:ind w:firstLine="567"/>
+        <w:rPr>
+          <w:i/>
+          <w:color w:val="auto"/>
+        </w:rPr>
+      </w:pPr>
+      <w:r>
+        <w:rPr>
+          <w:i/>
+          <w:color w:val="auto"/>
+        </w:rPr>
+        <w:t>C</w:t>
+      </w:r>
+      <w:r>
+        <w:rPr>
+          <w:rFonts w:hint="eastAsia"/>
+          <w:i/>
+          <w:color w:val="auto"/>
+        </w:rPr>
+        <w:t>ă</w:t>
+      </w:r>
+      <w:r>
+        <w:rPr>
+          <w:i/>
+          <w:color w:val="auto"/>
+        </w:rPr>
+        <w:t xml:space="preserve">n cứ Quyết </w:t>
+      </w:r>
+      <w:r>
+        <w:rPr>
+          <w:rFonts w:hint="eastAsia"/>
+          <w:i/>
+          <w:color w:val="auto"/>
+        </w:rPr>
+        <w:t>đ</w:t>
+      </w:r>
+      <w:r>
+        <w:rPr>
+          <w:i/>
+          <w:color w:val="auto"/>
+        </w:rPr>
+        <w:t>ịnh số 1376/Q</w:t>
+      </w:r>
+      <w:r>
+        <w:rPr>
+          <w:rFonts w:hint="eastAsia"/>
+          <w:i/>
+          <w:color w:val="auto"/>
+        </w:rPr>
+        <w:t>Đ</w:t>
+      </w:r>
+      <w:r>
+        <w:rPr>
+          <w:i/>
+          <w:color w:val="auto"/>
+        </w:rPr>
+        <w:t>-CT ngày 30/6/2025 của Cục tr</w:t>
+      </w:r>
+      <w:r>
+        <w:rPr>
+          <w:rFonts w:hint="eastAsia"/>
+          <w:i/>
+          <w:color w:val="auto"/>
+        </w:rPr>
+        <w:t>ư</w:t>
+      </w:r>
+      <w:r>
+        <w:rPr>
+          <w:i/>
+          <w:color w:val="auto"/>
+        </w:rPr>
+        <w:t xml:space="preserve">ởng Cục Thuế về việc ban hành quy </w:t>
+      </w:r>
+      <w:r>
+        <w:rPr>
+          <w:rFonts w:hint="eastAsia"/>
+          <w:i/>
+          <w:color w:val="auto"/>
+        </w:rPr>
+        <w:t>đ</w:t>
+      </w:r>
+      <w:r>
+        <w:rPr>
+          <w:i/>
+          <w:color w:val="auto"/>
+        </w:rPr>
+        <w:t>ịnh chức n</w:t>
+      </w:r>
+      <w:r>
+        <w:rPr>
+          <w:rFonts w:hint="eastAsia"/>
+          <w:i/>
+          <w:color w:val="auto"/>
+        </w:rPr>
+        <w:t>ă</w:t>
+      </w:r>
+      <w:r>
+        <w:rPr>
+          <w:i/>
+          <w:color w:val="auto"/>
+        </w:rPr>
+        <w:t>ng, nhiệm vụ, quyền hạn và c</w:t>
+      </w:r>
+      <w:r>
+        <w:rPr>
+          <w:rFonts w:hint="eastAsia"/>
+          <w:i/>
+          <w:color w:val="auto"/>
+        </w:rPr>
+        <w:t>ơ</w:t>
+      </w:r>
+      <w:r>
+        <w:rPr>
+          <w:i/>
+          <w:color w:val="auto"/>
+        </w:rPr>
+        <w:t xml:space="preserve"> cấu tổ chức của Thuế tỉnh, thành phố thuộc Cục Thuế</w:t>
+      </w:r>
+      <w:r>
+        <w:rPr>
+          <w:i/>
+          <w:color w:val="auto"/>
+        </w:rPr>
+        <w:t>;</w:t>
+      </w:r>
+    </w:p>
+    <w:p>
+      <w:pPr>
+        <w:spacing w:after="0" w:line="240" w:lineRule="auto"/>
+        <w:ind w:firstLine="567"/>
+        <w:jc w:val="both"/>
+        <w:rPr>
+          <w:i/>
+          <w:iCs/>
+          <w:szCs w:val="28"/>
+          <w:lang w:val="nl-NL"/>
+        </w:rPr>
+      </w:pPr>
+      <w:r>
+        <w:rPr>
+          <w:i/>
+          <w:iCs/>
+          <w:szCs w:val="28"/>
+          <w:lang w:val="nl-NL"/>
+        </w:rPr>
+        <w:t xml:space="preserve">Căn cứ &lt;qd_tkt_cct&gt; của </w:t>
+      </w:r>
+      <w:r>
+        <w:rPr>
+          <w:i/>
+          <w:szCs w:val="28"/>
+          <w:lang w:val="nl-NL"/>
+        </w:rPr>
+        <w:t>Cục trưởng</w:t>
+      </w:r>
+      <w:r>
+        <w:rPr>
+          <w:i/>
+          <w:iCs/>
+          <w:szCs w:val="28"/>
+          <w:lang w:val="nl-NL"/>
+        </w:rPr>
+        <w:t xml:space="preserve"> </w:t>
+      </w:r>
+      <w:r>
+        <w:rPr>
+          <w:i/>
+          <w:iCs/>
+          <w:szCs w:val="28"/>
+          <w:lang w:val="nl-NL"/>
+        </w:rPr>
+        <w:t>Cục Thuế về việc phê duyệt kế hoạch kiểm tra thuế tại trụ sở người nộp thuế năm &lt;nam_kh_tkt&gt; đối với các Chi cục Thuế khu vực và Chi cục Thuế doanh nghiệp lớn;</w:t>
+      </w:r>
+    </w:p>
+    <w:p>
+      <w:pPr>
         <w:spacing w:before="60" w:after="0" w:line="240" w:lineRule="auto"/>
         <w:ind w:firstLine="425"/>
         <w:jc w:val="both"/>
@@ -580,442 +887,38 @@
           <w:color w:val="000000" w:themeColor="text1"/>
           <w:szCs w:val="28"/>
         </w:rPr>
-        <w:t>Căn cứ Luật Quản lý thuế</w:t>
-      </w:r>
-      <w:r>
-        <w:rPr>
-          <w:i/>
-          <w:color w:val="000000" w:themeColor="text1"/>
-          <w:szCs w:val="28"/>
-        </w:rPr>
-        <w:t xml:space="preserve"> ngày 13 tháng 6 năm 2019</w:t>
-      </w:r>
-      <w:r>
-        <w:rPr>
-          <w:i/>
-          <w:color w:val="000000" w:themeColor="text1"/>
-          <w:szCs w:val="28"/>
-        </w:rPr>
-        <w:t xml:space="preserve"> </w:t>
-      </w:r>
-      <w:r>
-        <w:rPr>
-          <w:i/>
-          <w:color w:val="000000" w:themeColor="text1"/>
-          <w:lang w:val="nl-NL"/>
-        </w:rPr>
-        <w:t>và các văn bản hướng dẫn thi hành;</w:t>
-      </w:r>
-    </w:p>
-    <w:p>
-      <w:pPr>
-        <w:spacing w:before="60" w:after="0" w:line="240" w:lineRule="auto"/>
-        <w:ind w:firstLine="425"/>
-        <w:jc w:val="both"/>
-        <w:rPr>
-          <w:i/>
-          <w:color w:val="000000" w:themeColor="text1"/>
-          <w:lang w:val="nl-NL"/>
-        </w:rPr>
-      </w:pPr>
-      <w:r>
-        <w:rPr>
-          <w:i/>
-          <w:color w:val="000000" w:themeColor="text1"/>
-          <w:szCs w:val="28"/>
-        </w:rPr>
-        <w:t>Căn cứ các Luật thuế và các văn bản hướng dẫn thi hành;</w:t>
-      </w:r>
-    </w:p>
-    <w:p>
-      <w:pPr>
-        <w:pStyle w:val="BodyTextIndentTimesNewRoman"/>
-        <w:spacing w:before="60" w:line="264" w:lineRule="auto"/>
-        <w:ind w:firstLine="567"/>
-        <w:rPr>
-          <w:i/>
-          <w:color w:val="auto"/>
-        </w:rPr>
-      </w:pPr>
-      <w:r>
-        <w:rPr>
-          <w:i/>
-          <w:color w:val="auto"/>
-        </w:rPr>
-        <w:t>C</w:t>
-      </w:r>
-      <w:r>
-        <w:rPr>
-          <w:rFonts w:hint="eastAsia"/>
-          <w:i/>
-          <w:color w:val="auto"/>
-        </w:rPr>
-        <w:t>ă</w:t>
-      </w:r>
-      <w:r>
-        <w:rPr>
-          <w:i/>
-          <w:color w:val="auto"/>
-        </w:rPr>
-        <w:t xml:space="preserve">n cứ Quyết </w:t>
-      </w:r>
-      <w:r>
-        <w:rPr>
-          <w:rFonts w:hint="eastAsia"/>
-          <w:i/>
-          <w:color w:val="auto"/>
-        </w:rPr>
-        <w:t>đ</w:t>
-      </w:r>
-      <w:r>
-        <w:rPr>
-          <w:i/>
-          <w:color w:val="auto"/>
-        </w:rPr>
-        <w:t>ịnh số 1376/Q</w:t>
-      </w:r>
-      <w:r>
-        <w:rPr>
-          <w:rFonts w:hint="eastAsia"/>
-          <w:i/>
-          <w:color w:val="auto"/>
-        </w:rPr>
-        <w:t>Đ</w:t>
-      </w:r>
-      <w:r>
-        <w:rPr>
-          <w:i/>
-          <w:color w:val="auto"/>
-        </w:rPr>
-        <w:t>-CT ngày 30/6/2025 của Cục tr</w:t>
-      </w:r>
-      <w:r>
-        <w:rPr>
-          <w:rFonts w:hint="eastAsia"/>
-          <w:i/>
-          <w:color w:val="auto"/>
-        </w:rPr>
-        <w:t>ư</w:t>
-      </w:r>
-      <w:r>
-        <w:rPr>
-          <w:i/>
-          <w:color w:val="auto"/>
-        </w:rPr>
-        <w:t xml:space="preserve">ởng Cục Thuế về việc ban hành quy </w:t>
-      </w:r>
-      <w:r>
-        <w:rPr>
-          <w:rFonts w:hint="eastAsia"/>
-          <w:i/>
-          <w:color w:val="auto"/>
-        </w:rPr>
-        <w:t>đ</w:t>
-      </w:r>
-      <w:r>
-        <w:rPr>
-          <w:i/>
-          <w:color w:val="auto"/>
-        </w:rPr>
-        <w:t>ịnh chức n</w:t>
-      </w:r>
-      <w:r>
-        <w:rPr>
-          <w:rFonts w:hint="eastAsia"/>
-          <w:i/>
-          <w:color w:val="auto"/>
-        </w:rPr>
-        <w:t>ă</w:t>
-      </w:r>
-      <w:r>
-        <w:rPr>
-          <w:i/>
-          <w:color w:val="auto"/>
-        </w:rPr>
-        <w:t>ng, nhiệm vụ, quyền hạn và c</w:t>
-      </w:r>
-      <w:r>
-        <w:rPr>
-          <w:rFonts w:hint="eastAsia"/>
-          <w:i/>
-          <w:color w:val="auto"/>
-        </w:rPr>
-        <w:t>ơ</w:t>
-      </w:r>
-      <w:r>
-        <w:rPr>
-          <w:i/>
-          <w:color w:val="auto"/>
-        </w:rPr>
-        <w:t xml:space="preserve"> cấu tổ chức của Thuế tỉnh, thành phố thuộc Cục Thuế</w:t>
-      </w:r>
-      <w:r>
-        <w:rPr>
-          <w:i/>
-          <w:color w:val="auto"/>
+        <w:t xml:space="preserve">Căn cứ &lt;tham_quyen_ky&gt; </w:t>
+      </w:r>
+      <w:r>
+        <w:rPr>
+          <w:bCs/>
+          <w:i/>
+        </w:rPr>
+        <w:t>của</w:t>
+      </w:r>
+      <w:r>
+        <w:rPr>
+          <w:bCs/>
+          <w:i/>
+        </w:rPr>
+        <w:t xml:space="preserve"> Trưởng</w:t>
+      </w:r>
+      <w:r>
+        <w:rPr>
+          <w:bCs/>
+          <w:i/>
+        </w:rPr>
+        <w:t xml:space="preserve"> Thuế tỉnh Quảng Trị về việc phân công lĩnh vực phụ trách và ủy quyền ký văn bản của các đồng chí Lãnh đạo Thuế tỉnh</w:t>
+      </w:r>
+      <w:r>
+        <w:rPr>
+          <w:i/>
+          <w:color w:val="000000" w:themeColor="text1"/>
+          <w:szCs w:val="28"/>
         </w:rPr>
         <w:t>;</w:t>
       </w:r>
-    </w:p>
-    <w:p>
-      <w:pPr>
-        <w:spacing w:before="120" w:after="120" w:line="240" w:lineRule="auto"/>
-        <w:ind w:firstLine="425"/>
-        <w:jc w:val="both"/>
-        <w:rPr>
-          <w:i/>
-          <w:color w:val="000000" w:themeColor="text1"/>
-          <w:szCs w:val="28"/>
-        </w:rPr>
-      </w:pPr>
-      <w:r>
-        <w:rPr>
-          <w:i/>
-        </w:rPr>
-        <w:t>C</w:t>
-      </w:r>
-      <w:r>
-        <w:rPr>
-          <w:rFonts w:hint="eastAsia"/>
-          <w:i/>
-        </w:rPr>
-        <w:t>ă</w:t>
-      </w:r>
-      <w:r>
-        <w:rPr>
-          <w:i/>
-        </w:rPr>
-        <w:t xml:space="preserve">n cứ Quyết </w:t>
-      </w:r>
-      <w:r>
-        <w:rPr>
-          <w:rFonts w:hint="eastAsia"/>
-          <w:i/>
-        </w:rPr>
-        <w:t>đ</w:t>
-      </w:r>
-      <w:r>
-        <w:rPr>
-          <w:i/>
-        </w:rPr>
-        <w:t>ịnh số 1383/Q</w:t>
-      </w:r>
-      <w:r>
-        <w:rPr>
-          <w:rFonts w:hint="eastAsia"/>
-          <w:i/>
-        </w:rPr>
-        <w:t>Đ</w:t>
-      </w:r>
-      <w:r>
-        <w:rPr>
-          <w:i/>
-        </w:rPr>
-        <w:t>-CT ngày 30/06/2025 của Cục tr</w:t>
-      </w:r>
-      <w:r>
-        <w:rPr>
-          <w:rFonts w:hint="eastAsia"/>
-          <w:i/>
-        </w:rPr>
-        <w:t>ư</w:t>
-      </w:r>
-      <w:r>
-        <w:rPr>
-          <w:i/>
-        </w:rPr>
-        <w:t xml:space="preserve">ởng Cục Thuế về việc ban hành quy </w:t>
-      </w:r>
-      <w:r>
-        <w:rPr>
-          <w:rFonts w:hint="eastAsia"/>
-          <w:i/>
-        </w:rPr>
-        <w:t>đ</w:t>
-      </w:r>
-      <w:r>
-        <w:rPr>
-          <w:i/>
-        </w:rPr>
-        <w:t>ịnh chức n</w:t>
-      </w:r>
-      <w:r>
-        <w:rPr>
-          <w:rFonts w:hint="eastAsia"/>
-          <w:i/>
-        </w:rPr>
-        <w:t>ă</w:t>
-      </w:r>
-      <w:r>
-        <w:rPr>
-          <w:i/>
-        </w:rPr>
-        <w:t>ng, nhiệm vụ, quyền hạn của V</w:t>
-      </w:r>
-      <w:r>
-        <w:rPr>
-          <w:rFonts w:hint="eastAsia"/>
-          <w:i/>
-        </w:rPr>
-        <w:t>ă</w:t>
-      </w:r>
-      <w:r>
-        <w:rPr>
-          <w:i/>
-        </w:rPr>
-        <w:t>n phòng, các Phòng thuộc Thuế tỉnh, thành phố</w:t>
-      </w:r>
-      <w:r>
-        <w:rPr>
-          <w:i/>
-          <w:color w:val="000000" w:themeColor="text1"/>
-          <w:szCs w:val="28"/>
-        </w:rPr>
-        <w:t>;</w:t>
-      </w:r>
-    </w:p>
-    <w:p>
-      <w:pPr>
-        <w:spacing w:before="120" w:after="120" w:line="240" w:lineRule="auto"/>
-        <w:ind w:firstLine="425"/>
-        <w:jc w:val="both"/>
-        <w:rPr>
-          <w:i/>
-          <w:color w:val="000000" w:themeColor="text1"/>
-          <w:szCs w:val="28"/>
-        </w:rPr>
-      </w:pPr>
-      <w:r>
-        <w:rPr>
-          <w:i/>
-          <w:color w:val="000000" w:themeColor="text1"/>
-          <w:szCs w:val="28"/>
-        </w:rPr>
-        <w:t xml:space="preserve">Căn cứ &lt;tham_quyen_ky&gt; </w:t>
-      </w:r>
-      <w:r>
-        <w:rPr>
-          <w:bCs/>
-          <w:i/>
-          <w:color w:val="000000" w:themeColor="text1"/>
-          <w:szCs w:val="28"/>
-        </w:rPr>
-        <w:t>của Thuế tỉnh Quảng Trị về việc phân công lĩnh vực phụ trách và ủy quyền ký văn bản của các đồng chí Lãnh đạo Thuế tỉnh</w:t>
-      </w:r>
-      <w:r>
-        <w:rPr>
-          <w:i/>
-          <w:color w:val="000000" w:themeColor="text1"/>
-          <w:szCs w:val="28"/>
-        </w:rPr>
-        <w:t>;</w:t>
-      </w:r>
-    </w:p>
-    <w:p>
-      <w:pPr>
-        <w:spacing w:before="120" w:after="120" w:line="240" w:lineRule="auto"/>
-        <w:ind w:firstLine="425"/>
-        <w:jc w:val="both"/>
-        <w:rPr>
-          <w:i/>
-          <w:color w:val="000000" w:themeColor="text1"/>
-          <w:szCs w:val="28"/>
-        </w:rPr>
-      </w:pPr>
-      <w:r>
-        <w:rPr>
-          <w:i/>
-          <w:color w:val="000000" w:themeColor="text1"/>
-          <w:szCs w:val="28"/>
-        </w:rPr>
-        <w:t>Căn cứ Quyết định số 193/QĐ-QTR ngày 29/07/2025 của Thuế tỉnh Quảng Trị về việc ủy quyền ký văn bản của các đồng chí Phó Trưởng Thuế tỉnh;</w:t>
-      </w:r>
-    </w:p>
-    <w:p>
-      <w:pPr>
-        <w:spacing w:before="60" w:after="0" w:line="240" w:lineRule="auto"/>
-        <w:ind w:firstLine="425"/>
-        <w:jc w:val="both"/>
-        <w:rPr>
-          <w:i/>
-          <w:iCs/>
-          <w:szCs w:val="28"/>
-          <w:lang w:val="nl-NL"/>
-        </w:rPr>
-      </w:pPr>
-      <w:r>
-        <w:rPr>
-          <w:i/>
-          <w:szCs w:val="28"/>
-          <w:lang w:val="nl-NL"/>
-        </w:rPr>
-        <w:t xml:space="preserve">Căn cứ &lt;qd_tkt_tct&gt; của Tổng cục Thuế </w:t>
-      </w:r>
-      <w:r>
-        <w:rPr>
-          <w:i/>
-          <w:iCs/>
-          <w:szCs w:val="28"/>
-          <w:lang w:val="nl-NL"/>
-        </w:rPr>
-        <w:t xml:space="preserve">về việc </w:t>
-      </w:r>
-      <w:r>
-        <w:rPr>
-          <w:i/>
-          <w:iCs/>
-          <w:szCs w:val="28"/>
-          <w:lang w:val="nl-NL"/>
-        </w:rPr>
-        <w:t>giao chỉ tiêu nhiệm vụ thanh tra thuế và kiểm tra thuế</w:t>
-      </w:r>
-      <w:r>
-        <w:rPr>
-          <w:i/>
-          <w:iCs/>
-          <w:szCs w:val="28"/>
-          <w:lang w:val="nl-NL"/>
-        </w:rPr>
-        <w:t xml:space="preserve"> tại trụ sở người nộp thuế năm </w:t>
-      </w:r>
-      <w:r>
-        <w:rPr>
-          <w:i/>
-          <w:iCs/>
-          <w:szCs w:val="28"/>
-          <w:lang w:val="nl-NL"/>
-        </w:rPr>
-        <w:t>&lt;nam_kh_tkt&gt;</w:t>
-      </w:r>
-      <w:r>
-        <w:rPr>
-          <w:i/>
-          <w:iCs/>
-          <w:szCs w:val="28"/>
-          <w:lang w:val="nl-NL"/>
-        </w:rPr>
-        <w:t>;</w:t>
-      </w:r>
-    </w:p>
-    <w:p>
-      <w:pPr>
-        <w:spacing w:before="60" w:after="0" w:line="240" w:lineRule="auto"/>
-        <w:ind w:firstLine="425"/>
-        <w:jc w:val="both"/>
-        <w:rPr>
-          <w:i/>
-          <w:color w:val="000000" w:themeColor="text1"/>
-          <w:lang w:val="nl-NL"/>
-        </w:rPr>
-      </w:pPr>
-      <w:r>
-        <w:rPr>
-          <w:i/>
-          <w:color w:val="000000" w:themeColor="text1"/>
-          <w:lang w:val="nl-NL"/>
-        </w:rPr>
-        <w:t>Căn cứ &lt;qd_tkt_cct&gt; của Cục Thuế tỉnh Quảng Trị về việc giao chỉ tiêu nhiệm vụ thanh tra thuế và kiểm tra thuế tại trụ sở người nộp thuế năm &lt;nam_kh_tkt&gt;;</w:t>
-      </w:r>
+      <w:bookmarkEnd w:id="0"/>
     </w:p>
     <w:p>
       <w:pPr>
@@ -2028,7 +1931,6 @@
               <w:rPr>
                 <w:szCs w:val="28"/>
               </w:rPr>
-              <w:lastRenderedPageBreak/>
               <w:t>8.</w:t>
             </w:r>
           </w:p>
@@ -2311,6 +2213,7 @@
           <w:color w:val="000000" w:themeColor="text1"/>
           <w:szCs w:val="28"/>
         </w:rPr>
+        <w:lastRenderedPageBreak/>
         <w:t>Điều 3.</w:t>
       </w:r>
       <w:r>
@@ -3584,6 +3487,7 @@
   <w:style w:type="character" w:default="1" w:styleId="DefaultParagraphFont">
     <w:name w:val="Default Paragraph Font"/>
     <w:uiPriority w:val="1"/>
+    <w:semiHidden/>
     <w:unhideWhenUsed/>
   </w:style>
   <w:style w:type="table" w:default="1" w:styleId="TableNormal">

--- a/static/media/5.qd_ktr_dot_xuat.docx
+++ b/static/media/5.qd_ktr_dot_xuat.docx
@@ -140,7 +140,7 @@
           </mc:Choice>
           <mc:Fallback>
             <w:pict>
-              <v:shapetype w14:anchorId="13F9978A" id="_x0000_t32" coordsize="21600,21600" o:spt="32" o:oned="t" path="m,l21600,21600e" filled="f">
+              <v:shapetype w14:anchorId="5EAD5967" id="_x0000_t32" coordsize="21600,21600" o:spt="32" o:oned="t" path="m,l21600,21600e" filled="f">
                 <v:path arrowok="t" fillok="f" o:connecttype="none"/>
                 <o:lock v:ext="edit" shapetype="t"/>
               </v:shapetype>
@@ -219,7 +219,7 @@
           </mc:Choice>
           <mc:Fallback>
             <w:pict>
-              <v:shape w14:anchorId="3460AEB2" id="AutoShape 6" o:spid="_x0000_s1026" type="#_x0000_t32" style="position:absolute;margin-left:254.9pt;margin-top:14.7pt;width:170.25pt;height:0;z-index:251656704;visibility:visible;mso-wrap-style:square;mso-width-percent:0;mso-height-percent:0;mso-wrap-distance-left:9pt;mso-wrap-distance-top:0;mso-wrap-distance-right:9pt;mso-wrap-distance-bottom:0;mso-position-horizontal:absolute;mso-position-horizontal-relative:text;mso-position-vertical:absolute;mso-position-vertical-relative:text;mso-width-percent:0;mso-height-percent:0;mso-width-relative:page;mso-height-relative:page" o:gfxdata="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"/>
+              <v:shape w14:anchorId="2CC21162" id="AutoShape 6" o:spid="_x0000_s1026" type="#_x0000_t32" style="position:absolute;margin-left:254.9pt;margin-top:14.7pt;width:170.25pt;height:0;z-index:251656704;visibility:visible;mso-wrap-style:square;mso-width-percent:0;mso-height-percent:0;mso-wrap-distance-left:9pt;mso-wrap-distance-top:0;mso-wrap-distance-right:9pt;mso-wrap-distance-bottom:0;mso-position-horizontal:absolute;mso-position-horizontal-relative:text;mso-position-vertical:absolute;mso-position-vertical-relative:text;mso-width-percent:0;mso-height-percent:0;mso-width-relative:page;mso-height-relative:page" o:gfxdata="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"/>
             </w:pict>
           </mc:Fallback>
         </mc:AlternateContent>
@@ -517,7 +517,7 @@
           </mc:Choice>
           <mc:Fallback>
             <w:pict>
-              <v:shape w14:anchorId="164A208C" id="AutoShape 7" o:spid="_x0000_s1026" type="#_x0000_t32" style="position:absolute;margin-left:160.1pt;margin-top:1.7pt;width:146.7pt;height:0;z-index:251660800;visibility:visible;mso-wrap-style:square;mso-width-percent:0;mso-height-percent:0;mso-wrap-distance-left:9pt;mso-wrap-distance-top:0;mso-wrap-distance-right:9pt;mso-wrap-distance-bottom:0;mso-position-horizontal:absolute;mso-position-horizontal-relative:text;mso-position-vertical:absolute;mso-position-vertical-relative:text;mso-width-percent:0;mso-height-percent:0;mso-width-relative:page;mso-height-relative:page" o:gfxdata="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"/>
+              <v:shape w14:anchorId="4FDC7846" id="AutoShape 7" o:spid="_x0000_s1026" type="#_x0000_t32" style="position:absolute;margin-left:160.1pt;margin-top:1.7pt;width:146.7pt;height:0;z-index:251660800;visibility:visible;mso-wrap-style:square;mso-width-percent:0;mso-height-percent:0;mso-wrap-distance-left:9pt;mso-wrap-distance-top:0;mso-wrap-distance-right:9pt;mso-wrap-distance-bottom:0;mso-position-horizontal:absolute;mso-position-horizontal-relative:text;mso-position-vertical:absolute;mso-position-vertical-relative:text;mso-width-percent:0;mso-height-percent:0;mso-width-relative:page;mso-height-relative:page" o:gfxdata="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"/>
             </w:pict>
           </mc:Fallback>
         </mc:AlternateContent>
@@ -1119,21 +1119,42 @@
           <w:color w:val="000000" w:themeColor="text1"/>
           <w:szCs w:val="28"/>
         </w:rPr>
-        <w:t xml:space="preserve">Thời kỳ kiểm tra </w:t>
-      </w:r>
-      <w:r>
-        <w:rPr>
-          <w:color w:val="000000" w:themeColor="text1"/>
-          <w:szCs w:val="28"/>
-        </w:rPr>
-        <w:t>&lt;so_nam_ktra&gt;</w:t>
-      </w:r>
-      <w:r>
-        <w:rPr>
-          <w:color w:val="000000" w:themeColor="text1"/>
-          <w:szCs w:val="28"/>
-        </w:rPr>
-        <w:t xml:space="preserve"> năm: &lt;nam_ktra&gt;.</w:t>
+        <w:t>Thời kỳ kiểm</w:t>
+      </w:r>
+      <w:r>
+        <w:rPr>
+          <w:color w:val="000000" w:themeColor="text1"/>
+          <w:szCs w:val="28"/>
+        </w:rPr>
+        <w:t xml:space="preserve"> tra: Từ ngày </w:t>
+      </w:r>
+      <w:r>
+        <w:rPr>
+          <w:color w:val="000000" w:themeColor="text1"/>
+          <w:szCs w:val="28"/>
+        </w:rPr>
+        <w:t>&lt;tu_ngay&gt;</w:t>
+      </w:r>
+      <w:r>
+        <w:rPr>
+          <w:color w:val="000000" w:themeColor="text1"/>
+          <w:szCs w:val="28"/>
+        </w:rPr>
+        <w:t xml:space="preserve"> đến ngày </w:t>
+      </w:r>
+      <w:r>
+        <w:rPr>
+          <w:color w:val="000000" w:themeColor="text1"/>
+          <w:szCs w:val="28"/>
+        </w:rPr>
+        <w:t>&lt;den_ngay&gt;</w:t>
+      </w:r>
+      <w:r>
+        <w:rPr>
+          <w:color w:val="000000" w:themeColor="text1"/>
+          <w:szCs w:val="28"/>
+        </w:rPr>
+        <w:t>.</w:t>
       </w:r>
     </w:p>
     <w:p>
@@ -2363,21 +2384,32 @@
           <w:color w:val="000000" w:themeColor="text1"/>
           <w:sz w:val="22"/>
         </w:rPr>
-        <w:t>- Lưu: VT, KT</w:t>
-      </w:r>
-      <w:r>
-        <w:rPr>
-          <w:color w:val="000000" w:themeColor="text1"/>
+        <w:t xml:space="preserve">- Lưu: VT, </w:t>
+      </w:r>
+      <w:bookmarkStart w:id="1" w:name="_Hlk205236029"/>
+      <w:r>
+        <w:rPr>
+          <w:bCs/>
+          <w:iCs/>
           <w:sz w:val="22"/>
         </w:rPr>
-        <w:t>2</w:t>
-      </w:r>
-      <w:r>
-        <w:rPr>
-          <w:color w:val="000000" w:themeColor="text1"/>
+        <w:t>KTr2</w:t>
+      </w:r>
+      <w:bookmarkEnd w:id="1"/>
+      <w:r>
+        <w:rPr>
+          <w:bCs/>
+          <w:iCs/>
           <w:sz w:val="22"/>
         </w:rPr>
-        <w:t xml:space="preserve"> (04b).</w:t>
+        <w:t xml:space="preserve"> </w:t>
+      </w:r>
+      <w:r>
+        <w:rPr>
+          <w:color w:val="000000" w:themeColor="text1"/>
+          <w:sz w:val="22"/>
+        </w:rPr>
+        <w:t>(04b).</w:t>
       </w:r>
     </w:p>
     <w:p>

--- a/static/media/5.qd_ktr_dot_xuat.docx
+++ b/static/media/5.qd_ktr_dot_xuat.docx
@@ -140,7 +140,7 @@
           </mc:Choice>
           <mc:Fallback>
             <w:pict>
-              <v:shapetype w14:anchorId="5EAD5967" id="_x0000_t32" coordsize="21600,21600" o:spt="32" o:oned="t" path="m,l21600,21600e" filled="f">
+              <v:shapetype w14:anchorId="0F730874" id="_x0000_t32" coordsize="21600,21600" o:spt="32" o:oned="t" path="m,l21600,21600e" filled="f">
                 <v:path arrowok="t" fillok="f" o:connecttype="none"/>
                 <o:lock v:ext="edit" shapetype="t"/>
               </v:shapetype>
@@ -219,7 +219,7 @@
           </mc:Choice>
           <mc:Fallback>
             <w:pict>
-              <v:shape w14:anchorId="2CC21162" id="AutoShape 6" o:spid="_x0000_s1026" type="#_x0000_t32" style="position:absolute;margin-left:254.9pt;margin-top:14.7pt;width:170.25pt;height:0;z-index:251656704;visibility:visible;mso-wrap-style:square;mso-width-percent:0;mso-height-percent:0;mso-wrap-distance-left:9pt;mso-wrap-distance-top:0;mso-wrap-distance-right:9pt;mso-wrap-distance-bottom:0;mso-position-horizontal:absolute;mso-position-horizontal-relative:text;mso-position-vertical:absolute;mso-position-vertical-relative:text;mso-width-percent:0;mso-height-percent:0;mso-width-relative:page;mso-height-relative:page" o:gfxdata="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"/>
+              <v:shape w14:anchorId="60EFF59E" id="AutoShape 6" o:spid="_x0000_s1026" type="#_x0000_t32" style="position:absolute;margin-left:254.9pt;margin-top:14.7pt;width:170.25pt;height:0;z-index:251656704;visibility:visible;mso-wrap-style:square;mso-width-percent:0;mso-height-percent:0;mso-wrap-distance-left:9pt;mso-wrap-distance-top:0;mso-wrap-distance-right:9pt;mso-wrap-distance-bottom:0;mso-position-horizontal:absolute;mso-position-horizontal-relative:text;mso-position-vertical:absolute;mso-position-vertical-relative:text;mso-width-percent:0;mso-height-percent:0;mso-width-relative:page;mso-height-relative:page" o:gfxdata="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"/>
             </w:pict>
           </mc:Fallback>
         </mc:AlternateContent>
@@ -517,7 +517,7 @@
           </mc:Choice>
           <mc:Fallback>
             <w:pict>
-              <v:shape w14:anchorId="4FDC7846" id="AutoShape 7" o:spid="_x0000_s1026" type="#_x0000_t32" style="position:absolute;margin-left:160.1pt;margin-top:1.7pt;width:146.7pt;height:0;z-index:251660800;visibility:visible;mso-wrap-style:square;mso-width-percent:0;mso-height-percent:0;mso-wrap-distance-left:9pt;mso-wrap-distance-top:0;mso-wrap-distance-right:9pt;mso-wrap-distance-bottom:0;mso-position-horizontal:absolute;mso-position-horizontal-relative:text;mso-position-vertical:absolute;mso-position-vertical-relative:text;mso-width-percent:0;mso-height-percent:0;mso-width-relative:page;mso-height-relative:page" o:gfxdata="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"/>
+              <v:shape w14:anchorId="3B9402F7" id="AutoShape 7" o:spid="_x0000_s1026" type="#_x0000_t32" style="position:absolute;margin-left:160.1pt;margin-top:1.7pt;width:146.7pt;height:0;z-index:251660800;visibility:visible;mso-wrap-style:square;mso-width-percent:0;mso-height-percent:0;mso-wrap-distance-left:9pt;mso-wrap-distance-top:0;mso-wrap-distance-right:9pt;mso-wrap-distance-bottom:0;mso-position-horizontal:absolute;mso-position-horizontal-relative:text;mso-position-vertical:absolute;mso-position-vertical-relative:text;mso-width-percent:0;mso-height-percent:0;mso-width-relative:page;mso-height-relative:page" o:gfxdata="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"/>
             </w:pict>
           </mc:Fallback>
         </mc:AlternateContent>
@@ -1133,7 +1133,7 @@
           <w:color w:val="000000" w:themeColor="text1"/>
           <w:szCs w:val="28"/>
         </w:rPr>
-        <w:t>&lt;tu_ngay&gt;</w:t>
+        <w:t>&lt;tu_nam&gt;</w:t>
       </w:r>
       <w:r>
         <w:rPr>
@@ -1147,7 +1147,7 @@
           <w:color w:val="000000" w:themeColor="text1"/>
           <w:szCs w:val="28"/>
         </w:rPr>
-        <w:t>&lt;den_ngay&gt;</w:t>
+        <w:t>&lt;den_nam&gt;</w:t>
       </w:r>
       <w:r>
         <w:rPr>
@@ -3519,7 +3519,6 @@
   <w:style w:type="character" w:default="1" w:styleId="DefaultParagraphFont">
     <w:name w:val="Default Paragraph Font"/>
     <w:uiPriority w:val="1"/>
-    <w:semiHidden/>
     <w:unhideWhenUsed/>
   </w:style>
   <w:style w:type="table" w:default="1" w:styleId="TableNormal">

--- a/static/media/5.qd_ktr_dot_xuat.docx
+++ b/static/media/5.qd_ktr_dot_xuat.docx
@@ -140,7 +140,7 @@
           </mc:Choice>
           <mc:Fallback>
             <w:pict>
-              <v:shapetype w14:anchorId="0F730874" id="_x0000_t32" coordsize="21600,21600" o:spt="32" o:oned="t" path="m,l21600,21600e" filled="f">
+              <v:shapetype w14:anchorId="2FBF061F" id="_x0000_t32" coordsize="21600,21600" o:spt="32" o:oned="t" path="m,l21600,21600e" filled="f">
                 <v:path arrowok="t" fillok="f" o:connecttype="none"/>
                 <o:lock v:ext="edit" shapetype="t"/>
               </v:shapetype>
@@ -219,7 +219,7 @@
           </mc:Choice>
           <mc:Fallback>
             <w:pict>
-              <v:shape w14:anchorId="60EFF59E" id="AutoShape 6" o:spid="_x0000_s1026" type="#_x0000_t32" style="position:absolute;margin-left:254.9pt;margin-top:14.7pt;width:170.25pt;height:0;z-index:251656704;visibility:visible;mso-wrap-style:square;mso-width-percent:0;mso-height-percent:0;mso-wrap-distance-left:9pt;mso-wrap-distance-top:0;mso-wrap-distance-right:9pt;mso-wrap-distance-bottom:0;mso-position-horizontal:absolute;mso-position-horizontal-relative:text;mso-position-vertical:absolute;mso-position-vertical-relative:text;mso-width-percent:0;mso-height-percent:0;mso-width-relative:page;mso-height-relative:page" o:gfxdata="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"/>
+              <v:shape w14:anchorId="16641EBD" id="AutoShape 6" o:spid="_x0000_s1026" type="#_x0000_t32" style="position:absolute;margin-left:254.9pt;margin-top:14.7pt;width:170.25pt;height:0;z-index:251656704;visibility:visible;mso-wrap-style:square;mso-width-percent:0;mso-height-percent:0;mso-wrap-distance-left:9pt;mso-wrap-distance-top:0;mso-wrap-distance-right:9pt;mso-wrap-distance-bottom:0;mso-position-horizontal:absolute;mso-position-horizontal-relative:text;mso-position-vertical:absolute;mso-position-vertical-relative:text;mso-width-percent:0;mso-height-percent:0;mso-width-relative:page;mso-height-relative:page" o:gfxdata="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"/>
             </w:pict>
           </mc:Fallback>
         </mc:AlternateContent>
@@ -517,7 +517,7 @@
           </mc:Choice>
           <mc:Fallback>
             <w:pict>
-              <v:shape w14:anchorId="3B9402F7" id="AutoShape 7" o:spid="_x0000_s1026" type="#_x0000_t32" style="position:absolute;margin-left:160.1pt;margin-top:1.7pt;width:146.7pt;height:0;z-index:251660800;visibility:visible;mso-wrap-style:square;mso-width-percent:0;mso-height-percent:0;mso-wrap-distance-left:9pt;mso-wrap-distance-top:0;mso-wrap-distance-right:9pt;mso-wrap-distance-bottom:0;mso-position-horizontal:absolute;mso-position-horizontal-relative:text;mso-position-vertical:absolute;mso-position-vertical-relative:text;mso-width-percent:0;mso-height-percent:0;mso-width-relative:page;mso-height-relative:page" o:gfxdata="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"/>
+              <v:shape w14:anchorId="6A0AC823" id="AutoShape 7" o:spid="_x0000_s1026" type="#_x0000_t32" style="position:absolute;margin-left:160.1pt;margin-top:1.7pt;width:146.7pt;height:0;z-index:251660800;visibility:visible;mso-wrap-style:square;mso-width-percent:0;mso-height-percent:0;mso-wrap-distance-left:9pt;mso-wrap-distance-top:0;mso-wrap-distance-right:9pt;mso-wrap-distance-bottom:0;mso-position-horizontal:absolute;mso-position-horizontal-relative:text;mso-position-vertical:absolute;mso-position-vertical-relative:text;mso-width-percent:0;mso-height-percent:0;mso-width-relative:page;mso-height-relative:page" o:gfxdata="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"/>
             </w:pict>
           </mc:Fallback>
         </mc:AlternateContent>
@@ -1133,6 +1133,13 @@
           <w:color w:val="000000" w:themeColor="text1"/>
           <w:szCs w:val="28"/>
         </w:rPr>
+        <w:t>01/01/</w:t>
+      </w:r>
+      <w:r>
+        <w:rPr>
+          <w:color w:val="000000" w:themeColor="text1"/>
+          <w:szCs w:val="28"/>
+        </w:rPr>
         <w:t>&lt;tu_nam&gt;</w:t>
       </w:r>
       <w:r>
@@ -1141,6 +1148,13 @@
           <w:szCs w:val="28"/>
         </w:rPr>
         <w:t xml:space="preserve"> đến ngày </w:t>
+      </w:r>
+      <w:r>
+        <w:rPr>
+          <w:color w:val="000000" w:themeColor="text1"/>
+          <w:szCs w:val="28"/>
+        </w:rPr>
+        <w:t>31/12/</w:t>
       </w:r>
       <w:r>
         <w:rPr>
@@ -3519,6 +3533,7 @@
   <w:style w:type="character" w:default="1" w:styleId="DefaultParagraphFont">
     <w:name w:val="Default Paragraph Font"/>
     <w:uiPriority w:val="1"/>
+    <w:semiHidden/>
     <w:unhideWhenUsed/>
   </w:style>
   <w:style w:type="table" w:default="1" w:styleId="TableNormal">

--- a/static/media/5.qd_ktr_dot_xuat.docx
+++ b/static/media/5.qd_ktr_dot_xuat.docx
@@ -140,7 +140,7 @@
           </mc:Choice>
           <mc:Fallback>
             <w:pict>
-              <v:shapetype w14:anchorId="2FBF061F" id="_x0000_t32" coordsize="21600,21600" o:spt="32" o:oned="t" path="m,l21600,21600e" filled="f">
+              <v:shapetype w14:anchorId="799BD33B" id="_x0000_t32" coordsize="21600,21600" o:spt="32" o:oned="t" path="m,l21600,21600e" filled="f">
                 <v:path arrowok="t" fillok="f" o:connecttype="none"/>
                 <o:lock v:ext="edit" shapetype="t"/>
               </v:shapetype>
@@ -219,7 +219,7 @@
           </mc:Choice>
           <mc:Fallback>
             <w:pict>
-              <v:shape w14:anchorId="16641EBD" id="AutoShape 6" o:spid="_x0000_s1026" type="#_x0000_t32" style="position:absolute;margin-left:254.9pt;margin-top:14.7pt;width:170.25pt;height:0;z-index:251656704;visibility:visible;mso-wrap-style:square;mso-width-percent:0;mso-height-percent:0;mso-wrap-distance-left:9pt;mso-wrap-distance-top:0;mso-wrap-distance-right:9pt;mso-wrap-distance-bottom:0;mso-position-horizontal:absolute;mso-position-horizontal-relative:text;mso-position-vertical:absolute;mso-position-vertical-relative:text;mso-width-percent:0;mso-height-percent:0;mso-width-relative:page;mso-height-relative:page" o:gfxdata="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"/>
+              <v:shape w14:anchorId="12B768A0" id="AutoShape 6" o:spid="_x0000_s1026" type="#_x0000_t32" style="position:absolute;margin-left:254.9pt;margin-top:14.7pt;width:170.25pt;height:0;z-index:251656704;visibility:visible;mso-wrap-style:square;mso-width-percent:0;mso-height-percent:0;mso-wrap-distance-left:9pt;mso-wrap-distance-top:0;mso-wrap-distance-right:9pt;mso-wrap-distance-bottom:0;mso-position-horizontal:absolute;mso-position-horizontal-relative:text;mso-position-vertical:absolute;mso-position-vertical-relative:text;mso-width-percent:0;mso-height-percent:0;mso-width-relative:page;mso-height-relative:page" o:gfxdata="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"/>
             </w:pict>
           </mc:Fallback>
         </mc:AlternateContent>
@@ -517,7 +517,7 @@
           </mc:Choice>
           <mc:Fallback>
             <w:pict>
-              <v:shape w14:anchorId="6A0AC823" id="AutoShape 7" o:spid="_x0000_s1026" type="#_x0000_t32" style="position:absolute;margin-left:160.1pt;margin-top:1.7pt;width:146.7pt;height:0;z-index:251660800;visibility:visible;mso-wrap-style:square;mso-width-percent:0;mso-height-percent:0;mso-wrap-distance-left:9pt;mso-wrap-distance-top:0;mso-wrap-distance-right:9pt;mso-wrap-distance-bottom:0;mso-position-horizontal:absolute;mso-position-horizontal-relative:text;mso-position-vertical:absolute;mso-position-vertical-relative:text;mso-width-percent:0;mso-height-percent:0;mso-width-relative:page;mso-height-relative:page" o:gfxdata="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"/>
+              <v:shape w14:anchorId="1FF261FA" id="AutoShape 7" o:spid="_x0000_s1026" type="#_x0000_t32" style="position:absolute;margin-left:160.1pt;margin-top:1.7pt;width:146.7pt;height:0;z-index:251660800;visibility:visible;mso-wrap-style:square;mso-width-percent:0;mso-height-percent:0;mso-wrap-distance-left:9pt;mso-wrap-distance-top:0;mso-wrap-distance-right:9pt;mso-wrap-distance-bottom:0;mso-position-horizontal:absolute;mso-position-horizontal-relative:text;mso-position-vertical:absolute;mso-position-vertical-relative:text;mso-width-percent:0;mso-height-percent:0;mso-width-relative:page;mso-height-relative:page" o:gfxdata="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"/>
             </w:pict>
           </mc:Fallback>
         </mc:AlternateContent>
@@ -954,14 +954,6 @@
           <w:szCs w:val="28"/>
         </w:rPr>
         <w:t xml:space="preserve"> </w:t>
-      </w:r>
-      <w:r>
-        <w:rPr>
-          <w:i/>
-          <w:color w:val="000000" w:themeColor="text1"/>
-          <w:szCs w:val="28"/>
-        </w:rPr>
-        <w:t xml:space="preserve">Phòng </w:t>
       </w:r>
       <w:r>
         <w:rPr>

--- a/static/media/5.qd_ktr_dot_xuat.docx
+++ b/static/media/5.qd_ktr_dot_xuat.docx
@@ -140,7 +140,7 @@
           </mc:Choice>
           <mc:Fallback>
             <w:pict>
-              <v:shapetype w14:anchorId="799BD33B" id="_x0000_t32" coordsize="21600,21600" o:spt="32" o:oned="t" path="m,l21600,21600e" filled="f">
+              <v:shapetype w14:anchorId="1BADB9B4" id="_x0000_t32" coordsize="21600,21600" o:spt="32" o:oned="t" path="m,l21600,21600e" filled="f">
                 <v:path arrowok="t" fillok="f" o:connecttype="none"/>
                 <o:lock v:ext="edit" shapetype="t"/>
               </v:shapetype>
@@ -219,7 +219,7 @@
           </mc:Choice>
           <mc:Fallback>
             <w:pict>
-              <v:shape w14:anchorId="12B768A0" id="AutoShape 6" o:spid="_x0000_s1026" type="#_x0000_t32" style="position:absolute;margin-left:254.9pt;margin-top:14.7pt;width:170.25pt;height:0;z-index:251656704;visibility:visible;mso-wrap-style:square;mso-width-percent:0;mso-height-percent:0;mso-wrap-distance-left:9pt;mso-wrap-distance-top:0;mso-wrap-distance-right:9pt;mso-wrap-distance-bottom:0;mso-position-horizontal:absolute;mso-position-horizontal-relative:text;mso-position-vertical:absolute;mso-position-vertical-relative:text;mso-width-percent:0;mso-height-percent:0;mso-width-relative:page;mso-height-relative:page" o:gfxdata="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"/>
+              <v:shape w14:anchorId="4B58DFF5" id="AutoShape 6" o:spid="_x0000_s1026" type="#_x0000_t32" style="position:absolute;margin-left:254.9pt;margin-top:14.7pt;width:170.25pt;height:0;z-index:251656704;visibility:visible;mso-wrap-style:square;mso-width-percent:0;mso-height-percent:0;mso-wrap-distance-left:9pt;mso-wrap-distance-top:0;mso-wrap-distance-right:9pt;mso-wrap-distance-bottom:0;mso-position-horizontal:absolute;mso-position-horizontal-relative:text;mso-position-vertical:absolute;mso-position-vertical-relative:text;mso-width-percent:0;mso-height-percent:0;mso-width-relative:page;mso-height-relative:page" o:gfxdata="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"/>
             </w:pict>
           </mc:Fallback>
         </mc:AlternateContent>
@@ -517,7 +517,7 @@
           </mc:Choice>
           <mc:Fallback>
             <w:pict>
-              <v:shape w14:anchorId="1FF261FA" id="AutoShape 7" o:spid="_x0000_s1026" type="#_x0000_t32" style="position:absolute;margin-left:160.1pt;margin-top:1.7pt;width:146.7pt;height:0;z-index:251660800;visibility:visible;mso-wrap-style:square;mso-width-percent:0;mso-height-percent:0;mso-wrap-distance-left:9pt;mso-wrap-distance-top:0;mso-wrap-distance-right:9pt;mso-wrap-distance-bottom:0;mso-position-horizontal:absolute;mso-position-horizontal-relative:text;mso-position-vertical:absolute;mso-position-vertical-relative:text;mso-width-percent:0;mso-height-percent:0;mso-width-relative:page;mso-height-relative:page" o:gfxdata="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"/>
+              <v:shape w14:anchorId="4C93F2B1" id="AutoShape 7" o:spid="_x0000_s1026" type="#_x0000_t32" style="position:absolute;margin-left:160.1pt;margin-top:1.7pt;width:146.7pt;height:0;z-index:251660800;visibility:visible;mso-wrap-style:square;mso-width-percent:0;mso-height-percent:0;mso-wrap-distance-left:9pt;mso-wrap-distance-top:0;mso-wrap-distance-right:9pt;mso-wrap-distance-bottom:0;mso-position-horizontal:absolute;mso-position-horizontal-relative:text;mso-position-vertical:absolute;mso-position-vertical-relative:text;mso-width-percent:0;mso-height-percent:0;mso-width-relative:page;mso-height-relative:page" o:gfxdata="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"/>
             </w:pict>
           </mc:Fallback>
         </mc:AlternateContent>
@@ -565,7 +565,7 @@
     </w:p>
     <w:p>
       <w:pPr>
-        <w:spacing w:after="0" w:line="240" w:lineRule="auto"/>
+        <w:spacing w:before="60" w:after="0" w:line="240" w:lineRule="auto"/>
         <w:ind w:firstLine="567"/>
         <w:jc w:val="both"/>
         <w:rPr>
@@ -618,7 +618,7 @@
     </w:p>
     <w:p>
       <w:pPr>
-        <w:spacing w:after="0" w:line="240" w:lineRule="auto"/>
+        <w:spacing w:before="60" w:after="0" w:line="240" w:lineRule="auto"/>
         <w:ind w:firstLine="567"/>
         <w:jc w:val="both"/>
         <w:rPr>
@@ -658,7 +658,7 @@
     </w:p>
     <w:p>
       <w:pPr>
-        <w:spacing w:after="0" w:line="240" w:lineRule="auto"/>
+        <w:spacing w:before="60" w:after="0" w:line="240" w:lineRule="auto"/>
         <w:ind w:firstLine="567"/>
         <w:jc w:val="both"/>
         <w:rPr>
@@ -695,7 +695,7 @@
     <w:p>
       <w:pPr>
         <w:pStyle w:val="BodyTextIndentTimesNewRoman"/>
-        <w:spacing w:line="240" w:lineRule="auto"/>
+        <w:spacing w:before="60" w:line="240" w:lineRule="auto"/>
         <w:ind w:firstLine="567"/>
         <w:rPr>
           <w:i/>
@@ -824,7 +824,7 @@
     </w:p>
     <w:p>
       <w:pPr>
-        <w:spacing w:after="0" w:line="240" w:lineRule="auto"/>
+        <w:spacing w:before="60" w:after="0" w:line="240" w:lineRule="auto"/>
         <w:ind w:firstLine="567"/>
         <w:jc w:val="both"/>
         <w:rPr>
@@ -868,6 +868,144 @@
           <w:lang w:val="nl-NL"/>
         </w:rPr>
         <w:t>Cục Thuế về việc phê duyệt kế hoạch kiểm tra thuế tại trụ sở người nộp thuế năm &lt;nam_kh_tkt&gt; đối với các Chi cục Thuế khu vực và Chi cục Thuế doanh nghiệp lớn;</w:t>
+      </w:r>
+    </w:p>
+    <w:p>
+      <w:pPr>
+        <w:spacing w:before="60" w:after="0" w:line="240" w:lineRule="auto"/>
+        <w:ind w:firstLine="567"/>
+        <w:jc w:val="both"/>
+        <w:rPr>
+          <w:i/>
+          <w:color w:val="000000" w:themeColor="text1"/>
+          <w:lang w:val="nl-NL"/>
+        </w:rPr>
+      </w:pPr>
+      <w:r>
+        <w:rPr>
+          <w:i/>
+          <w:color w:val="000000" w:themeColor="text1"/>
+          <w:szCs w:val="28"/>
+        </w:rPr>
+        <w:t xml:space="preserve">Căn cứ &lt;tham_quyen_ky&gt; </w:t>
+      </w:r>
+      <w:r>
+        <w:rPr>
+          <w:bCs/>
+          <w:i/>
+        </w:rPr>
+        <w:t>của</w:t>
+      </w:r>
+      <w:r>
+        <w:rPr>
+          <w:bCs/>
+          <w:i/>
+        </w:rPr>
+        <w:t xml:space="preserve"> Trưởng</w:t>
+      </w:r>
+      <w:r>
+        <w:rPr>
+          <w:bCs/>
+          <w:i/>
+        </w:rPr>
+        <w:t xml:space="preserve"> Thuế tỉnh Quảng Trị về việc phân công lĩnh vực phụ trách và ủy quyền ký văn bản của các đồng chí Lãnh đạo Thuế tỉnh</w:t>
+      </w:r>
+      <w:r>
+        <w:rPr>
+          <w:i/>
+          <w:color w:val="000000" w:themeColor="text1"/>
+          <w:szCs w:val="28"/>
+        </w:rPr>
+        <w:t>;</w:t>
+      </w:r>
+      <w:bookmarkEnd w:id="0"/>
+    </w:p>
+    <w:p>
+      <w:pPr>
+        <w:spacing w:before="60" w:after="0" w:line="240" w:lineRule="auto"/>
+        <w:ind w:firstLine="567"/>
+        <w:jc w:val="both"/>
+        <w:rPr>
+          <w:i/>
+          <w:color w:val="000000" w:themeColor="text1"/>
+          <w:szCs w:val="28"/>
+        </w:rPr>
+      </w:pPr>
+      <w:r>
+        <w:rPr>
+          <w:i/>
+          <w:color w:val="000000" w:themeColor="text1"/>
+          <w:szCs w:val="28"/>
+        </w:rPr>
+        <w:t xml:space="preserve">Theo đề nghị của </w:t>
+      </w:r>
+      <w:r>
+        <w:rPr>
+          <w:i/>
+          <w:color w:val="000000" w:themeColor="text1"/>
+          <w:szCs w:val="28"/>
+        </w:rPr>
+        <w:t>&lt;ld_phong&gt;</w:t>
+      </w:r>
+      <w:r>
+        <w:rPr>
+          <w:i/>
+          <w:color w:val="000000" w:themeColor="text1"/>
+          <w:szCs w:val="28"/>
+        </w:rPr>
+        <w:t xml:space="preserve"> </w:t>
+      </w:r>
+      <w:r>
+        <w:rPr>
+          <w:i/>
+          <w:color w:val="000000" w:themeColor="text1"/>
+          <w:szCs w:val="28"/>
+        </w:rPr>
+        <w:t>Kiểm tra</w:t>
+      </w:r>
+      <w:r>
+        <w:rPr>
+          <w:i/>
+          <w:color w:val="000000" w:themeColor="text1"/>
+          <w:szCs w:val="28"/>
+        </w:rPr>
+        <w:t xml:space="preserve"> số </w:t>
+      </w:r>
+      <w:r>
+        <w:rPr>
+          <w:i/>
+          <w:color w:val="000000" w:themeColor="text1"/>
+          <w:szCs w:val="28"/>
+        </w:rPr>
+        <w:t>2</w:t>
+      </w:r>
+      <w:r>
+        <w:rPr>
+          <w:i/>
+          <w:color w:val="000000" w:themeColor="text1"/>
+          <w:szCs w:val="28"/>
+        </w:rPr>
+        <w:t>.</w:t>
+      </w:r>
+    </w:p>
+    <w:p>
+      <w:pPr>
+        <w:spacing w:before="120" w:after="0" w:line="240" w:lineRule="auto"/>
+        <w:ind w:firstLine="425"/>
+        <w:jc w:val="center"/>
+        <w:rPr>
+          <w:b/>
+          <w:color w:val="000000" w:themeColor="text1"/>
+          <w:szCs w:val="28"/>
+        </w:rPr>
+      </w:pPr>
+      <w:r>
+        <w:rPr>
+          <w:b/>
+          <w:color w:val="000000" w:themeColor="text1"/>
+          <w:szCs w:val="28"/>
+        </w:rPr>
+        <w:t>QUYẾT ĐỊNH:</w:t>
       </w:r>
     </w:p>
     <w:p>
@@ -876,49 +1014,33 @@
         <w:ind w:firstLine="425"/>
         <w:jc w:val="both"/>
         <w:rPr>
-          <w:i/>
-          <w:color w:val="000000" w:themeColor="text1"/>
-          <w:lang w:val="nl-NL"/>
-        </w:rPr>
-      </w:pPr>
-      <w:r>
-        <w:rPr>
-          <w:i/>
-          <w:color w:val="000000" w:themeColor="text1"/>
-          <w:szCs w:val="28"/>
-        </w:rPr>
-        <w:t xml:space="preserve">Căn cứ &lt;tham_quyen_ky&gt; </w:t>
-      </w:r>
-      <w:r>
-        <w:rPr>
-          <w:bCs/>
-          <w:i/>
-        </w:rPr>
-        <w:t>của</w:t>
-      </w:r>
-      <w:r>
-        <w:rPr>
-          <w:bCs/>
-          <w:i/>
-        </w:rPr>
-        <w:t xml:space="preserve"> Trưởng</w:t>
-      </w:r>
-      <w:r>
-        <w:rPr>
-          <w:bCs/>
-          <w:i/>
-        </w:rPr>
-        <w:t xml:space="preserve"> Thuế tỉnh Quảng Trị về việc phân công lĩnh vực phụ trách và ủy quyền ký văn bản của các đồng chí Lãnh đạo Thuế tỉnh</w:t>
-      </w:r>
-      <w:r>
-        <w:rPr>
-          <w:i/>
-          <w:color w:val="000000" w:themeColor="text1"/>
-          <w:szCs w:val="28"/>
-        </w:rPr>
-        <w:t>;</w:t>
-      </w:r>
-      <w:bookmarkEnd w:id="0"/>
+          <w:color w:val="000000" w:themeColor="text1"/>
+          <w:szCs w:val="28"/>
+        </w:rPr>
+      </w:pPr>
+      <w:r>
+        <w:rPr>
+          <w:b/>
+          <w:color w:val="000000" w:themeColor="text1"/>
+        </w:rPr>
+        <w:t>Điều 1.</w:t>
+      </w:r>
+      <w:r>
+        <w:rPr>
+          <w:color w:val="000000" w:themeColor="text1"/>
+        </w:rPr>
+        <w:t xml:space="preserve"> </w:t>
+      </w:r>
+      <w:r>
+        <w:t>Kiểm tra thuế tại</w:t>
+      </w:r>
+      <w:r>
+        <w:rPr>
+          <w:color w:val="000000" w:themeColor="text1"/>
+          <w:szCs w:val="28"/>
+        </w:rPr>
+        <w:t xml:space="preserve"> &lt;ten_dv&gt;; </w:t>
+      </w:r>
     </w:p>
     <w:p>
       <w:pPr>
@@ -926,91 +1048,39 @@
         <w:ind w:firstLine="425"/>
         <w:jc w:val="both"/>
         <w:rPr>
-          <w:i/>
-          <w:color w:val="000000" w:themeColor="text1"/>
-          <w:szCs w:val="28"/>
-        </w:rPr>
-      </w:pPr>
-      <w:r>
-        <w:rPr>
-          <w:i/>
-          <w:color w:val="000000" w:themeColor="text1"/>
-          <w:szCs w:val="28"/>
-        </w:rPr>
-        <w:t xml:space="preserve">Theo đề nghị của </w:t>
-      </w:r>
-      <w:r>
-        <w:rPr>
-          <w:i/>
-          <w:color w:val="000000" w:themeColor="text1"/>
-          <w:szCs w:val="28"/>
-        </w:rPr>
-        <w:t>&lt;ld_phong&gt;</w:t>
-      </w:r>
-      <w:r>
-        <w:rPr>
-          <w:i/>
-          <w:color w:val="000000" w:themeColor="text1"/>
-          <w:szCs w:val="28"/>
-        </w:rPr>
-        <w:t xml:space="preserve"> </w:t>
-      </w:r>
-      <w:r>
-        <w:rPr>
-          <w:i/>
-          <w:color w:val="000000" w:themeColor="text1"/>
-          <w:szCs w:val="28"/>
-        </w:rPr>
-        <w:t>Kiểm tra</w:t>
-      </w:r>
-      <w:r>
-        <w:rPr>
-          <w:i/>
-          <w:color w:val="000000" w:themeColor="text1"/>
-          <w:szCs w:val="28"/>
-        </w:rPr>
-        <w:t xml:space="preserve"> số </w:t>
-      </w:r>
-      <w:r>
-        <w:rPr>
-          <w:i/>
-          <w:color w:val="000000" w:themeColor="text1"/>
-          <w:szCs w:val="28"/>
-        </w:rPr>
-        <w:t>2</w:t>
-      </w:r>
-      <w:r>
-        <w:rPr>
-          <w:i/>
-          <w:color w:val="000000" w:themeColor="text1"/>
-          <w:szCs w:val="28"/>
-        </w:rPr>
-        <w:t>.</w:t>
+          <w:color w:val="000000" w:themeColor="text1"/>
+          <w:szCs w:val="28"/>
+        </w:rPr>
+      </w:pPr>
+      <w:r>
+        <w:rPr>
+          <w:color w:val="000000" w:themeColor="text1"/>
+          <w:szCs w:val="28"/>
+        </w:rPr>
+        <w:t xml:space="preserve">Mã số thuế: &lt;mst&gt;; </w:t>
       </w:r>
     </w:p>
     <w:p>
       <w:pPr>
-        <w:spacing w:before="120" w:after="0" w:line="240" w:lineRule="auto"/>
+        <w:spacing w:before="60" w:after="0" w:line="240" w:lineRule="auto"/>
         <w:ind w:firstLine="425"/>
-        <w:jc w:val="center"/>
-        <w:rPr>
-          <w:b/>
-          <w:color w:val="000000" w:themeColor="text1"/>
-          <w:szCs w:val="28"/>
-        </w:rPr>
-      </w:pPr>
-      <w:r>
-        <w:rPr>
-          <w:b/>
-          <w:color w:val="000000" w:themeColor="text1"/>
-          <w:szCs w:val="28"/>
-        </w:rPr>
-        <w:t>QUYẾT ĐỊNH:</w:t>
+        <w:jc w:val="both"/>
+        <w:rPr>
+          <w:color w:val="000000" w:themeColor="text1"/>
+          <w:szCs w:val="28"/>
+        </w:rPr>
+      </w:pPr>
+      <w:r>
+        <w:rPr>
+          <w:color w:val="000000" w:themeColor="text1"/>
+          <w:szCs w:val="28"/>
+        </w:rPr>
+        <w:t xml:space="preserve">Địa chỉ: &lt;dia_chi&gt;, về các nội dung sau: </w:t>
       </w:r>
     </w:p>
     <w:p>
       <w:pPr>
-        <w:spacing w:after="0" w:line="240" w:lineRule="auto"/>
+        <w:spacing w:before="60" w:after="0" w:line="240" w:lineRule="auto"/>
         <w:ind w:firstLine="425"/>
         <w:jc w:val="both"/>
         <w:rPr>
@@ -1020,85 +1090,15 @@
       </w:pPr>
       <w:r>
         <w:rPr>
-          <w:b/>
-          <w:color w:val="000000" w:themeColor="text1"/>
-        </w:rPr>
-        <w:t>Điều 1.</w:t>
-      </w:r>
-      <w:r>
-        <w:rPr>
-          <w:color w:val="000000" w:themeColor="text1"/>
-        </w:rPr>
-        <w:t xml:space="preserve"> </w:t>
-      </w:r>
-      <w:r>
-        <w:t>Kiểm tra thuế tại</w:t>
-      </w:r>
-      <w:r>
-        <w:rPr>
-          <w:color w:val="000000" w:themeColor="text1"/>
-          <w:szCs w:val="28"/>
-        </w:rPr>
-        <w:t xml:space="preserve"> &lt;ten_dv&gt;; </w:t>
+          <w:color w:val="000000" w:themeColor="text1"/>
+          <w:szCs w:val="28"/>
+        </w:rPr>
+        <w:t>Nội dung kiểm tra: Kiểm tra việc chấp hành pháp luật thuế.</w:t>
       </w:r>
     </w:p>
     <w:p>
       <w:pPr>
-        <w:spacing w:after="0" w:line="240" w:lineRule="auto"/>
-        <w:ind w:firstLine="425"/>
-        <w:jc w:val="both"/>
-        <w:rPr>
-          <w:color w:val="000000" w:themeColor="text1"/>
-          <w:szCs w:val="28"/>
-        </w:rPr>
-      </w:pPr>
-      <w:r>
-        <w:rPr>
-          <w:color w:val="000000" w:themeColor="text1"/>
-          <w:szCs w:val="28"/>
-        </w:rPr>
-        <w:t xml:space="preserve">Mã số thuế: &lt;mst&gt;; </w:t>
-      </w:r>
-    </w:p>
-    <w:p>
-      <w:pPr>
-        <w:spacing w:after="0" w:line="240" w:lineRule="auto"/>
-        <w:ind w:firstLine="425"/>
-        <w:jc w:val="both"/>
-        <w:rPr>
-          <w:color w:val="000000" w:themeColor="text1"/>
-          <w:szCs w:val="28"/>
-        </w:rPr>
-      </w:pPr>
-      <w:r>
-        <w:rPr>
-          <w:color w:val="000000" w:themeColor="text1"/>
-          <w:szCs w:val="28"/>
-        </w:rPr>
-        <w:t xml:space="preserve">Địa chỉ: &lt;dia_chi&gt;, về các nội dung sau: </w:t>
-      </w:r>
-    </w:p>
-    <w:p>
-      <w:pPr>
-        <w:spacing w:after="0" w:line="240" w:lineRule="auto"/>
-        <w:ind w:firstLine="425"/>
-        <w:jc w:val="both"/>
-        <w:rPr>
-          <w:color w:val="000000" w:themeColor="text1"/>
-          <w:szCs w:val="28"/>
-        </w:rPr>
-      </w:pPr>
-      <w:r>
-        <w:rPr>
-          <w:color w:val="000000" w:themeColor="text1"/>
-          <w:szCs w:val="28"/>
-        </w:rPr>
-        <w:t>Nội dung kiểm tra: Kiểm tra việc chấp hành pháp luật thuế.</w:t>
-      </w:r>
-    </w:p>
-    <w:p>
-      <w:pPr>
-        <w:spacing w:after="0" w:line="240" w:lineRule="auto"/>
+        <w:spacing w:before="60" w:after="0" w:line="240" w:lineRule="auto"/>
         <w:ind w:firstLine="425"/>
         <w:jc w:val="both"/>
         <w:rPr>
@@ -2152,7 +2152,7 @@
     </w:p>
     <w:p>
       <w:pPr>
-        <w:spacing w:after="0" w:line="240" w:lineRule="auto"/>
+        <w:spacing w:before="60" w:after="0" w:line="240" w:lineRule="auto"/>
         <w:ind w:firstLine="425"/>
         <w:jc w:val="both"/>
         <w:rPr>
@@ -2165,6 +2165,7 @@
           <w:color w:val="000000" w:themeColor="text1"/>
           <w:szCs w:val="28"/>
         </w:rPr>
+        <w:lastRenderedPageBreak/>
         <w:t xml:space="preserve">Thời </w:t>
       </w:r>
       <w:r>
@@ -2226,7 +2227,7 @@
     </w:p>
     <w:p>
       <w:pPr>
-        <w:spacing w:after="0" w:line="240" w:lineRule="auto"/>
+        <w:spacing w:before="60" w:after="0" w:line="240" w:lineRule="auto"/>
         <w:ind w:firstLine="425"/>
         <w:jc w:val="both"/>
         <w:rPr>
@@ -2240,7 +2241,6 @@
           <w:color w:val="000000" w:themeColor="text1"/>
           <w:szCs w:val="28"/>
         </w:rPr>
-        <w:lastRenderedPageBreak/>
         <w:t>Điều 3.</w:t>
       </w:r>
       <w:r>
@@ -2250,6 +2250,22 @@
         </w:rPr>
         <w:t xml:space="preserve"> Quyết định này có hiệu lực kể từ ngày ký. &lt;ten_dv&gt; và Đoàn kiểm tra chịu trách nhiệm thi hành Quyết định này./.</w:t>
       </w:r>
+    </w:p>
+    <w:p>
+      <w:pPr>
+        <w:tabs>
+          <w:tab w:val="center" w:pos="7655"/>
+        </w:tabs>
+        <w:spacing w:after="0" w:line="240" w:lineRule="auto"/>
+        <w:jc w:val="both"/>
+        <w:rPr>
+          <w:b/>
+          <w:i/>
+          <w:color w:val="000000" w:themeColor="text1"/>
+          <w:sz w:val="24"/>
+          <w:szCs w:val="24"/>
+        </w:rPr>
+      </w:pPr>
     </w:p>
     <w:p>
       <w:pPr>

--- a/static/media/5.qd_ktr_dot_xuat.docx
+++ b/static/media/5.qd_ktr_dot_xuat.docx
@@ -140,7 +140,7 @@
           </mc:Choice>
           <mc:Fallback>
             <w:pict>
-              <v:shapetype w14:anchorId="1BADB9B4" id="_x0000_t32" coordsize="21600,21600" o:spt="32" o:oned="t" path="m,l21600,21600e" filled="f">
+              <v:shapetype w14:anchorId="2CB9440C" id="_x0000_t32" coordsize="21600,21600" o:spt="32" o:oned="t" path="m,l21600,21600e" filled="f">
                 <v:path arrowok="t" fillok="f" o:connecttype="none"/>
                 <o:lock v:ext="edit" shapetype="t"/>
               </v:shapetype>
@@ -219,7 +219,7 @@
           </mc:Choice>
           <mc:Fallback>
             <w:pict>
-              <v:shape w14:anchorId="4B58DFF5" id="AutoShape 6" o:spid="_x0000_s1026" type="#_x0000_t32" style="position:absolute;margin-left:254.9pt;margin-top:14.7pt;width:170.25pt;height:0;z-index:251656704;visibility:visible;mso-wrap-style:square;mso-width-percent:0;mso-height-percent:0;mso-wrap-distance-left:9pt;mso-wrap-distance-top:0;mso-wrap-distance-right:9pt;mso-wrap-distance-bottom:0;mso-position-horizontal:absolute;mso-position-horizontal-relative:text;mso-position-vertical:absolute;mso-position-vertical-relative:text;mso-width-percent:0;mso-height-percent:0;mso-width-relative:page;mso-height-relative:page" o:gfxdata="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"/>
+              <v:shape w14:anchorId="74838878" id="AutoShape 6" o:spid="_x0000_s1026" type="#_x0000_t32" style="position:absolute;margin-left:254.9pt;margin-top:14.7pt;width:170.25pt;height:0;z-index:251656704;visibility:visible;mso-wrap-style:square;mso-width-percent:0;mso-height-percent:0;mso-wrap-distance-left:9pt;mso-wrap-distance-top:0;mso-wrap-distance-right:9pt;mso-wrap-distance-bottom:0;mso-position-horizontal:absolute;mso-position-horizontal-relative:text;mso-position-vertical:absolute;mso-position-vertical-relative:text;mso-width-percent:0;mso-height-percent:0;mso-width-relative:page;mso-height-relative:page" o:gfxdata="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"/>
             </w:pict>
           </mc:Fallback>
         </mc:AlternateContent>
@@ -517,7 +517,7 @@
           </mc:Choice>
           <mc:Fallback>
             <w:pict>
-              <v:shape w14:anchorId="4C93F2B1" id="AutoShape 7" o:spid="_x0000_s1026" type="#_x0000_t32" style="position:absolute;margin-left:160.1pt;margin-top:1.7pt;width:146.7pt;height:0;z-index:251660800;visibility:visible;mso-wrap-style:square;mso-width-percent:0;mso-height-percent:0;mso-wrap-distance-left:9pt;mso-wrap-distance-top:0;mso-wrap-distance-right:9pt;mso-wrap-distance-bottom:0;mso-position-horizontal:absolute;mso-position-horizontal-relative:text;mso-position-vertical:absolute;mso-position-vertical-relative:text;mso-width-percent:0;mso-height-percent:0;mso-width-relative:page;mso-height-relative:page" o:gfxdata="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"/>
+              <v:shape w14:anchorId="6F72D393" id="AutoShape 7" o:spid="_x0000_s1026" type="#_x0000_t32" style="position:absolute;margin-left:160.1pt;margin-top:1.7pt;width:146.7pt;height:0;z-index:251660800;visibility:visible;mso-wrap-style:square;mso-width-percent:0;mso-height-percent:0;mso-wrap-distance-left:9pt;mso-wrap-distance-top:0;mso-wrap-distance-right:9pt;mso-wrap-distance-bottom:0;mso-position-horizontal:absolute;mso-position-horizontal-relative:text;mso-position-vertical:absolute;mso-position-vertical-relative:text;mso-width-percent:0;mso-height-percent:0;mso-width-relative:page;mso-height-relative:page" o:gfxdata="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"/>
             </w:pict>
           </mc:Fallback>
         </mc:AlternateContent>
@@ -2270,7 +2270,7 @@
     <w:p>
       <w:pPr>
         <w:tabs>
-          <w:tab w:val="center" w:pos="7655"/>
+          <w:tab w:val="center" w:pos="6804"/>
         </w:tabs>
         <w:spacing w:after="0" w:line="240" w:lineRule="auto"/>
         <w:jc w:val="both"/>
@@ -2304,6 +2304,154 @@
           <w:szCs w:val="28"/>
         </w:rPr>
         <w:t>&lt;hinh_thuc_ky&gt;</w:t>
+      </w:r>
+    </w:p>
+    <w:p>
+      <w:pPr>
+        <w:tabs>
+          <w:tab w:val="center" w:pos="6804"/>
+        </w:tabs>
+        <w:spacing w:after="0" w:line="240" w:lineRule="auto"/>
+        <w:jc w:val="both"/>
+        <w:rPr>
+          <w:color w:val="000000" w:themeColor="text1"/>
+          <w:szCs w:val="28"/>
+        </w:rPr>
+      </w:pPr>
+      <w:r>
+        <w:rPr>
+          <w:color w:val="000000" w:themeColor="text1"/>
+          <w:sz w:val="22"/>
+        </w:rPr>
+        <w:t>- Như Đ</w:t>
+      </w:r>
+      <w:r>
+        <w:rPr>
+          <w:color w:val="000000" w:themeColor="text1"/>
+          <w:sz w:val="22"/>
+        </w:rPr>
+        <w:t xml:space="preserve">iều 3; </w:t>
+      </w:r>
+      <w:r>
+        <w:rPr>
+          <w:color w:val="000000" w:themeColor="text1"/>
+          <w:sz w:val="22"/>
+        </w:rPr>
+        <w:tab/>
+      </w:r>
+      <w:r>
+        <w:rPr>
+          <w:b/>
+          <w:bCs/>
+          <w:color w:val="000000" w:themeColor="text1"/>
+          <w:szCs w:val="28"/>
+        </w:rPr>
+        <w:t>&lt;LD_CUC&gt;</w:t>
+      </w:r>
+    </w:p>
+    <w:p>
+      <w:pPr>
+        <w:spacing w:after="0" w:line="300" w:lineRule="exact"/>
+        <w:rPr>
+          <w:color w:val="000000" w:themeColor="text1"/>
+          <w:sz w:val="22"/>
+        </w:rPr>
+      </w:pPr>
+      <w:r>
+        <w:rPr>
+          <w:color w:val="000000" w:themeColor="text1"/>
+          <w:sz w:val="22"/>
+        </w:rPr>
+        <w:t xml:space="preserve">- </w:t>
+      </w:r>
+      <w:r>
+        <w:rPr>
+          <w:color w:val="000000" w:themeColor="text1"/>
+          <w:sz w:val="22"/>
+        </w:rPr>
+        <w:t xml:space="preserve">Phòng </w:t>
+      </w:r>
+      <w:r>
+        <w:rPr>
+          <w:bCs/>
+          <w:sz w:val="22"/>
+        </w:rPr>
+        <w:t>QLDN</w:t>
+      </w:r>
+      <w:r>
+        <w:rPr>
+          <w:bCs/>
+          <w:sz w:val="22"/>
+        </w:rPr>
+        <w:t>2</w:t>
+      </w:r>
+      <w:r>
+        <w:rPr>
+          <w:color w:val="000000" w:themeColor="text1"/>
+          <w:sz w:val="22"/>
+        </w:rPr>
+        <w:t>;</w:t>
+      </w:r>
+    </w:p>
+    <w:p>
+      <w:pPr>
+        <w:spacing w:after="0" w:line="300" w:lineRule="exact"/>
+        <w:rPr>
+          <w:color w:val="000000" w:themeColor="text1"/>
+          <w:sz w:val="22"/>
+        </w:rPr>
+      </w:pPr>
+      <w:r>
+        <w:rPr>
+          <w:color w:val="000000" w:themeColor="text1"/>
+          <w:sz w:val="22"/>
+        </w:rPr>
+        <w:t xml:space="preserve">- Lưu: VT, </w:t>
+      </w:r>
+      <w:bookmarkStart w:id="1" w:name="_Hlk205236029"/>
+      <w:r>
+        <w:rPr>
+          <w:bCs/>
+          <w:iCs/>
+          <w:sz w:val="22"/>
+        </w:rPr>
+        <w:t>KTr2</w:t>
+      </w:r>
+      <w:bookmarkEnd w:id="1"/>
+      <w:r>
+        <w:rPr>
+          <w:bCs/>
+          <w:iCs/>
+          <w:sz w:val="22"/>
+        </w:rPr>
+        <w:t xml:space="preserve"> </w:t>
+      </w:r>
+      <w:r>
+        <w:rPr>
+          <w:color w:val="000000" w:themeColor="text1"/>
+          <w:sz w:val="22"/>
+        </w:rPr>
+        <w:t>(04b).</w:t>
+      </w:r>
+    </w:p>
+    <w:p>
+      <w:pPr>
+        <w:tabs>
+          <w:tab w:val="center" w:pos="7655"/>
+        </w:tabs>
+        <w:spacing w:after="0" w:line="300" w:lineRule="exact"/>
+        <w:jc w:val="both"/>
+        <w:rPr>
+          <w:color w:val="000000" w:themeColor="text1"/>
+          <w:szCs w:val="28"/>
+        </w:rPr>
+      </w:pPr>
+      <w:r>
+        <w:rPr>
+          <w:color w:val="000000" w:themeColor="text1"/>
+          <w:szCs w:val="28"/>
+        </w:rPr>
+        <w:tab/>
       </w:r>
     </w:p>
     <w:p>
@@ -2321,134 +2469,6 @@
       <w:r>
         <w:rPr>
           <w:color w:val="000000" w:themeColor="text1"/>
-          <w:sz w:val="22"/>
-        </w:rPr>
-        <w:t>- Như Đ</w:t>
-      </w:r>
-      <w:r>
-        <w:rPr>
-          <w:color w:val="000000" w:themeColor="text1"/>
-          <w:sz w:val="22"/>
-        </w:rPr>
-        <w:t xml:space="preserve">iều 3; </w:t>
-      </w:r>
-      <w:r>
-        <w:rPr>
-          <w:color w:val="000000" w:themeColor="text1"/>
-          <w:sz w:val="22"/>
-        </w:rPr>
-        <w:tab/>
-      </w:r>
-      <w:r>
-        <w:rPr>
-          <w:b/>
-          <w:bCs/>
-          <w:color w:val="000000" w:themeColor="text1"/>
-          <w:szCs w:val="28"/>
-        </w:rPr>
-        <w:t>&lt;LD_CUC&gt;</w:t>
-      </w:r>
-    </w:p>
-    <w:p>
-      <w:pPr>
-        <w:spacing w:after="0" w:line="300" w:lineRule="exact"/>
-        <w:rPr>
-          <w:color w:val="000000" w:themeColor="text1"/>
-          <w:sz w:val="22"/>
-        </w:rPr>
-      </w:pPr>
-      <w:r>
-        <w:rPr>
-          <w:color w:val="000000" w:themeColor="text1"/>
-          <w:sz w:val="22"/>
-        </w:rPr>
-        <w:t xml:space="preserve">- </w:t>
-      </w:r>
-      <w:r>
-        <w:rPr>
-          <w:color w:val="000000" w:themeColor="text1"/>
-          <w:sz w:val="22"/>
-        </w:rPr>
-        <w:t xml:space="preserve">Phòng </w:t>
-      </w:r>
-      <w:r>
-        <w:rPr>
-          <w:bCs/>
-          <w:sz w:val="22"/>
-        </w:rPr>
-        <w:t>QLDN</w:t>
-      </w:r>
-      <w:r>
-        <w:rPr>
-          <w:bCs/>
-          <w:sz w:val="22"/>
-        </w:rPr>
-        <w:t>2</w:t>
-      </w:r>
-      <w:r>
-        <w:rPr>
-          <w:color w:val="000000" w:themeColor="text1"/>
-          <w:sz w:val="22"/>
-        </w:rPr>
-        <w:t>;</w:t>
-      </w:r>
-    </w:p>
-    <w:p>
-      <w:pPr>
-        <w:spacing w:after="0" w:line="300" w:lineRule="exact"/>
-        <w:rPr>
-          <w:color w:val="000000" w:themeColor="text1"/>
-          <w:sz w:val="22"/>
-        </w:rPr>
-      </w:pPr>
-      <w:r>
-        <w:rPr>
-          <w:color w:val="000000" w:themeColor="text1"/>
-          <w:sz w:val="22"/>
-        </w:rPr>
-        <w:t xml:space="preserve">- Lưu: VT, </w:t>
-      </w:r>
-      <w:bookmarkStart w:id="1" w:name="_Hlk205236029"/>
-      <w:r>
-        <w:rPr>
-          <w:bCs/>
-          <w:iCs/>
-          <w:sz w:val="22"/>
-        </w:rPr>
-        <w:t>KTr2</w:t>
-      </w:r>
-      <w:bookmarkEnd w:id="1"/>
-      <w:r>
-        <w:rPr>
-          <w:bCs/>
-          <w:iCs/>
-          <w:sz w:val="22"/>
-        </w:rPr>
-        <w:t xml:space="preserve"> </w:t>
-      </w:r>
-      <w:r>
-        <w:rPr>
-          <w:color w:val="000000" w:themeColor="text1"/>
-          <w:sz w:val="22"/>
-        </w:rPr>
-        <w:t>(04b).</w:t>
-      </w:r>
-    </w:p>
-    <w:p>
-      <w:pPr>
-        <w:tabs>
-          <w:tab w:val="center" w:pos="7655"/>
-        </w:tabs>
-        <w:spacing w:after="0" w:line="300" w:lineRule="exact"/>
-        <w:jc w:val="both"/>
-        <w:rPr>
-          <w:color w:val="000000" w:themeColor="text1"/>
-          <w:szCs w:val="28"/>
-        </w:rPr>
-      </w:pPr>
-      <w:r>
-        <w:rPr>
-          <w:color w:val="000000" w:themeColor="text1"/>
           <w:szCs w:val="28"/>
         </w:rPr>
         <w:tab/>
@@ -2466,13 +2486,6 @@
           <w:szCs w:val="28"/>
         </w:rPr>
       </w:pPr>
-      <w:r>
-        <w:rPr>
-          <w:color w:val="000000" w:themeColor="text1"/>
-          <w:szCs w:val="28"/>
-        </w:rPr>
-        <w:tab/>
-      </w:r>
     </w:p>
     <w:p>
       <w:pPr>
@@ -2503,20 +2516,7 @@
     <w:p>
       <w:pPr>
         <w:tabs>
-          <w:tab w:val="center" w:pos="7655"/>
-        </w:tabs>
-        <w:spacing w:after="0" w:line="240" w:lineRule="auto"/>
-        <w:jc w:val="both"/>
-        <w:rPr>
-          <w:color w:val="000000" w:themeColor="text1"/>
-          <w:szCs w:val="28"/>
-        </w:rPr>
-      </w:pPr>
-    </w:p>
-    <w:p>
-      <w:pPr>
-        <w:tabs>
-          <w:tab w:val="center" w:pos="7655"/>
+          <w:tab w:val="center" w:pos="6804"/>
         </w:tabs>
         <w:spacing w:after="0" w:line="240" w:lineRule="auto"/>
         <w:jc w:val="both"/>

--- a/static/media/5.qd_ktr_dot_xuat.docx
+++ b/static/media/5.qd_ktr_dot_xuat.docx
@@ -140,7 +140,7 @@
           </mc:Choice>
           <mc:Fallback>
             <w:pict>
-              <v:shapetype w14:anchorId="2CB9440C" id="_x0000_t32" coordsize="21600,21600" o:spt="32" o:oned="t" path="m,l21600,21600e" filled="f">
+              <v:shapetype w14:anchorId="15E48D82" id="_x0000_t32" coordsize="21600,21600" o:spt="32" o:oned="t" path="m,l21600,21600e" filled="f">
                 <v:path arrowok="t" fillok="f" o:connecttype="none"/>
                 <o:lock v:ext="edit" shapetype="t"/>
               </v:shapetype>
@@ -219,7 +219,7 @@
           </mc:Choice>
           <mc:Fallback>
             <w:pict>
-              <v:shape w14:anchorId="74838878" id="AutoShape 6" o:spid="_x0000_s1026" type="#_x0000_t32" style="position:absolute;margin-left:254.9pt;margin-top:14.7pt;width:170.25pt;height:0;z-index:251656704;visibility:visible;mso-wrap-style:square;mso-width-percent:0;mso-height-percent:0;mso-wrap-distance-left:9pt;mso-wrap-distance-top:0;mso-wrap-distance-right:9pt;mso-wrap-distance-bottom:0;mso-position-horizontal:absolute;mso-position-horizontal-relative:text;mso-position-vertical:absolute;mso-position-vertical-relative:text;mso-width-percent:0;mso-height-percent:0;mso-width-relative:page;mso-height-relative:page" o:gfxdata="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"/>
+              <v:shape w14:anchorId="005DF331" id="AutoShape 6" o:spid="_x0000_s1026" type="#_x0000_t32" style="position:absolute;margin-left:254.9pt;margin-top:14.7pt;width:170.25pt;height:0;z-index:251656704;visibility:visible;mso-wrap-style:square;mso-width-percent:0;mso-height-percent:0;mso-wrap-distance-left:9pt;mso-wrap-distance-top:0;mso-wrap-distance-right:9pt;mso-wrap-distance-bottom:0;mso-position-horizontal:absolute;mso-position-horizontal-relative:text;mso-position-vertical:absolute;mso-position-vertical-relative:text;mso-width-percent:0;mso-height-percent:0;mso-width-relative:page;mso-height-relative:page" o:gfxdata="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"/>
             </w:pict>
           </mc:Fallback>
         </mc:AlternateContent>
@@ -517,7 +517,7 @@
           </mc:Choice>
           <mc:Fallback>
             <w:pict>
-              <v:shape w14:anchorId="6F72D393" id="AutoShape 7" o:spid="_x0000_s1026" type="#_x0000_t32" style="position:absolute;margin-left:160.1pt;margin-top:1.7pt;width:146.7pt;height:0;z-index:251660800;visibility:visible;mso-wrap-style:square;mso-width-percent:0;mso-height-percent:0;mso-wrap-distance-left:9pt;mso-wrap-distance-top:0;mso-wrap-distance-right:9pt;mso-wrap-distance-bottom:0;mso-position-horizontal:absolute;mso-position-horizontal-relative:text;mso-position-vertical:absolute;mso-position-vertical-relative:text;mso-width-percent:0;mso-height-percent:0;mso-width-relative:page;mso-height-relative:page" o:gfxdata="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"/>
+              <v:shape w14:anchorId="645B3F88" id="AutoShape 7" o:spid="_x0000_s1026" type="#_x0000_t32" style="position:absolute;margin-left:160.1pt;margin-top:1.7pt;width:146.7pt;height:0;z-index:251660800;visibility:visible;mso-wrap-style:square;mso-width-percent:0;mso-height-percent:0;mso-wrap-distance-left:9pt;mso-wrap-distance-top:0;mso-wrap-distance-right:9pt;mso-wrap-distance-bottom:0;mso-position-horizontal:absolute;mso-position-horizontal-relative:text;mso-position-vertical:absolute;mso-position-vertical-relative:text;mso-width-percent:0;mso-height-percent:0;mso-width-relative:page;mso-height-relative:page" o:gfxdata="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"/>
             </w:pict>
           </mc:Fallback>
         </mc:AlternateContent>
@@ -630,12 +630,14 @@
       </w:pPr>
       <w:r>
         <w:rPr>
-          <w:i/>
-          <w:color w:val="000000" w:themeColor="text1"/>
-          <w:szCs w:val="28"/>
+          <w:rFonts w:ascii="Times New Roman Italic" w:hAnsi="Times New Roman Italic"/>
+          <w:i/>
+          <w:iCs/>
+          <w:color w:val="000000"/>
+          <w:spacing w:val="-6"/>
           <w:lang w:val="nl-NL"/>
         </w:rPr>
-        <w:t xml:space="preserve">Căn cứ các Luật </w:t>
+        <w:t>Căn cứ các Luật Thuế, Luật Phí và lệ phí và các văn bản hướng dẫn thi hành</w:t>
       </w:r>
       <w:r>
         <w:rPr>
@@ -644,16 +646,7 @@
           <w:szCs w:val="28"/>
           <w:lang w:val="nl-NL"/>
         </w:rPr>
-        <w:t>T</w:t>
-      </w:r>
-      <w:r>
-        <w:rPr>
-          <w:i/>
-          <w:color w:val="000000" w:themeColor="text1"/>
-          <w:szCs w:val="28"/>
-          <w:lang w:val="nl-NL"/>
-        </w:rPr>
-        <w:t>huế, phí, lệ phí và các văn bản hướng dẫn thi hành;</w:t>
+        <w:t>;</w:t>
       </w:r>
     </w:p>
     <w:p>
@@ -1039,7 +1032,42 @@
           <w:color w:val="000000" w:themeColor="text1"/>
           <w:szCs w:val="28"/>
         </w:rPr>
-        <w:t xml:space="preserve"> &lt;ten_dv&gt;; </w:t>
+        <w:t xml:space="preserve"> &lt;ten_dv&gt;</w:t>
+      </w:r>
+      <w:r>
+        <w:rPr>
+          <w:color w:val="000000" w:themeColor="text1"/>
+          <w:szCs w:val="28"/>
+        </w:rPr>
+        <w:t xml:space="preserve">. </w:t>
+      </w:r>
+      <w:r>
+        <w:rPr>
+          <w:color w:val="000000" w:themeColor="text1"/>
+          <w:szCs w:val="28"/>
+        </w:rPr>
+        <w:t>Mã số thuế: &lt;mst&gt;</w:t>
+      </w:r>
+      <w:r>
+        <w:rPr>
+          <w:color w:val="000000" w:themeColor="text1"/>
+          <w:szCs w:val="28"/>
+        </w:rPr>
+        <w:t xml:space="preserve">. </w:t>
+      </w:r>
+      <w:r>
+        <w:rPr>
+          <w:color w:val="000000" w:themeColor="text1"/>
+          <w:szCs w:val="28"/>
+        </w:rPr>
+        <w:t>Địa chỉ: &lt;dia_chi&gt;</w:t>
+      </w:r>
+      <w:r>
+        <w:rPr>
+          <w:color w:val="000000" w:themeColor="text1"/>
+          <w:szCs w:val="28"/>
+        </w:rPr>
+        <w:t>.</w:t>
       </w:r>
     </w:p>
     <w:p>
@@ -1057,7 +1085,7 @@
           <w:color w:val="000000" w:themeColor="text1"/>
           <w:szCs w:val="28"/>
         </w:rPr>
-        <w:t xml:space="preserve">Mã số thuế: &lt;mst&gt;; </w:t>
+        <w:t>Nội dung kiểm tra: Kiểm tra việc chấp hành pháp luật thuế.</w:t>
       </w:r>
     </w:p>
     <w:p>
@@ -1075,42 +1103,6 @@
           <w:color w:val="000000" w:themeColor="text1"/>
           <w:szCs w:val="28"/>
         </w:rPr>
-        <w:t xml:space="preserve">Địa chỉ: &lt;dia_chi&gt;, về các nội dung sau: </w:t>
-      </w:r>
-    </w:p>
-    <w:p>
-      <w:pPr>
-        <w:spacing w:before="60" w:after="0" w:line="240" w:lineRule="auto"/>
-        <w:ind w:firstLine="425"/>
-        <w:jc w:val="both"/>
-        <w:rPr>
-          <w:color w:val="000000" w:themeColor="text1"/>
-          <w:szCs w:val="28"/>
-        </w:rPr>
-      </w:pPr>
-      <w:r>
-        <w:rPr>
-          <w:color w:val="000000" w:themeColor="text1"/>
-          <w:szCs w:val="28"/>
-        </w:rPr>
-        <w:t>Nội dung kiểm tra: Kiểm tra việc chấp hành pháp luật thuế.</w:t>
-      </w:r>
-    </w:p>
-    <w:p>
-      <w:pPr>
-        <w:spacing w:before="60" w:after="0" w:line="240" w:lineRule="auto"/>
-        <w:ind w:firstLine="425"/>
-        <w:jc w:val="both"/>
-        <w:rPr>
-          <w:color w:val="000000" w:themeColor="text1"/>
-          <w:szCs w:val="28"/>
-        </w:rPr>
-      </w:pPr>
-      <w:r>
-        <w:rPr>
-          <w:color w:val="000000" w:themeColor="text1"/>
-          <w:szCs w:val="28"/>
-        </w:rPr>
         <w:t>Thời kỳ kiểm</w:t>
       </w:r>
       <w:r>
@@ -1118,14 +1110,14 @@
           <w:color w:val="000000" w:themeColor="text1"/>
           <w:szCs w:val="28"/>
         </w:rPr>
-        <w:t xml:space="preserve"> tra: Từ ngày </w:t>
-      </w:r>
-      <w:r>
-        <w:rPr>
-          <w:color w:val="000000" w:themeColor="text1"/>
-          <w:szCs w:val="28"/>
-        </w:rPr>
-        <w:t>01/01/</w:t>
+        <w:t xml:space="preserve"> tra: Từ </w:t>
+      </w:r>
+      <w:r>
+        <w:rPr>
+          <w:color w:val="000000" w:themeColor="text1"/>
+          <w:szCs w:val="28"/>
+        </w:rPr>
+        <w:t xml:space="preserve">năm </w:t>
       </w:r>
       <w:r>
         <w:rPr>
@@ -1139,14 +1131,14 @@
           <w:color w:val="000000" w:themeColor="text1"/>
           <w:szCs w:val="28"/>
         </w:rPr>
-        <w:t xml:space="preserve"> đến ngày </w:t>
-      </w:r>
-      <w:r>
-        <w:rPr>
-          <w:color w:val="000000" w:themeColor="text1"/>
-          <w:szCs w:val="28"/>
-        </w:rPr>
-        <w:t>31/12/</w:t>
+        <w:t xml:space="preserve"> đến </w:t>
+      </w:r>
+      <w:r>
+        <w:rPr>
+          <w:color w:val="000000" w:themeColor="text1"/>
+          <w:szCs w:val="28"/>
+        </w:rPr>
+        <w:t xml:space="preserve">năm </w:t>
       </w:r>
       <w:r>
         <w:rPr>
@@ -2420,18 +2412,10 @@
       <w:bookmarkEnd w:id="1"/>
       <w:r>
         <w:rPr>
-          <w:bCs/>
-          <w:iCs/>
+          <w:color w:val="000000" w:themeColor="text1"/>
           <w:sz w:val="22"/>
         </w:rPr>
-        <w:t xml:space="preserve"> </w:t>
-      </w:r>
-      <w:r>
-        <w:rPr>
-          <w:color w:val="000000" w:themeColor="text1"/>
-          <w:sz w:val="22"/>
-        </w:rPr>
-        <w:t>(04b).</w:t>
+        <w:t>.</w:t>
       </w:r>
     </w:p>
     <w:p>

--- a/static/media/5.qd_ktr_dot_xuat.docx
+++ b/static/media/5.qd_ktr_dot_xuat.docx
@@ -140,7 +140,7 @@
           </mc:Choice>
           <mc:Fallback>
             <w:pict>
-              <v:shapetype w14:anchorId="15E48D82" id="_x0000_t32" coordsize="21600,21600" o:spt="32" o:oned="t" path="m,l21600,21600e" filled="f">
+              <v:shapetype w14:anchorId="2DE40EFA" id="_x0000_t32" coordsize="21600,21600" o:spt="32" o:oned="t" path="m,l21600,21600e" filled="f">
                 <v:path arrowok="t" fillok="f" o:connecttype="none"/>
                 <o:lock v:ext="edit" shapetype="t"/>
               </v:shapetype>
@@ -219,7 +219,7 @@
           </mc:Choice>
           <mc:Fallback>
             <w:pict>
-              <v:shape w14:anchorId="005DF331" id="AutoShape 6" o:spid="_x0000_s1026" type="#_x0000_t32" style="position:absolute;margin-left:254.9pt;margin-top:14.7pt;width:170.25pt;height:0;z-index:251656704;visibility:visible;mso-wrap-style:square;mso-width-percent:0;mso-height-percent:0;mso-wrap-distance-left:9pt;mso-wrap-distance-top:0;mso-wrap-distance-right:9pt;mso-wrap-distance-bottom:0;mso-position-horizontal:absolute;mso-position-horizontal-relative:text;mso-position-vertical:absolute;mso-position-vertical-relative:text;mso-width-percent:0;mso-height-percent:0;mso-width-relative:page;mso-height-relative:page" o:gfxdata="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"/>
+              <v:shape w14:anchorId="20F4BF85" id="AutoShape 6" o:spid="_x0000_s1026" type="#_x0000_t32" style="position:absolute;margin-left:254.9pt;margin-top:14.7pt;width:170.25pt;height:0;z-index:251656704;visibility:visible;mso-wrap-style:square;mso-width-percent:0;mso-height-percent:0;mso-wrap-distance-left:9pt;mso-wrap-distance-top:0;mso-wrap-distance-right:9pt;mso-wrap-distance-bottom:0;mso-position-horizontal:absolute;mso-position-horizontal-relative:text;mso-position-vertical:absolute;mso-position-vertical-relative:text;mso-width-percent:0;mso-height-percent:0;mso-width-relative:page;mso-height-relative:page" o:gfxdata="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"/>
             </w:pict>
           </mc:Fallback>
         </mc:AlternateContent>
@@ -273,7 +273,7 @@
       <w:pPr>
         <w:tabs>
           <w:tab w:val="center" w:pos="1701"/>
-          <w:tab w:val="right" w:pos="9355"/>
+          <w:tab w:val="right" w:pos="8505"/>
         </w:tabs>
         <w:spacing w:before="120" w:after="0" w:line="240" w:lineRule="auto"/>
         <w:ind w:left="-567"/>
@@ -517,7 +517,7 @@
           </mc:Choice>
           <mc:Fallback>
             <w:pict>
-              <v:shape w14:anchorId="645B3F88" id="AutoShape 7" o:spid="_x0000_s1026" type="#_x0000_t32" style="position:absolute;margin-left:160.1pt;margin-top:1.7pt;width:146.7pt;height:0;z-index:251660800;visibility:visible;mso-wrap-style:square;mso-width-percent:0;mso-height-percent:0;mso-wrap-distance-left:9pt;mso-wrap-distance-top:0;mso-wrap-distance-right:9pt;mso-wrap-distance-bottom:0;mso-position-horizontal:absolute;mso-position-horizontal-relative:text;mso-position-vertical:absolute;mso-position-vertical-relative:text;mso-width-percent:0;mso-height-percent:0;mso-width-relative:page;mso-height-relative:page" o:gfxdata="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"/>
+              <v:shape w14:anchorId="5C710628" id="AutoShape 7" o:spid="_x0000_s1026" type="#_x0000_t32" style="position:absolute;margin-left:160.1pt;margin-top:1.7pt;width:146.7pt;height:0;z-index:251660800;visibility:visible;mso-wrap-style:square;mso-width-percent:0;mso-height-percent:0;mso-wrap-distance-left:9pt;mso-wrap-distance-top:0;mso-wrap-distance-right:9pt;mso-wrap-distance-bottom:0;mso-position-horizontal:absolute;mso-position-horizontal-relative:text;mso-position-vertical:absolute;mso-position-vertical-relative:text;mso-width-percent:0;mso-height-percent:0;mso-width-relative:page;mso-height-relative:page" o:gfxdata="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"/>
             </w:pict>
           </mc:Fallback>
         </mc:AlternateContent>
@@ -760,7 +760,7 @@
           <w:i/>
           <w:color w:val="auto"/>
         </w:rPr>
-        <w:t xml:space="preserve">ởng Cục Thuế về việc ban hành quy </w:t>
+        <w:t xml:space="preserve">ởng Cục Thuế ban hành quy </w:t>
       </w:r>
       <w:r>
         <w:rPr>
